--- a/downloads/teacher/ai-5-week-22.docx
+++ b/downloads/teacher/ai-5-week-22.docx
@@ -2239,6 +2239,396 @@
         <w:t>For your Image-pattern Network Investigation, save the input, procedure, observed result and limitation of this check. Label this worked example as practice; use a different, previously unreviewed case when checking independent understanding.</w:t>
       </w:r>
     </w:p>
+    <w:p>
+      <w:pPr>
+        <w:pStyle w:val="Heading1"/>
+      </w:pPr>
+      <w:r>
+        <w:t>07. Prepare, teach and assess</w:t>
+      </w:r>
+    </w:p>
+    <w:p>
+      <w:r>
+        <w:t>Teaching target: Compute max and mean pooling under an explicit window rule</w:t>
+      </w:r>
+    </w:p>
+    <w:p>
+      <w:r>
+        <w:t>Prepare the labelled worked-case picture, the matching workbook, fictional input cards and a place for individual responses. Check a local Python 3 environment before class; have a paper-trace version ready.</w:t>
+      </w:r>
+    </w:p>
+    <w:tbl>
+      <w:tblPr>
+        <w:tblStyle w:val="LightShading-Accent1"/>
+        <w:tblW w:type="auto" w:w="0"/>
+        <w:tblLook w:firstColumn="1" w:firstRow="1" w:lastColumn="0" w:lastRow="0" w:noHBand="0" w:noVBand="1" w:val="04A0"/>
+      </w:tblPr>
+      <w:tblGrid>
+        <w:gridCol w:w="3408"/>
+        <w:gridCol w:w="3408"/>
+        <w:gridCol w:w="3408"/>
+      </w:tblGrid>
+      <w:tr>
+        <w:trPr>
+          <w:tblHeader/>
+        </w:trPr>
+        <w:tc>
+          <w:tcPr>
+            <w:tcW w:type="dxa" w:w="3408"/>
+          </w:tcPr>
+          <w:p>
+            <w:r>
+              <w:t>Session</w:t>
+            </w:r>
+          </w:p>
+        </w:tc>
+        <w:tc>
+          <w:tcPr>
+            <w:tcW w:type="dxa" w:w="3408"/>
+          </w:tcPr>
+          <w:p>
+            <w:r>
+              <w:t>Plan</w:t>
+            </w:r>
+          </w:p>
+        </w:tc>
+        <w:tc>
+          <w:tcPr>
+            <w:tcW w:type="dxa" w:w="3408"/>
+          </w:tcPr>
+          <w:p>
+            <w:r>
+              <w:t>Resources</w:t>
+            </w:r>
+          </w:p>
+        </w:tc>
+      </w:tr>
+      <w:tr>
+        <w:tc>
+          <w:tcPr>
+            <w:tcW w:type="dxa" w:w="3408"/>
+          </w:tcPr>
+          <w:p>
+            <w:r>
+              <w:t>Session 1 · Understand · 45 min</w:t>
+            </w:r>
+          </w:p>
+        </w:tc>
+        <w:tc>
+          <w:tcPr>
+            <w:tcW w:type="dxa" w:w="3408"/>
+          </w:tcPr>
+          <w:p>
+            <w:r>
+              <w:t>0–7: recall and prerequisite; 7–15: inspect the concrete case and predict; 15–30: teacher models the worked trace; 30–40: learners explain a step using the text and visual; 40–45: check the core idea.</w:t>
+            </w:r>
+          </w:p>
+        </w:tc>
+        <w:tc>
+          <w:tcPr>
+            <w:tcW w:type="dxa" w:w="3408"/>
+          </w:tcPr>
+          <w:p>
+            <w:r>
+              <w:t>Sections 1–6; record the brief recall in the workbook.</w:t>
+            </w:r>
+          </w:p>
+        </w:tc>
+      </w:tr>
+      <w:tr>
+        <w:tc>
+          <w:tcPr>
+            <w:tcW w:type="dxa" w:w="3408"/>
+          </w:tcPr>
+          <w:p>
+            <w:r>
+              <w:t>Session 2 · Practise · 45 min</w:t>
+            </w:r>
+          </w:p>
+        </w:tc>
+        <w:tc>
+          <w:tcPr>
+            <w:tcW w:type="dxa" w:w="3408"/>
+          </w:tcPr>
+          <w:p>
+            <w:r>
+              <w:t>0–5: retrieve the procedure; 5–15: W2 completion practice; 15–23: explain and check with a partner; 23–30: each learner answers the misconception check; 30–40: targeted reteaching or a harder variation; 40–45: prepare the investigation.</w:t>
+            </w:r>
+          </w:p>
+        </w:tc>
+        <w:tc>
+          <w:tcPr>
+            <w:tcW w:type="dxa" w:w="3408"/>
+          </w:tcPr>
+          <w:p>
+            <w:r>
+              <w:t>Sections 7–10; use the matching workbook W2 and misconception check.</w:t>
+            </w:r>
+          </w:p>
+        </w:tc>
+      </w:tr>
+      <w:tr>
+        <w:tc>
+          <w:tcPr>
+            <w:tcW w:type="dxa" w:w="3408"/>
+          </w:tcPr>
+          <w:p>
+            <w:r>
+              <w:t>Session 3 · Investigate and transfer · 45 min</w:t>
+            </w:r>
+          </w:p>
+        </w:tc>
+        <w:tc>
+          <w:tcPr>
+            <w:tcW w:type="dxa" w:w="3408"/>
+          </w:tcPr>
+          <w:p>
+            <w:r>
+              <w:t>0–5: retrieve the decision rule; 5–20: investigate or trace; 20–30: start the independent case; 30–38: connect the project; 38–43: act on feedback; 43–45: plan the return check.</w:t>
+            </w:r>
+          </w:p>
+        </w:tc>
+        <w:tc>
+          <w:tcPr>
+            <w:tcW w:type="dxa" w:w="3408"/>
+          </w:tcPr>
+          <w:p>
+            <w:r>
+              <w:t>Sections 9 and 11–14. Give extra time to finish the full task set; use Section 15 when the week includes a coding lab.</w:t>
+            </w:r>
+          </w:p>
+        </w:tc>
+      </w:tr>
+    </w:tbl>
+    <w:p>
+      <w:r>
+        <w:t>Before class, solve the supported practice: Give two different 2 by 2 windows containing exactly one 4 and three zeros that have the same maximum and mean. Explain why either scalar alone cannot identify the position of the 4.</w:t>
+      </w:r>
+    </w:p>
+    <w:p>
+      <w:r>
+        <w:t>Reasoned practice answer: Teacher explanation: For example, [[4, 0], [0, 0]] and [[0, 4], [0, 0]] both give maximum 4 and mean 1. A deterministic head receiving the same scalar must give the same output, so it cannot distinguish those positions.</w:t>
+      </w:r>
+    </w:p>
+    <w:p>
+      <w:r>
+        <w:t>Check every learner before discussion: Use the worked case for Pooling and spatial information. Proposed explanation: “Max pooling turns negative numbers into zero”. Decide whether this explanation is supported. Point to the step or supplied fact that decides; explain your repair if needed.</w:t>
+      </w:r>
+    </w:p>
+    <w:p>
+      <w:r>
+        <w:t>Misconception repair: That is a ReLU behaviour, not the maximum of an all-negative window.</w:t>
+      </w:r>
+    </w:p>
+    <w:p>
+      <w:r>
+        <w:t>Support: read the exact case aloud, enlarge the labelled picture, supply input cards and model only the first deciding step. Accept a spoken explanation or drawing; retain the reasoning goal.</w:t>
+      </w:r>
+    </w:p>
+    <w:p>
+      <w:r>
+        <w:t>Extension: Swap1 and 4 within the left window. Require a prediction and a reason before comparing. Expected result: Both pooled maps remain unchanged. Reason: Max and mean ignore the positions of values inside the same window.</w:t>
+      </w:r>
+    </w:p>
+    <w:p>
+      <w:r>
+        <w:t>Independent assessment: withhold the reserved answer until the learner has attempted the new case. Record support separately from correctness.</w:t>
+      </w:r>
+    </w:p>
+    <w:tbl>
+      <w:tblPr>
+        <w:tblStyle w:val="LightShading-Accent1"/>
+        <w:tblW w:type="auto" w:w="0"/>
+        <w:tblLook w:firstColumn="1" w:firstRow="1" w:lastColumn="0" w:lastRow="0" w:noHBand="0" w:noVBand="1" w:val="04A0"/>
+      </w:tblPr>
+      <w:tblGrid>
+        <w:gridCol w:w="2556"/>
+        <w:gridCol w:w="2556"/>
+        <w:gridCol w:w="2556"/>
+        <w:gridCol w:w="2556"/>
+      </w:tblGrid>
+      <w:tr>
+        <w:trPr>
+          <w:tblHeader/>
+        </w:trPr>
+        <w:tc>
+          <w:tcPr>
+            <w:tcW w:type="dxa" w:w="2556"/>
+          </w:tcPr>
+          <w:p>
+            <w:r>
+              <w:t>Criterion</w:t>
+            </w:r>
+          </w:p>
+        </w:tc>
+        <w:tc>
+          <w:tcPr>
+            <w:tcW w:type="dxa" w:w="2556"/>
+          </w:tcPr>
+          <w:p>
+            <w:r>
+              <w:t>Not yet</w:t>
+            </w:r>
+          </w:p>
+        </w:tc>
+        <w:tc>
+          <w:tcPr>
+            <w:tcW w:type="dxa" w:w="2556"/>
+          </w:tcPr>
+          <w:p>
+            <w:r>
+              <w:t>With support</w:t>
+            </w:r>
+          </w:p>
+        </w:tc>
+        <w:tc>
+          <w:tcPr>
+            <w:tcW w:type="dxa" w:w="2556"/>
+          </w:tcPr>
+          <w:p>
+            <w:r>
+              <w:t>Independent</w:t>
+            </w:r>
+          </w:p>
+        </w:tc>
+      </w:tr>
+      <w:tr>
+        <w:tc>
+          <w:tcPr>
+            <w:tcW w:type="dxa" w:w="2556"/>
+          </w:tcPr>
+          <w:p>
+            <w:r>
+              <w:t>Explanation</w:t>
+            </w:r>
+          </w:p>
+        </w:tc>
+        <w:tc>
+          <w:tcPr>
+            <w:tcW w:type="dxa" w:w="2556"/>
+          </w:tcPr>
+          <w:p>
+            <w:r>
+              <w:t>Names an answer without a deciding fact</w:t>
+            </w:r>
+          </w:p>
+        </w:tc>
+        <w:tc>
+          <w:tcPr>
+            <w:tcW w:type="dxa" w:w="2556"/>
+          </w:tcPr>
+          <w:p>
+            <w:r>
+              <w:t>Uses a hint to link fact and decision</w:t>
+            </w:r>
+          </w:p>
+        </w:tc>
+        <w:tc>
+          <w:tcPr>
+            <w:tcW w:type="dxa" w:w="2556"/>
+          </w:tcPr>
+          <w:p>
+            <w:r>
+              <w:t>Explains the deciding fact in own words</w:t>
+            </w:r>
+          </w:p>
+        </w:tc>
+      </w:tr>
+      <w:tr>
+        <w:tc>
+          <w:tcPr>
+            <w:tcW w:type="dxa" w:w="2556"/>
+          </w:tcPr>
+          <w:p>
+            <w:r>
+              <w:t>Trace or test</w:t>
+            </w:r>
+          </w:p>
+        </w:tc>
+        <w:tc>
+          <w:tcPr>
+            <w:tcW w:type="dxa" w:w="2556"/>
+          </w:tcPr>
+          <w:p>
+            <w:r>
+              <w:t>Cannot connect input and result</w:t>
+            </w:r>
+          </w:p>
+        </w:tc>
+        <w:tc>
+          <w:tcPr>
+            <w:tcW w:type="dxa" w:w="2556"/>
+          </w:tcPr>
+          <w:p>
+            <w:r>
+              <w:t>Completes steps with prompts</w:t>
+            </w:r>
+          </w:p>
+        </w:tc>
+        <w:tc>
+          <w:tcPr>
+            <w:tcW w:type="dxa" w:w="2556"/>
+          </w:tcPr>
+          <w:p>
+            <w:r>
+              <w:t>Traces or tests a changed case accurately</w:t>
+            </w:r>
+          </w:p>
+        </w:tc>
+      </w:tr>
+      <w:tr>
+        <w:tc>
+          <w:tcPr>
+            <w:tcW w:type="dxa" w:w="2556"/>
+          </w:tcPr>
+          <w:p>
+            <w:r>
+              <w:t>Limits and revision</w:t>
+            </w:r>
+          </w:p>
+        </w:tc>
+        <w:tc>
+          <w:tcPr>
+            <w:tcW w:type="dxa" w:w="2556"/>
+          </w:tcPr>
+          <w:p>
+            <w:r>
+              <w:t>Claims more than evidence supports</w:t>
+            </w:r>
+          </w:p>
+        </w:tc>
+        <w:tc>
+          <w:tcPr>
+            <w:tcW w:type="dxa" w:w="2556"/>
+          </w:tcPr>
+          <w:p>
+            <w:r>
+              <w:t>Names a limit after a prompt</w:t>
+            </w:r>
+          </w:p>
+        </w:tc>
+        <w:tc>
+          <w:tcPr>
+            <w:tcW w:type="dxa" w:w="2556"/>
+          </w:tcPr>
+          <w:p>
+            <w:r>
+              <w:t>States a defensible limit and useful next test</w:t>
+            </w:r>
+          </w:p>
+        </w:tc>
+      </w:tr>
+    </w:tbl>
+    <w:p>
+      <w:r>
+        <w:t>Project checkpoint: Evaluate and revise. Compare with your starting method, explain errors and record a justified revision.</w:t>
+      </w:r>
+    </w:p>
+    <w:p>
+      <w:r>
+        <w:t>Use the weekly teacher answer for topic-specific reasoning. A saved progress tick is an activity record; judge mastery from the learner’s explanation and evidence.</w:t>
+      </w:r>
+    </w:p>
     <w:sectPr>
       <w:pgSz w:w="12240" w:h="15840"/>
       <w:pgMar w:top="936" w:right="1008" w:bottom="936" w:left="1008" w:header="720" w:footer="720" w:gutter="0"/>

--- a/downloads/teacher/ai-5-week-22.docx
+++ b/downloads/teacher/ai-5-week-22.docx
@@ -2629,6 +2629,39 @@
         <w:t>Use the weekly teacher answer for topic-specific reasoning. A saved progress tick is an activity record; judge mastery from the learner’s explanation and evidence.</w:t>
       </w:r>
     </w:p>
+    <w:p>
+      <w:pPr>
+        <w:pStyle w:val="Heading1"/>
+      </w:pPr>
+      <w:r>
+        <w:t>08. Use feedback, labs and repair paths</w:t>
+      </w:r>
+    </w:p>
+    <w:p>
+      <w:r>
+        <w:t>Use the two formative questions as supported practice, not as independent mastery scores. Discuss the deciding evidence rather than accepting a guessed selection.</w:t>
+      </w:r>
+    </w:p>
+    <w:p>
+      <w:r>
+        <w:t>The feedback comes from the reviewed public worked case. Do not reveal the separately reserved independent teacher answer until the learner has attempted that case.</w:t>
+      </w:r>
+    </w:p>
+    <w:p>
+      <w:r>
+        <w:t>Ask students to predict before running code. Preserve errors and actual outputs; collect a changed test and an explanation. The branch-boundary and indexing lessons deliberately include failure cases.</w:t>
+      </w:r>
+    </w:p>
+    <w:p>
+      <w:r>
+        <w:t>Use the earlier worked-explanation links to address a specific missing building block, then return to the current question. Adapt this suggestion after observing the learner; it is not an automatic diagnosis.</w:t>
+      </w:r>
+    </w:p>
+    <w:p>
+      <w:r>
+        <w:t>Collect the completed-work portfolio as evidence. Record support separately from correctness, and assess explanation, trace/test and limitations. Progress ticks and quiz selections alone do not establish mastery.</w:t>
+      </w:r>
+    </w:p>
     <w:sectPr>
       <w:pgSz w:w="12240" w:h="15840"/>
       <w:pgMar w:top="936" w:right="1008" w:bottom="936" w:left="1008" w:header="720" w:footer="720" w:gutter="0"/>

--- a/downloads/teacher/ai-5-week-22.docx
+++ b/downloads/teacher/ai-5-week-22.docx
@@ -29,16 +29,39 @@
       </w:r>
     </w:p>
     <w:p>
-      <w:pPr>
-        <w:pStyle w:val="Heading3"/>
-      </w:pPr>
-      <w:r>
-        <w:t>Teach the learning cycle</w:t>
+      <w:r>
+        <w:t>Prepare Pooling and spatial information: check the target, prerequisites, resources and adaptable teaching schedule.</w:t>
       </w:r>
     </w:p>
     <w:p>
-      <w:r>
-        <w:t>Primary target: Compute max and mean pooling under an explicit window rule</w:t>
+      <w:pPr>
+        <w:pStyle w:val="Heading3"/>
+      </w:pPr>
+      <w:r>
+        <w:t>Teach the learning cycle</w:t>
+      </w:r>
+    </w:p>
+    <w:p>
+      <w:pPr>
+        <w:spacing w:line="336" w:lineRule="auto" w:after="180"/>
+      </w:pPr>
+      <w:r>
+        <w:rPr>
+          <w:b w:val="0"/>
+        </w:rPr>
+        <w:t xml:space="preserve">Primary target: Compute max and </w:t>
+      </w:r>
+      <w:r>
+        <w:rPr>
+          <w:b/>
+        </w:rPr>
+        <w:t>mean pooling</w:t>
+      </w:r>
+      <w:r>
+        <w:rPr>
+          <w:b w:val="0"/>
+        </w:rPr>
+        <w:t xml:space="preserve"> under an explicit window rule</w:t>
       </w:r>
     </w:p>
     <w:tbl>
@@ -185,16 +208,37 @@
       </w:tr>
     </w:tbl>
     <w:p>
-      <w:r>
-        <w:t>This is a starting allocation of 135 minutes, not a validated duration. Preserve all named topics. Schedule extra time for connected examples, the full investigation, independent cases and project building. Repeated copies of a case share one recorded attempt; they are not new evidence.</w:t>
+      <w:pPr>
+        <w:spacing w:line="336" w:lineRule="auto" w:after="180"/>
+      </w:pPr>
+      <w:r>
+        <w:rPr>
+          <w:b w:val="0"/>
+        </w:rPr>
+        <w:t>This is a starting allocation of 135 minutes, not a validated duration. Preserve all named topics. Schedule extra time for connected examples, the full investigation, independent cases and project building.</w:t>
       </w:r>
     </w:p>
     <w:p>
       <w:pPr>
-        <w:pStyle w:val="Heading3"/>
-      </w:pPr>
-      <w:r>
-        <w:t>Retrieval answer guidance</w:t>
+        <w:spacing w:line="336" w:lineRule="auto" w:after="180"/>
+      </w:pPr>
+      <w:r>
+        <w:rPr>
+          <w:b w:val="0"/>
+        </w:rPr>
+        <w:t xml:space="preserve">Repeated copies of a case share one recorded attempt; they are not new </w:t>
+      </w:r>
+      <w:r>
+        <w:rPr>
+          <w:b/>
+        </w:rPr>
+        <w:t>evidence</w:t>
+      </w:r>
+      <w:r>
+        <w:rPr>
+          <w:b w:val="0"/>
+        </w:rPr>
+        <w:t>.</w:t>
       </w:r>
     </w:p>
     <w:p>
@@ -202,183 +246,574 @@
         <w:pStyle w:val="Heading3"/>
       </w:pPr>
       <w:r>
-        <w:t>Convolution as a local operation</w:t>
+        <w:t>Retrieval answer guidance</w:t>
       </w:r>
     </w:p>
     <w:p>
-      <w:r>
-        <w:t>Without opening the old lesson, explain one key idea from Convolution as a local operation. Give an example and a mistake that the idea helps you avoid.</w:t>
+      <w:pPr>
+        <w:pStyle w:val="Heading3"/>
+      </w:pPr>
+      <w:r>
+        <w:t>Convolution as a local operation</w:t>
       </w:r>
     </w:p>
     <w:p>
-      <w:r>
-        <w:t>Look for: Compute a local weighted sum at each valid image position</w:t>
+      <w:pPr>
+        <w:spacing w:line="336" w:lineRule="auto" w:after="180"/>
+      </w:pPr>
+      <w:r>
+        <w:rPr>
+          <w:b w:val="0"/>
+        </w:rPr>
+        <w:t>Without opening the old lesson, explain one key idea from Convolution as a local operation. Give an example and a mistake that the idea helps you avoid.</w:t>
       </w:r>
     </w:p>
     <w:p>
-      <w:r>
-        <w:t>Reference example, not the only acceptable wording: Teacher explanation: Window rows are [2, 0] and [1, 3]. Products are 2, 0, 0 and 3, giving output 5.</w:t>
+      <w:pPr>
+        <w:spacing w:line="336" w:lineRule="auto" w:after="180"/>
+      </w:pPr>
+      <w:r>
+        <w:rPr>
+          <w:b w:val="0"/>
+        </w:rPr>
+        <w:t>Look for: Compute a local weighted sum at each valid image position</w:t>
       </w:r>
     </w:p>
     <w:p>
       <w:pPr>
-        <w:pStyle w:val="Heading3"/>
-      </w:pPr>
-      <w:r>
-        <w:t>Learned representations</w:t>
+        <w:spacing w:line="336" w:lineRule="auto" w:after="180"/>
+      </w:pPr>
+      <w:r>
+        <w:rPr>
+          <w:b w:val="0"/>
+        </w:rPr>
+        <w:t xml:space="preserve">Reference example, not the only acceptable wording: Teacher explanation: Window rows are [2, 0] and [1, 3]. Products are 2, 0, 0 and 3, giving </w:t>
+      </w:r>
+      <w:r>
+        <w:rPr>
+          <w:b/>
+        </w:rPr>
+        <w:t>output</w:t>
+      </w:r>
+      <w:r>
+        <w:rPr>
+          <w:b w:val="0"/>
+        </w:rPr>
+        <w:t xml:space="preserve"> 5.</w:t>
       </w:r>
     </w:p>
     <w:p>
-      <w:r>
-        <w:t>Without opening the old lesson, explain one key idea from Learned representations. Give an example and a mistake that the idea helps you avoid.</w:t>
+      <w:pPr>
+        <w:pStyle w:val="Heading3"/>
+      </w:pPr>
+      <w:r>
+        <w:t>Learned representations</w:t>
       </w:r>
     </w:p>
     <w:p>
-      <w:r>
-        <w:t>Look for: Trace an input through a hidden representation and a decision rule</w:t>
+      <w:pPr>
+        <w:spacing w:line="336" w:lineRule="auto" w:after="180"/>
+      </w:pPr>
+      <w:r>
+        <w:rPr>
+          <w:b w:val="0"/>
+        </w:rPr>
+        <w:t>Without opening the old lesson, explain one key idea from Learned representations. Give an example and a mistake that the idea helps you avoid.</w:t>
       </w:r>
     </w:p>
     <w:p>
-      <w:r>
-        <w:t>Reference example, not the only acceptable wording: Teacher explanation: The vectors are [5, 0], [0, 5] and [0, 0]. Predictions are 1, 0 and 0. Equal width and height does not satisfy strictly greater.</w:t>
+      <w:pPr>
+        <w:spacing w:line="336" w:lineRule="auto" w:after="180"/>
+      </w:pPr>
+      <w:r>
+        <w:rPr>
+          <w:b w:val="0"/>
+        </w:rPr>
+        <w:t xml:space="preserve">Look for: Trace an </w:t>
+      </w:r>
+      <w:r>
+        <w:rPr>
+          <w:b/>
+        </w:rPr>
+        <w:t>input</w:t>
+      </w:r>
+      <w:r>
+        <w:rPr>
+          <w:b w:val="0"/>
+        </w:rPr>
+        <w:t xml:space="preserve"> through a hidden representation and a decision rule</w:t>
       </w:r>
     </w:p>
     <w:p>
       <w:pPr>
-        <w:pStyle w:val="Heading3"/>
-      </w:pPr>
-      <w:r>
-        <w:t>Regularisation and early stopping</w:t>
+        <w:spacing w:line="336" w:lineRule="auto" w:after="180"/>
+      </w:pPr>
+      <w:r>
+        <w:rPr>
+          <w:b w:val="0"/>
+        </w:rPr>
+        <w:t xml:space="preserve">Reference example, not the only acceptable wording: Teacher explanation: The vectors are [5, 0], [0, 5] and [0, 0]. </w:t>
+      </w:r>
+      <w:r>
+        <w:rPr>
+          <w:b/>
+        </w:rPr>
+        <w:t>Prediction</w:t>
+      </w:r>
+      <w:r>
+        <w:rPr>
+          <w:b w:val="0"/>
+        </w:rPr>
+        <w:t>s are 1, 0 and 0. Equal width and height does not satisfy strictly greater.</w:t>
       </w:r>
     </w:p>
     <w:p>
-      <w:r>
-        <w:t>Without opening the old lesson, explain one key idea from Regularisation and early stopping. Give an example and a mistake that the idea helps you avoid.</w:t>
+      <w:pPr>
+        <w:pStyle w:val="Heading3"/>
+      </w:pPr>
+      <w:r>
+        <w:t>Regularisation and early stopping</w:t>
       </w:r>
     </w:p>
     <w:p>
-      <w:r>
-        <w:t>Look for: Separate a weight penalty from prediction error</w:t>
+      <w:pPr>
+        <w:spacing w:line="336" w:lineRule="auto" w:after="180"/>
+      </w:pPr>
+      <w:r>
+        <w:rPr>
+          <w:b w:val="0"/>
+        </w:rPr>
+        <w:t>Without opening the old lesson, explain one key idea from Regularisation and early stopping. Give an example and a mistake that the idea helps you avoid.</w:t>
       </w:r>
     </w:p>
     <w:p>
-      <w:r>
-        <w:t>Reference example, not the only acceptable wording: Teacher explanation: MSE 0, penalty 2, total J 2, total gradient 2. Zero data gradient does not remove the penalty gradient.</w:t>
+      <w:pPr>
+        <w:spacing w:line="336" w:lineRule="auto" w:after="180"/>
+      </w:pPr>
+      <w:r>
+        <w:rPr>
+          <w:b w:val="0"/>
+        </w:rPr>
+        <w:t xml:space="preserve">Look for: Separate a weight penalty from </w:t>
+      </w:r>
+      <w:r>
+        <w:rPr>
+          <w:b/>
+        </w:rPr>
+        <w:t>prediction</w:t>
+      </w:r>
+      <w:r>
+        <w:rPr>
+          <w:b w:val="0"/>
+        </w:rPr>
+        <w:t xml:space="preserve"> error</w:t>
       </w:r>
     </w:p>
     <w:p>
-      <w:r>
-        <w:t>Use two 45-minute sessions. Prepare a labelled 4 by 4 grid with four window outlines. State complete windows, stride 2 and no padding before any arithmetic. Keep pooling separate from ReLU, and discuss loss of location through explicit collisions. Reference for the floor-based pooling convention: https://docs.pytorch.org/docs/stable/generated/torch.nn.modules.pooling.MaxPool2d.html . No software library is required.</w:t>
+      <w:pPr>
+        <w:spacing w:line="336" w:lineRule="auto" w:after="180"/>
+      </w:pPr>
+      <w:r>
+        <w:rPr>
+          <w:b w:val="0"/>
+        </w:rPr>
+        <w:t>Reference example, not the only acceptable wording: Teacher explanation: MSE 0, penalty 2, total J 2, total gradient 2. Zero data gradient does not remove the penalty gradient.</w:t>
       </w:r>
     </w:p>
     <w:p>
       <w:pPr>
-        <w:pStyle w:val="Heading3"/>
-      </w:pPr>
-      <w:r>
-        <w:t>Outcomes</w:t>
+        <w:spacing w:line="336" w:lineRule="auto" w:after="180"/>
+      </w:pPr>
+      <w:r>
+        <w:rPr>
+          <w:b w:val="0"/>
+        </w:rPr>
+        <w:t>Use two 45-minute sessions. Prepare a labelled 4 by 4 grid with four window outlines. State complete windows, stride 2 and no padding before any arithmetic.</w:t>
       </w:r>
     </w:p>
     <w:p>
-      <w:r>
-        <w:t>Compute max and mean pooling under an explicit window rule</w:t>
+      <w:pPr>
+        <w:spacing w:line="336" w:lineRule="auto" w:after="180"/>
+      </w:pPr>
+      <w:r>
+        <w:rPr>
+          <w:b w:val="0"/>
+        </w:rPr>
+        <w:t>Keep pooling separate from ReLU, and discuss loss of location through explicit collisions.</w:t>
       </w:r>
     </w:p>
     <w:p>
-      <w:r>
-        <w:t>Use collisions to explain lost spatial information</w:t>
+      <w:pPr>
+        <w:spacing w:line="336" w:lineRule="auto" w:after="180"/>
+      </w:pPr>
+      <w:r>
+        <w:rPr>
+          <w:b w:val="0"/>
+        </w:rPr>
+        <w:t>Reference for the floor-based pooling convention: https://docs.pytorch.org/docs/stable/generated/torch.nn.modules.pooling.MaxPool2d.html . No software library is required.</w:t>
       </w:r>
     </w:p>
     <w:p>
-      <w:r>
-        <w:t>Test boundary and movement claims with revealing examples</w:t>
+      <w:pPr>
+        <w:pStyle w:val="Heading3"/>
+      </w:pPr>
+      <w:r>
+        <w:t>Outcomes</w:t>
       </w:r>
     </w:p>
     <w:p>
       <w:pPr>
-        <w:pStyle w:val="Heading3"/>
-      </w:pPr>
-      <w:r>
-        <w:t>Preparation</w:t>
+        <w:spacing w:line="336" w:lineRule="auto" w:after="180"/>
+      </w:pPr>
+      <w:r>
+        <w:rPr>
+          <w:b w:val="0"/>
+        </w:rPr>
+        <w:t xml:space="preserve">Compute max and </w:t>
+      </w:r>
+      <w:r>
+        <w:rPr>
+          <w:b/>
+        </w:rPr>
+        <w:t>mean pooling</w:t>
+      </w:r>
+      <w:r>
+        <w:rPr>
+          <w:b w:val="0"/>
+        </w:rPr>
+        <w:t xml:space="preserve"> under an explicit window rule</w:t>
       </w:r>
     </w:p>
     <w:p>
-      <w:r>
-        <w:t>Printed lesson and workbook; paper and pencil</w:t>
+      <w:pPr>
+        <w:spacing w:line="336" w:lineRule="auto" w:after="180"/>
+      </w:pPr>
+      <w:r>
+        <w:rPr>
+          <w:b w:val="0"/>
+        </w:rPr>
+        <w:t xml:space="preserve">Use collisions to explain lost </w:t>
+      </w:r>
+      <w:r>
+        <w:rPr>
+          <w:b/>
+        </w:rPr>
+        <w:t>spatial information</w:t>
       </w:r>
     </w:p>
     <w:p>
-      <w:r>
-        <w:t>Calculator and optional local Python 3 editor; no packages or AI accounts needed</w:t>
+      <w:pPr>
+        <w:spacing w:line="336" w:lineRule="auto" w:after="180"/>
+      </w:pPr>
+      <w:r>
+        <w:rPr>
+          <w:b w:val="0"/>
+        </w:rPr>
+        <w:t>Test boundary and movement claims with revealing examples</w:t>
       </w:r>
     </w:p>
     <w:p>
-      <w:r>
-        <w:t>Use the fictional examples supplied; prepare the fresh retry before class</w:t>
+      <w:pPr>
+        <w:pStyle w:val="Heading3"/>
+      </w:pPr>
+      <w:r>
+        <w:t>Preparation</w:t>
       </w:r>
     </w:p>
     <w:p>
       <w:pPr>
-        <w:pStyle w:val="Heading3"/>
-      </w:pPr>
-      <w:r>
-        <w:t>Prerequisite answer</w:t>
+        <w:spacing w:line="336" w:lineRule="auto" w:after="180"/>
+      </w:pPr>
+      <w:r>
+        <w:rPr>
+          <w:b w:val="0"/>
+        </w:rPr>
+        <w:t>Printed lesson and workbook; paper and pencil</w:t>
       </w:r>
     </w:p>
     <w:p>
-      <w:r>
-        <w:t>Only the start at row 0 column 0 fits. The output shape is 1 by 1 under the complete-window rule.</w:t>
+      <w:pPr>
+        <w:spacing w:line="336" w:lineRule="auto" w:after="180"/>
+      </w:pPr>
+      <w:r>
+        <w:rPr>
+          <w:b w:val="0"/>
+        </w:rPr>
+        <w:t>Calculator and optional local Python 3 editor; no packages or AI accounts needed</w:t>
       </w:r>
     </w:p>
     <w:p>
       <w:pPr>
-        <w:pStyle w:val="Heading3"/>
-      </w:pPr>
-      <w:r>
-        <w:t>End goal for the pictorial case</w:t>
+        <w:spacing w:line="336" w:lineRule="auto" w:after="180"/>
+      </w:pPr>
+      <w:r>
+        <w:rPr>
+          <w:b w:val="0"/>
+        </w:rPr>
+        <w:t>Use the fictional examples supplied; prepare the fresh retry before class</w:t>
       </w:r>
     </w:p>
     <w:p>
-      <w:r>
-        <w:t>By the end, I can explain pooling and spatial information using a traced example and a stated limitation.</w:t>
+      <w:pPr>
+        <w:pStyle w:val="Heading3"/>
+      </w:pPr>
+      <w:r>
+        <w:t>Prerequisite answer</w:t>
       </w:r>
     </w:p>
     <w:p>
-      <w:r>
-        <w:t>This added worked case illustrates the week’s main idea. Retain all original and connected topics; schedule its practice within the teaching cycle.</w:t>
+      <w:pPr>
+        <w:spacing w:line="336" w:lineRule="auto" w:after="180"/>
+      </w:pPr>
+      <w:r>
+        <w:rPr>
+          <w:b w:val="0"/>
+        </w:rPr>
+        <w:t xml:space="preserve">Only the start at row 0 column 0 fits. The </w:t>
+      </w:r>
+      <w:r>
+        <w:rPr>
+          <w:b/>
+        </w:rPr>
+        <w:t>output</w:t>
+      </w:r>
+      <w:r>
+        <w:rPr>
+          <w:b w:val="0"/>
+        </w:rPr>
+        <w:t xml:space="preserve"> shape is 1 by 1 under the complete-window rule.</w:t>
       </w:r>
     </w:p>
     <w:p>
       <w:pPr>
-        <w:pStyle w:val="Heading1"/>
-      </w:pPr>
-      <w:r>
-        <w:t>02. Explain and model the mechanism</w:t>
+        <w:pStyle w:val="Heading3"/>
+      </w:pPr>
+      <w:r>
+        <w:t>End goal for the pictorial case</w:t>
       </w:r>
     </w:p>
     <w:p>
-      <w:r>
-        <w:t>A fictional single-channel feature map has rows [1, 4, 2, 0], [3, 2, 5, 1], [0, 6, 1, 3] and [2, 4, 2, 7]. Use a 2 by 2 window, stride 2, no padding and only complete windows. Coordinates are zero-based. The four starts are [0, 0], [0, 2], [2, 0] and [2, 2].</w:t>
+      <w:pPr>
+        <w:spacing w:line="336" w:lineRule="auto" w:after="180"/>
+      </w:pPr>
+      <w:r>
+        <w:rPr>
+          <w:b w:val="0"/>
+        </w:rPr>
+        <w:t xml:space="preserve">By the end, I can explain pooling and </w:t>
+      </w:r>
+      <w:r>
+        <w:rPr>
+          <w:b/>
+        </w:rPr>
+        <w:t>spatial information</w:t>
+      </w:r>
+      <w:r>
+        <w:rPr>
+          <w:b w:val="0"/>
+        </w:rPr>
+        <w:t xml:space="preserve"> using a traced example and a stated limitation.</w:t>
       </w:r>
     </w:p>
     <w:p>
-      <w:r>
-        <w:t>Max pooling keeps the largest value in each window. Mean pooling adds the four values and divides by 4. Neither operation learns weights in this lesson. These are fixed summaries of the incoming feature map, unlike the trainable kernel parameters introduced last week.</w:t>
+      <w:pPr>
+        <w:spacing w:line="336" w:lineRule="auto" w:after="180"/>
+      </w:pPr>
+      <w:r>
+        <w:rPr>
+          <w:b w:val="0"/>
+        </w:rPr>
+        <w:t>This added worked case illustrates the week’s main idea. Retain all original and connected topics; schedule its practice within the teaching cycle.</w:t>
       </w:r>
     </w:p>
     <w:p>
-      <w:r>
-        <w:t>The max output is [[4, 5], [6, 7]], and the mean output is [[2.5, 2], [3, 3.25]]. Both have shape 2 by 2. Sixteen values become four, but the four outputs still preserve the coarse arrangement of the four regions.</w:t>
+      <w:pPr>
+        <w:pStyle w:val="Heading1"/>
+      </w:pPr>
+      <w:r>
+        <w:t>02. Explain and model the mechanism</w:t>
       </w:r>
     </w:p>
     <w:p>
       <w:r>
-        <w:t>This code assumes a nonempty rectangular numeric map at least 2 by 2. It uses only complete 2 by 2 windows, stride 2 and no padding. It returns two separate summaries of the same map; it does not apply one pooling operation after the other.</w:t>
+        <w:t>Model Pooling and spatial information using the supplied case, labelled mechanism and reasoning. Make the scope of each conclusion explicit.</w:t>
       </w:r>
     </w:p>
     <w:p>
-      <w:r>
-        <w:t>For this complete-window rule the output shape is floor((H - 2) / 2) + 1 by floor((W - 2) / 2) + 1. A 3 by 3 map produces just one output; its last row and last column are not read. Do not silently invent a partial-window rule or pad missing positions.</w:t>
+      <w:pPr>
+        <w:spacing w:line="336" w:lineRule="auto" w:after="180"/>
+      </w:pPr>
+      <w:r>
+        <w:rPr>
+          <w:b w:val="0"/>
+        </w:rPr>
+        <w:t>A fictional single-channel feature map has rows [1, 4, 2, 0], [3, 2, 5, 1], [0, 6, 1, 3] and [2, 4, 2, 7]. Use a 2 by 2 window, stride 2, no padding and only complete windows. Coordinates are zero-based.</w:t>
+      </w:r>
+    </w:p>
+    <w:p>
+      <w:pPr>
+        <w:spacing w:line="336" w:lineRule="auto" w:after="180"/>
+      </w:pPr>
+      <w:r>
+        <w:rPr>
+          <w:b w:val="0"/>
+        </w:rPr>
+        <w:t>The four starts are [0, 0], [0, 2], [2, 0] and [2, 2].</w:t>
+      </w:r>
+    </w:p>
+    <w:p>
+      <w:pPr>
+        <w:spacing w:line="336" w:lineRule="auto" w:after="180"/>
+      </w:pPr>
+      <w:r>
+        <w:rPr>
+          <w:b/>
+        </w:rPr>
+        <w:t>Max pooling</w:t>
+      </w:r>
+      <w:r>
+        <w:rPr>
+          <w:b w:val="0"/>
+        </w:rPr>
+        <w:t xml:space="preserve"> keeps the largest value in each window. </w:t>
+      </w:r>
+      <w:r>
+        <w:rPr>
+          <w:b/>
+        </w:rPr>
+        <w:t>Mean pooling</w:t>
+      </w:r>
+      <w:r>
+        <w:rPr>
+          <w:b w:val="0"/>
+        </w:rPr>
+        <w:t xml:space="preserve"> adds the four values and divides by 4. Neither operation learns weights in this lesson.</w:t>
+      </w:r>
+    </w:p>
+    <w:p>
+      <w:pPr>
+        <w:spacing w:line="336" w:lineRule="auto" w:after="180"/>
+      </w:pPr>
+      <w:r>
+        <w:rPr>
+          <w:b w:val="0"/>
+        </w:rPr>
+        <w:t>These are fixed summaries of the incoming feature map, unlike the trainable kernel parameters introduced last week.</w:t>
+      </w:r>
+    </w:p>
+    <w:p>
+      <w:pPr>
+        <w:spacing w:line="336" w:lineRule="auto" w:after="180"/>
+      </w:pPr>
+      <w:r>
+        <w:rPr>
+          <w:b w:val="0"/>
+        </w:rPr>
+        <w:t xml:space="preserve">The max </w:t>
+      </w:r>
+      <w:r>
+        <w:rPr>
+          <w:b/>
+        </w:rPr>
+        <w:t>output</w:t>
+      </w:r>
+      <w:r>
+        <w:rPr>
+          <w:b w:val="0"/>
+        </w:rPr>
+        <w:t xml:space="preserve"> is [[4, 5], [6, 7]], and the mean </w:t>
+      </w:r>
+      <w:r>
+        <w:rPr>
+          <w:b/>
+        </w:rPr>
+        <w:t>output</w:t>
+      </w:r>
+      <w:r>
+        <w:rPr>
+          <w:b w:val="0"/>
+        </w:rPr>
+        <w:t xml:space="preserve"> is [[2.5, 2], [3, 3.25]]. Both have shape 2 by 2. Sixteen values become four, but the four </w:t>
+      </w:r>
+      <w:r>
+        <w:rPr>
+          <w:b/>
+        </w:rPr>
+        <w:t>output</w:t>
+      </w:r>
+      <w:r>
+        <w:rPr>
+          <w:b w:val="0"/>
+        </w:rPr>
+        <w:t>s still preserve the coarse arrangement of the four regions.</w:t>
+      </w:r>
+    </w:p>
+    <w:p>
+      <w:pPr>
+        <w:spacing w:line="336" w:lineRule="auto" w:after="180"/>
+      </w:pPr>
+      <w:r>
+        <w:rPr>
+          <w:b w:val="0"/>
+        </w:rPr>
+        <w:t>This code assumes a nonempty rectangular numeric map at least 2 by 2. It uses only complete 2 by 2 windows, stride 2 and no padding.</w:t>
+      </w:r>
+    </w:p>
+    <w:p>
+      <w:pPr>
+        <w:spacing w:line="336" w:lineRule="auto" w:after="180"/>
+      </w:pPr>
+      <w:r>
+        <w:rPr>
+          <w:b w:val="0"/>
+        </w:rPr>
+        <w:t>It returns two separate summaries of the same map; it does not apply one pooling operation after the other.</w:t>
+      </w:r>
+    </w:p>
+    <w:p>
+      <w:pPr>
+        <w:spacing w:line="336" w:lineRule="auto" w:after="180"/>
+      </w:pPr>
+      <w:r>
+        <w:rPr>
+          <w:b w:val="0"/>
+        </w:rPr>
+        <w:t xml:space="preserve">For this complete-window rule the </w:t>
+      </w:r>
+      <w:r>
+        <w:rPr>
+          <w:b/>
+        </w:rPr>
+        <w:t>output</w:t>
+      </w:r>
+      <w:r>
+        <w:rPr>
+          <w:b w:val="0"/>
+        </w:rPr>
+        <w:t xml:space="preserve"> shape is floor((H - 2) / 2) + 1 by floor((W - 2) / 2) + 1. A 3 by 3 map produces just one </w:t>
+      </w:r>
+      <w:r>
+        <w:rPr>
+          <w:b/>
+        </w:rPr>
+        <w:t>output</w:t>
+      </w:r>
+      <w:r>
+        <w:rPr>
+          <w:b w:val="0"/>
+        </w:rPr>
+        <w:t>; its last row and last column are not read.</w:t>
+      </w:r>
+    </w:p>
+    <w:p>
+      <w:pPr>
+        <w:spacing w:line="336" w:lineRule="auto" w:after="180"/>
+      </w:pPr>
+      <w:r>
+        <w:rPr>
+          <w:b w:val="0"/>
+        </w:rPr>
+        <w:t>Do not silently invent a partial-window rule or pad missing positions.</w:t>
       </w:r>
     </w:p>
     <w:tbl>
@@ -662,21 +1097,75 @@
       </w:r>
     </w:p>
     <w:p>
-      <w:r>
-        <w:t>Guided: both windows have maximum 6 and mean 1.5. Either scalar alone cannot distinguish their different nonzero positions. Exit: the first two visual windows collide, so exact reconstruction is impossible from the pooled values alone. The 8 crossing from column 1 to column 2 changes the pooled map, so universal shift invariance does not follow.</w:t>
+      <w:pPr>
+        <w:pStyle w:val="Heading3"/>
+      </w:pPr>
+      <w:r>
+        <w:t>Explain Pooling and spatial information · 1</w:t>
       </w:r>
     </w:p>
     <w:p>
       <w:pPr>
-        <w:pStyle w:val="Heading3"/>
-      </w:pPr>
-      <w:r>
-        <w:t>Model the reasoning aloud</w:t>
+        <w:spacing w:line="336" w:lineRule="auto" w:after="180"/>
+      </w:pPr>
+      <w:r>
+        <w:rPr>
+          <w:b w:val="0"/>
+        </w:rPr>
+        <w:t>Guided: both windows have maximum 6 and mean 1.5. Either scalar alone cannot distinguish their different nonzero positions.</w:t>
       </w:r>
     </w:p>
     <w:p>
-      <w:r>
-        <w:t>Use the complete worked example below before asking learners to complete W2. Reveal a small part, invite a prediction, then explain the deciding step. These teacher notes contain solutions; do not reveal the independent case answer during modelling.</w:t>
+      <w:pPr>
+        <w:spacing w:line="336" w:lineRule="auto" w:after="180"/>
+      </w:pPr>
+      <w:r>
+        <w:rPr>
+          <w:b w:val="0"/>
+        </w:rPr>
+        <w:t>Exit: the first two visual windows collide, so exact reconstruction is impossible from the pooled values alone. The 8 crossing from column 1 to column 2 changes the pooled map, so universal shift invariance does not follow.</w:t>
+      </w:r>
+    </w:p>
+    <w:p>
+      <w:pPr>
+        <w:pStyle w:val="Heading3"/>
+      </w:pPr>
+      <w:r>
+        <w:t>Model the reasoning aloud</w:t>
+      </w:r>
+    </w:p>
+    <w:p>
+      <w:pPr>
+        <w:spacing w:line="336" w:lineRule="auto" w:after="180"/>
+      </w:pPr>
+      <w:r>
+        <w:rPr>
+          <w:b w:val="0"/>
+        </w:rPr>
+        <w:t xml:space="preserve">Use the complete worked example below before asking learners to complete W2. Reveal a small part, invite a </w:t>
+      </w:r>
+      <w:r>
+        <w:rPr>
+          <w:b/>
+        </w:rPr>
+        <w:t>prediction</w:t>
+      </w:r>
+      <w:r>
+        <w:rPr>
+          <w:b w:val="0"/>
+        </w:rPr>
+        <w:t>, then explain the deciding step.</w:t>
+      </w:r>
+    </w:p>
+    <w:p>
+      <w:pPr>
+        <w:spacing w:line="336" w:lineRule="auto" w:after="180"/>
+      </w:pPr>
+      <w:r>
+        <w:rPr>
+          <w:b w:val="0"/>
+        </w:rPr>
+        <w:t>These teacher notes contain solutions; do not reveal the independent case answer during modelling.</w:t>
       </w:r>
     </w:p>
     <w:p>
@@ -966,7 +1455,13 @@
       </w:tr>
     </w:tbl>
     <w:p>
-      <w:r>
+      <w:pPr>
+        <w:spacing w:line="336" w:lineRule="auto" w:after="180"/>
+      </w:pPr>
+      <w:r>
+        <w:rPr>
+          <w:b w:val="0"/>
+        </w:rPr>
         <w:t>Use the diagram and verbal explanation together. Ask learners to match a sentence to a specific visual step; do not assign learners fixed visual or auditory learning styles.</w:t>
       </w:r>
     </w:p>
@@ -979,7 +1474,13 @@
       </w:r>
     </w:p>
     <w:p>
-      <w:r>
+      <w:pPr>
+        <w:spacing w:line="336" w:lineRule="auto" w:after="180"/>
+      </w:pPr>
+      <w:r>
+        <w:rPr>
+          <w:b w:val="0"/>
+        </w:rPr>
         <w:t>Pool a small map and show the detail it cannot retain.</w:t>
       </w:r>
     </w:p>
@@ -992,13 +1493,55 @@
       </w:r>
     </w:p>
     <w:p>
-      <w:r>
-        <w:t>Feature map rows [1, 4, 2, 0],[3, 2, 5, 1]. Pool non-overlapping2×2 windows, stride2, no padding.</w:t>
+      <w:pPr>
+        <w:pStyle w:val="Heading3"/>
+      </w:pPr>
+      <w:r>
+        <w:t>Supplied facts</w:t>
       </w:r>
     </w:p>
     <w:p>
-      <w:r>
-        <w:t>All inputs and outcomes in this worked example are invented classroom data; no real model run is claimed.</w:t>
+      <w:pPr>
+        <w:spacing w:line="336" w:lineRule="auto" w:after="180"/>
+        <w:shd w:fill="F1F6FC"/>
+      </w:pPr>
+      <w:r>
+        <w:rPr>
+          <w:b w:val="0"/>
+        </w:rPr>
+        <w:t>Feature map rows [1, 4, 2, 0],[3, 2, 5, 1]. Pool non-overlapping2×2 windows, stride2, no padding.</w:t>
+      </w:r>
+    </w:p>
+    <w:p>
+      <w:pPr>
+        <w:pStyle w:val="Heading3"/>
+      </w:pPr>
+      <w:r>
+        <w:t>Supplied facts</w:t>
+      </w:r>
+    </w:p>
+    <w:p>
+      <w:pPr>
+        <w:spacing w:line="336" w:lineRule="auto" w:after="180"/>
+        <w:shd w:fill="F1F6FC"/>
+      </w:pPr>
+      <w:r>
+        <w:rPr>
+          <w:b w:val="0"/>
+        </w:rPr>
+        <w:t xml:space="preserve">All </w:t>
+      </w:r>
+      <w:r>
+        <w:rPr>
+          <w:b/>
+        </w:rPr>
+        <w:t>input</w:t>
+      </w:r>
+      <w:r>
+        <w:rPr>
+          <w:b w:val="0"/>
+        </w:rPr>
+        <w:t>s and outcomes in this worked example are invented classroom data; no real model run is claimed.</w:t>
       </w:r>
     </w:p>
     <w:p>
@@ -1197,21 +1740,59 @@
       </w:r>
     </w:p>
     <w:p>
-      <w:r>
-        <w:t>Pooling compresses each local window into a summary. Maximum keeps its largest value; mean keeps its average. Neither summary records where each value appeared. Swapping values inside one window leaves both summaries unchanged here, so the pooled output cannot reconstruct the original arrangement. The chosen window, stride and boundary policy determine the output shape.</w:t>
+      <w:pPr>
+        <w:pStyle w:val="Heading3"/>
+      </w:pPr>
+      <w:r>
+        <w:t>Why the result follows</w:t>
       </w:r>
     </w:p>
     <w:p>
       <w:pPr>
-        <w:pStyle w:val="Heading3"/>
-      </w:pPr>
-      <w:r>
-        <w:t>What this example does not establish</w:t>
+        <w:spacing w:line="336" w:lineRule="auto" w:after="180"/>
+        <w:shd w:fill="F1F6FC"/>
+      </w:pPr>
+      <w:r>
+        <w:rPr>
+          <w:b w:val="0"/>
+        </w:rPr>
+        <w:t>Pooling compresses each local window into a summary. Maximum keeps its largest value; mean keeps its average. Neither summary records where each value appeared.</w:t>
       </w:r>
     </w:p>
     <w:p>
-      <w:r>
-        <w:t>Pooling is a declared aggregation, not automatic improvement; losing location can harm tasks that need precise positions.</w:t>
+      <w:pPr>
+        <w:spacing w:line="336" w:lineRule="auto" w:after="180"/>
+        <w:shd w:fill="F1F6FC"/>
+      </w:pPr>
+      <w:r>
+        <w:rPr>
+          <w:b w:val="0"/>
+        </w:rPr>
+        <w:t xml:space="preserve">Swapping values inside one window leaves both summaries unchanged here, so the pooled </w:t>
+      </w:r>
+      <w:r>
+        <w:rPr>
+          <w:b/>
+        </w:rPr>
+        <w:t>output</w:t>
+      </w:r>
+      <w:r>
+        <w:rPr>
+          <w:b w:val="0"/>
+        </w:rPr>
+        <w:t xml:space="preserve"> cannot reconstruct the original arrangement. The chosen window, stride and boundary policy determine the </w:t>
+      </w:r>
+      <w:r>
+        <w:rPr>
+          <w:b/>
+        </w:rPr>
+        <w:t>output</w:t>
+      </w:r>
+      <w:r>
+        <w:rPr>
+          <w:b w:val="0"/>
+        </w:rPr>
+        <w:t xml:space="preserve"> shape.</w:t>
       </w:r>
     </w:p>
     <w:p>
@@ -1219,22 +1800,35 @@
         <w:pStyle w:val="Heading3"/>
       </w:pPr>
       <w:r>
-        <w:t>Change one thing in the pictured case</w:t>
+        <w:t>What this example does not establish</w:t>
       </w:r>
     </w:p>
     <w:p>
-      <w:r>
-        <w:t>Change: Swap1 and 4 within the left window.</w:t>
+      <w:pPr>
+        <w:pStyle w:val="Heading3"/>
+      </w:pPr>
+      <w:r>
+        <w:t>Keep the stated limit</w:t>
       </w:r>
     </w:p>
     <w:p>
-      <w:r>
-        <w:t>Prediction: Both pooled maps remain unchanged.</w:t>
+      <w:pPr>
+        <w:spacing w:line="336" w:lineRule="auto" w:after="180"/>
+        <w:shd w:fill="FFF5E6"/>
+      </w:pPr>
+      <w:r>
+        <w:rPr>
+          <w:b w:val="0"/>
+        </w:rPr>
+        <w:t>Pooling is a declared aggregation, not automatic improvement; losing location can harm tasks that need precise positions.</w:t>
       </w:r>
     </w:p>
     <w:p>
-      <w:r>
-        <w:t>Reason: Max and mean ignore the positions of values inside the same window.</w:t>
+      <w:pPr>
+        <w:pStyle w:val="Heading3"/>
+      </w:pPr>
+      <w:r>
+        <w:t>Change one thing in the pictured case</w:t>
       </w:r>
     </w:p>
     <w:p>
@@ -1242,20 +1836,140 @@
         <w:pStyle w:val="Heading3"/>
       </w:pPr>
       <w:r>
-        <w:t>Ask while showing the picture</w:t>
+        <w:t>Change one thing</w:t>
       </w:r>
     </w:p>
     <w:p>
-      <w:r>
-        <w:t>Cover the result. Ask learners to name the inputs and predict the next step. Uncover one step, connect the icon to the actual procedure, and explain its evidence. Then change the supplied condition and compare. The picture is a representation; it does not document execution of a real AI model.</w:t>
+      <w:pPr>
+        <w:spacing w:line="336" w:lineRule="auto" w:after="180"/>
+        <w:shd w:fill="F5F1FB"/>
+      </w:pPr>
+      <w:r>
+        <w:rPr>
+          <w:b w:val="0"/>
+        </w:rPr>
+        <w:t>Change: Swap1 and 4 within the left window.</w:t>
       </w:r>
     </w:p>
     <w:p>
       <w:pPr>
+        <w:pStyle w:val="Heading3"/>
+      </w:pPr>
+      <w:r>
+        <w:t>Predicted result</w:t>
+      </w:r>
+    </w:p>
+    <w:p>
+      <w:pPr>
+        <w:spacing w:line="336" w:lineRule="auto" w:after="180"/>
+        <w:shd w:fill="F1F6FC"/>
+      </w:pPr>
+      <w:r>
+        <w:rPr>
+          <w:b/>
+        </w:rPr>
+        <w:t>Prediction</w:t>
+      </w:r>
+      <w:r>
+        <w:rPr>
+          <w:b w:val="0"/>
+        </w:rPr>
+        <w:t>: Both pooled maps remain unchanged.</w:t>
+      </w:r>
+    </w:p>
+    <w:p>
+      <w:pPr>
+        <w:pStyle w:val="Heading3"/>
+      </w:pPr>
+      <w:r>
+        <w:t>Why the result follows</w:t>
+      </w:r>
+    </w:p>
+    <w:p>
+      <w:pPr>
+        <w:spacing w:line="336" w:lineRule="auto" w:after="180"/>
+        <w:shd w:fill="F1F6FC"/>
+      </w:pPr>
+      <w:r>
+        <w:rPr>
+          <w:b w:val="0"/>
+        </w:rPr>
+        <w:t>Reason: Max and mean ignore the positions of values inside the same window.</w:t>
+      </w:r>
+    </w:p>
+    <w:p>
+      <w:pPr>
+        <w:pStyle w:val="Heading3"/>
+      </w:pPr>
+      <w:r>
+        <w:t>Ask while showing the picture</w:t>
+      </w:r>
+    </w:p>
+    <w:p>
+      <w:pPr>
+        <w:pStyle w:val="Heading3"/>
+      </w:pPr>
+      <w:r>
+        <w:t>Ask while showing the picture · 2</w:t>
+      </w:r>
+    </w:p>
+    <w:p>
+      <w:pPr>
+        <w:spacing w:line="336" w:lineRule="auto" w:after="180"/>
+      </w:pPr>
+      <w:r>
+        <w:rPr>
+          <w:b w:val="0"/>
+        </w:rPr>
+        <w:t xml:space="preserve">Cover the result. Ask learners to name the </w:t>
+      </w:r>
+      <w:r>
+        <w:rPr>
+          <w:b/>
+        </w:rPr>
+        <w:t>input</w:t>
+      </w:r>
+      <w:r>
+        <w:rPr>
+          <w:b w:val="0"/>
+        </w:rPr>
+        <w:t xml:space="preserve">s and predict the next step. Uncover one step, connect the icon to the actual procedure, and explain its </w:t>
+      </w:r>
+      <w:r>
+        <w:rPr>
+          <w:b/>
+        </w:rPr>
+        <w:t>evidence</w:t>
+      </w:r>
+      <w:r>
+        <w:rPr>
+          <w:b w:val="0"/>
+        </w:rPr>
+        <w:t>. Then change the supplied condition and compare.</w:t>
+      </w:r>
+    </w:p>
+    <w:p>
+      <w:pPr>
+        <w:spacing w:line="336" w:lineRule="auto" w:after="180"/>
+      </w:pPr>
+      <w:r>
+        <w:rPr>
+          <w:b w:val="0"/>
+        </w:rPr>
+        <w:t>The picture is a representation; it does not document execution of a real AI model.</w:t>
+      </w:r>
+    </w:p>
+    <w:p>
+      <w:pPr>
         <w:pStyle w:val="Heading1"/>
       </w:pPr>
       <w:r>
         <w:t>03. Demonstrate and guide practice</w:t>
+      </w:r>
+    </w:p>
+    <w:p>
+      <w:r>
+        <w:t>Demonstrate Pooling and spatial information, reduce support deliberately and check individual reasoning before discussing answers.</w:t>
       </w:r>
     </w:p>
     <w:tbl>
@@ -1471,36 +2185,76 @@
       </w:tr>
     </w:tbl>
     <w:p>
-      <w:r>
-        <w:t>Use the worked example in Sections 3 and 6. Collect a prediction before revealing its result; ask the learner to point to each intermediate fact.</w:t>
+      <w:pPr>
+        <w:spacing w:line="336" w:lineRule="auto" w:after="180"/>
+      </w:pPr>
+      <w:r>
+        <w:rPr>
+          <w:b w:val="0"/>
+        </w:rPr>
+        <w:t xml:space="preserve">Use the worked example in Sections 3 and 6. Collect a </w:t>
+      </w:r>
+      <w:r>
+        <w:rPr>
+          <w:b/>
+        </w:rPr>
+        <w:t>prediction</w:t>
+      </w:r>
+      <w:r>
+        <w:rPr>
+          <w:b w:val="0"/>
+        </w:rPr>
+        <w:t xml:space="preserve"> before revealing its result; ask the learner to point to each intermediate fact.</w:t>
       </w:r>
     </w:p>
     <w:p>
-      <w:r>
-        <w:t>Provide separate columns for window values, sum, divisor, maximum and mean. Use numbered positions rather than colour alone. Extension: enumerate all sixteen binary 2 by 2 windows, group them by maximum and mean, and identify collisions under each summary.</w:t>
+      <w:pPr>
+        <w:spacing w:line="336" w:lineRule="auto" w:after="180"/>
+      </w:pPr>
+      <w:r>
+        <w:rPr>
+          <w:b w:val="0"/>
+        </w:rPr>
+        <w:t>Provide separate columns for window values, sum, divisor, maximum and mean. Use numbered positions rather than colour alone.</w:t>
       </w:r>
     </w:p>
     <w:p>
       <w:pPr>
-        <w:pStyle w:val="Heading3"/>
-      </w:pPr>
-      <w:r>
-        <w:t>Reduce help deliberately</w:t>
+        <w:spacing w:line="336" w:lineRule="auto" w:after="180"/>
+      </w:pPr>
+      <w:r>
+        <w:rPr>
+          <w:b w:val="0"/>
+        </w:rPr>
+        <w:t>Extension: enumerate all sixteen binary 2 by 2 windows, group them by maximum and mean, and identify collisions under each summary.</w:t>
       </w:r>
     </w:p>
     <w:p>
-      <w:r>
-        <w:t>Completion task: Give two different 2 by 2 windows containing exactly one 4 and three zeros that have the same maximum and mean. Explain why either scalar alone cannot identify the position of the 4.</w:t>
+      <w:pPr>
+        <w:pStyle w:val="Heading3"/>
+      </w:pPr>
+      <w:r>
+        <w:t>Reduce help deliberately</w:t>
       </w:r>
     </w:p>
     <w:p>
-      <w:r>
-        <w:t>Teacher check: Teacher explanation: For example, [[4, 0], [0, 0]] and [[0, 4], [0, 0]] both give maximum 4 and mean 1. A deterministic head receiving the same scalar must give the same output, so it cannot distinguish those positions.</w:t>
+      <w:pPr>
+        <w:pStyle w:val="Heading3"/>
+      </w:pPr>
+      <w:r>
+        <w:t>Completion practice</w:t>
       </w:r>
     </w:p>
     <w:p>
-      <w:r>
-        <w:t>Start by identifying the given inputs together. Leave the intermediate steps blank. If needed, model one step, then withdraw that help on the next step. Move to a full trace only when the partial trace is understood. For partners, alternate explainer and checker; collect a response from every learner before discussion.</w:t>
+      <w:pPr>
+        <w:spacing w:line="336" w:lineRule="auto" w:after="180"/>
+        <w:shd w:fill="F5F1FB"/>
+      </w:pPr>
+      <w:r>
+        <w:rPr>
+          <w:b w:val="0"/>
+        </w:rPr>
+        <w:t>Completion task: Give two different 2 by 2 windows containing exactly one 4 and three zeros that have the same maximum and mean. Explain why either scalar alone cannot identify the position of the 4.</w:t>
       </w:r>
     </w:p>
     <w:p>
@@ -1508,86 +2262,391 @@
         <w:pStyle w:val="Heading3"/>
       </w:pPr>
       <w:r>
-        <w:t>Individual reasoning check</w:t>
+        <w:t>Reasoning to listen for</w:t>
       </w:r>
     </w:p>
     <w:p>
-      <w:r>
-        <w:t>Use the worked case for Pooling and spatial information. Proposed explanation: “Max pooling turns negative numbers into zero”. Decide whether this explanation is supported. Point to the step or supplied fact that decides; explain your repair if needed.</w:t>
+      <w:pPr>
+        <w:spacing w:line="336" w:lineRule="auto" w:after="180"/>
+        <w:shd w:fill="F1F6FC"/>
+      </w:pPr>
+      <w:r>
+        <w:rPr>
+          <w:b w:val="0"/>
+        </w:rPr>
+        <w:t>Teacher check: Teacher explanation: For example, [[4, 0], [0, 0]] and [[0, 4], [0, 0]] both give maximum 4 and mean 1.</w:t>
       </w:r>
     </w:p>
     <w:p>
-      <w:r>
-        <w:t>Expected correction: That is a ReLU behaviour, not the maximum of an all-negative window.</w:t>
+      <w:pPr>
+        <w:spacing w:line="336" w:lineRule="auto" w:after="180"/>
+        <w:shd w:fill="F1F6FC"/>
+      </w:pPr>
+      <w:r>
+        <w:rPr>
+          <w:b w:val="0"/>
+        </w:rPr>
+        <w:t xml:space="preserve">A deterministic head receiving the same scalar must give the same </w:t>
+      </w:r>
+      <w:r>
+        <w:rPr>
+          <w:b/>
+        </w:rPr>
+        <w:t>output</w:t>
+      </w:r>
+      <w:r>
+        <w:rPr>
+          <w:b w:val="0"/>
+        </w:rPr>
+        <w:t>, so it cannot distinguish those positions.</w:t>
       </w:r>
     </w:p>
     <w:p>
-      <w:r>
-        <w:t>Collect explanations, not only yes/no votes. If a misunderstanding is common, re-model the relevant step for the class. If it affects a few learners, give a short targeted group explanation while others solve a more demanding variation.</w:t>
+      <w:pPr>
+        <w:spacing w:line="336" w:lineRule="auto" w:after="180"/>
+      </w:pPr>
+      <w:r>
+        <w:rPr>
+          <w:b w:val="0"/>
+        </w:rPr>
+        <w:t xml:space="preserve">Start by identifying the given </w:t>
+      </w:r>
+      <w:r>
+        <w:rPr>
+          <w:b/>
+        </w:rPr>
+        <w:t>input</w:t>
+      </w:r>
+      <w:r>
+        <w:rPr>
+          <w:b w:val="0"/>
+        </w:rPr>
+        <w:t>s together. Leave the intermediate steps blank. If needed, model one step, then withdraw that help on the next step. Move to a full trace only when the partial trace is understood.</w:t>
       </w:r>
     </w:p>
     <w:p>
       <w:pPr>
-        <w:pStyle w:val="Heading3"/>
-      </w:pPr>
-      <w:r>
-        <w:t>Pictorial practice question</w:t>
+        <w:spacing w:line="336" w:lineRule="auto" w:after="180"/>
+      </w:pPr>
+      <w:r>
+        <w:rPr>
+          <w:b w:val="0"/>
+        </w:rPr>
+        <w:t>For partners, alternate explainer and checker; collect a response from every learner before discussion.</w:t>
       </w:r>
     </w:p>
     <w:p>
-      <w:r>
-        <w:t>Can the max map reveal where the 4 originally appeared? Point to the relevant step in the picture, then write the changed result and the rule or evidence that supports it.</w:t>
+      <w:pPr>
+        <w:pStyle w:val="Heading3"/>
+      </w:pPr>
+      <w:r>
+        <w:t>Individual reasoning check</w:t>
       </w:r>
     </w:p>
     <w:p>
       <w:pPr>
-        <w:pStyle w:val="Heading3"/>
-      </w:pPr>
-      <w:r>
-        <w:t>Reasoned teacher answer</w:t>
+        <w:spacing w:line="336" w:lineRule="auto" w:after="180"/>
+      </w:pPr>
+      <w:r>
+        <w:rPr>
+          <w:b w:val="0"/>
+        </w:rPr>
+        <w:t xml:space="preserve">Use the worked case for Pooling and </w:t>
+      </w:r>
+      <w:r>
+        <w:rPr>
+          <w:b/>
+        </w:rPr>
+        <w:t>spatial information</w:t>
+      </w:r>
+      <w:r>
+        <w:rPr>
+          <w:b w:val="0"/>
+        </w:rPr>
+        <w:t>. Proposed explanation: “</w:t>
+      </w:r>
+      <w:r>
+        <w:rPr>
+          <w:b/>
+        </w:rPr>
+        <w:t>Max pooling</w:t>
+      </w:r>
+      <w:r>
+        <w:rPr>
+          <w:b w:val="0"/>
+        </w:rPr>
+        <w:t xml:space="preserve"> turns negative numbers into zero”. Decide whether this explanation is supported.</w:t>
       </w:r>
     </w:p>
     <w:p>
-      <w:r>
-        <w:t>No. The original 4 was top-right in the left window, but after swapping it is top-left; the pooled value 4 is identical. Changed-case check: Both pooled maps remain unchanged. Max and mean ignore the positions of values inside the same window.</w:t>
+      <w:pPr>
+        <w:spacing w:line="336" w:lineRule="auto" w:after="180"/>
+      </w:pPr>
+      <w:r>
+        <w:rPr>
+          <w:b w:val="0"/>
+        </w:rPr>
+        <w:t>Point to the step or supplied fact that decides; explain your repair if needed.</w:t>
       </w:r>
     </w:p>
     <w:p>
-      <w:r>
-        <w:t>Changed-case reasoning: Both pooled maps remain unchanged. Max and mean ignore the positions of values inside the same window.</w:t>
+      <w:pPr>
+        <w:pStyle w:val="Heading3"/>
+      </w:pPr>
+      <w:r>
+        <w:t>Expected repair</w:t>
       </w:r>
     </w:p>
     <w:p>
-      <w:r>
-        <w:t>Collect each learner’s explanation before discussion. Use the first missing connection between input, deciding step and result to choose support. This question is worked-case practice, not fresh mastery evidence.</w:t>
+      <w:pPr>
+        <w:spacing w:line="336" w:lineRule="auto" w:after="180"/>
+        <w:shd w:fill="F1F6FC"/>
+      </w:pPr>
+      <w:r>
+        <w:rPr>
+          <w:b w:val="0"/>
+        </w:rPr>
+        <w:t>Expected correction: That is a ReLU behaviour, not the maximum of an all-negative window.</w:t>
       </w:r>
     </w:p>
     <w:p>
       <w:pPr>
-        <w:pStyle w:val="Heading1"/>
-      </w:pPr>
-      <w:r>
-        <w:t>04. Run the investigation and diagnose misconceptions</w:t>
+        <w:spacing w:line="336" w:lineRule="auto" w:after="180"/>
+      </w:pPr>
+      <w:r>
+        <w:rPr>
+          <w:b w:val="0"/>
+        </w:rPr>
+        <w:t>Collect explanations, not only yes/no votes. If a misunderstanding is common, re-model the relevant step for the class.</w:t>
       </w:r>
     </w:p>
     <w:p>
-      <w:r>
-        <w:t>Max pooling turns negative numbers into zero: That is a ReLU behaviour, not the maximum of an all-negative window.</w:t>
+      <w:pPr>
+        <w:spacing w:line="336" w:lineRule="auto" w:after="180"/>
+      </w:pPr>
+      <w:r>
+        <w:rPr>
+          <w:b w:val="0"/>
+        </w:rPr>
+        <w:t>If it affects a few learners, give a short targeted group explanation while others solve a more demanding variation.</w:t>
       </w:r>
     </w:p>
     <w:p>
-      <w:r>
-        <w:t>Pooling removes all spatial information: A local pooled grid retains coarse regional arrangement while losing within-window detail.</w:t>
+      <w:pPr>
+        <w:pStyle w:val="Heading3"/>
+      </w:pPr>
+      <w:r>
+        <w:t>Pictorial practice question</w:t>
       </w:r>
     </w:p>
     <w:p>
-      <w:r>
-        <w:t>Saving the maximum position restores the input: Other values remain unknown even when a unique maximum location is recorded.</w:t>
+      <w:pPr>
+        <w:spacing w:line="336" w:lineRule="auto" w:after="180"/>
+      </w:pPr>
+      <w:r>
+        <w:rPr>
+          <w:b w:val="0"/>
+        </w:rPr>
+        <w:t xml:space="preserve">Can the max map reveal where the 4 originally appeared? Point to the relevant step in the picture, then write the changed result and the rule or </w:t>
+      </w:r>
+      <w:r>
+        <w:rPr>
+          <w:b/>
+        </w:rPr>
+        <w:t>evidence</w:t>
+      </w:r>
+      <w:r>
+        <w:rPr>
+          <w:b w:val="0"/>
+        </w:rPr>
+        <w:t xml:space="preserve"> that supports it.</w:t>
       </w:r>
     </w:p>
     <w:p>
-      <w:r>
-        <w:t>Use Section 9 for the evidence ledger. Add a boundary or missing-input case and record the expected response before checking. More successful repeats of one case do not establish wider coverage.</w:t>
+      <w:pPr>
+        <w:pStyle w:val="Heading3"/>
+      </w:pPr>
+      <w:r>
+        <w:t>Reasoned teacher answer</w:t>
+      </w:r>
+    </w:p>
+    <w:p>
+      <w:pPr>
+        <w:spacing w:line="336" w:lineRule="auto" w:after="180"/>
+      </w:pPr>
+      <w:r>
+        <w:rPr>
+          <w:b w:val="0"/>
+        </w:rPr>
+        <w:t>No. The original 4 was top-right in the left window, but after swapping it is top-left; the pooled value 4 is identical. Changed-case check: Both pooled maps remain unchanged.</w:t>
+      </w:r>
+    </w:p>
+    <w:p>
+      <w:pPr>
+        <w:spacing w:line="336" w:lineRule="auto" w:after="180"/>
+      </w:pPr>
+      <w:r>
+        <w:rPr>
+          <w:b w:val="0"/>
+        </w:rPr>
+        <w:t>Max and mean ignore the positions of values inside the same window.</w:t>
+      </w:r>
+    </w:p>
+    <w:p>
+      <w:pPr>
+        <w:spacing w:line="336" w:lineRule="auto" w:after="180"/>
+      </w:pPr>
+      <w:r>
+        <w:rPr>
+          <w:b w:val="0"/>
+        </w:rPr>
+        <w:t>Changed-case reasoning: Both pooled maps remain unchanged. Max and mean ignore the positions of values inside the same window.</w:t>
+      </w:r>
+    </w:p>
+    <w:p>
+      <w:pPr>
+        <w:spacing w:line="336" w:lineRule="auto" w:after="180"/>
+      </w:pPr>
+      <w:r>
+        <w:rPr>
+          <w:b w:val="0"/>
+        </w:rPr>
+        <w:t xml:space="preserve">Collect each learner’s explanation before discussion. Use the first missing connection between </w:t>
+      </w:r>
+      <w:r>
+        <w:rPr>
+          <w:b/>
+        </w:rPr>
+        <w:t>input</w:t>
+      </w:r>
+      <w:r>
+        <w:rPr>
+          <w:b w:val="0"/>
+        </w:rPr>
+        <w:t xml:space="preserve">, deciding step and result to choose support. This question is worked-case practice, not fresh mastery </w:t>
+      </w:r>
+      <w:r>
+        <w:rPr>
+          <w:b/>
+        </w:rPr>
+        <w:t>evidence</w:t>
+      </w:r>
+      <w:r>
+        <w:rPr>
+          <w:b w:val="0"/>
+        </w:rPr>
+        <w:t>.</w:t>
+      </w:r>
+    </w:p>
+    <w:p>
+      <w:pPr>
+        <w:pStyle w:val="Heading1"/>
+      </w:pPr>
+      <w:r>
+        <w:t>04. Run the investigation and diagnose misconceptions</w:t>
+      </w:r>
+    </w:p>
+    <w:p>
+      <w:r>
+        <w:t>Run the Pooling and spatial information investigation and use the first unsupported step to choose a teaching response.</w:t>
+      </w:r>
+    </w:p>
+    <w:p>
+      <w:pPr>
+        <w:spacing w:line="336" w:lineRule="auto" w:after="180"/>
+      </w:pPr>
+      <w:r>
+        <w:rPr>
+          <w:b/>
+        </w:rPr>
+        <w:t>Max pooling</w:t>
+      </w:r>
+      <w:r>
+        <w:rPr>
+          <w:b w:val="0"/>
+        </w:rPr>
+        <w:t xml:space="preserve"> turns negative numbers into zero: That is a ReLU behaviour, not the maximum of an all-negative window.</w:t>
+      </w:r>
+    </w:p>
+    <w:p>
+      <w:pPr>
+        <w:spacing w:line="336" w:lineRule="auto" w:after="180"/>
+      </w:pPr>
+      <w:r>
+        <w:rPr>
+          <w:b w:val="0"/>
+        </w:rPr>
+        <w:t xml:space="preserve">Pooling removes all </w:t>
+      </w:r>
+      <w:r>
+        <w:rPr>
+          <w:b/>
+        </w:rPr>
+        <w:t>spatial information</w:t>
+      </w:r>
+      <w:r>
+        <w:rPr>
+          <w:b w:val="0"/>
+        </w:rPr>
+        <w:t>: A local pooled grid retains coarse regional arrangement while losing within-window detail.</w:t>
+      </w:r>
+    </w:p>
+    <w:p>
+      <w:pPr>
+        <w:spacing w:line="336" w:lineRule="auto" w:after="180"/>
+      </w:pPr>
+      <w:r>
+        <w:rPr>
+          <w:b w:val="0"/>
+        </w:rPr>
+        <w:t xml:space="preserve">Saving the maximum position restores the </w:t>
+      </w:r>
+      <w:r>
+        <w:rPr>
+          <w:b/>
+        </w:rPr>
+        <w:t>input</w:t>
+      </w:r>
+      <w:r>
+        <w:rPr>
+          <w:b w:val="0"/>
+        </w:rPr>
+        <w:t>: Other values remain unknown even when a unique maximum location is recorded.</w:t>
+      </w:r>
+    </w:p>
+    <w:p>
+      <w:pPr>
+        <w:spacing w:line="336" w:lineRule="auto" w:after="180"/>
+      </w:pPr>
+      <w:r>
+        <w:rPr>
+          <w:b w:val="0"/>
+        </w:rPr>
+        <w:t xml:space="preserve">Use Section 9 for the </w:t>
+      </w:r>
+      <w:r>
+        <w:rPr>
+          <w:b/>
+        </w:rPr>
+        <w:t>evidence</w:t>
+      </w:r>
+      <w:r>
+        <w:rPr>
+          <w:b w:val="0"/>
+        </w:rPr>
+        <w:t xml:space="preserve"> ledger. Add a boundary or missing-</w:t>
+      </w:r>
+      <w:r>
+        <w:rPr>
+          <w:b/>
+        </w:rPr>
+        <w:t>input</w:t>
+      </w:r>
+      <w:r>
+        <w:rPr>
+          <w:b w:val="0"/>
+        </w:rPr>
+        <w:t xml:space="preserve"> case and record the expected response before checking. More successful repeats of one case do not establish wider coverage.</w:t>
       </w:r>
     </w:p>
     <w:p>
@@ -1745,29 +2804,38 @@
       </w:tr>
     </w:tbl>
     <w:p>
-      <w:r>
-        <w:t>Offer an oral explanation, drawing, enlarged visual or fewer examples when that removes a reading/writing barrier. Keep the same reasoning goal. Stretch secure learners by changing a boundary or assumption and asking them to defend the effect, not simply by assigning more of the same questions.</w:t>
+      <w:pPr>
+        <w:spacing w:line="336" w:lineRule="auto" w:after="180"/>
+      </w:pPr>
+      <w:r>
+        <w:rPr>
+          <w:b w:val="0"/>
+        </w:rPr>
+        <w:t>Offer an oral explanation, drawing, enlarged visual or fewer examples when that removes a reading/writing barrier. Keep the same reasoning goal.</w:t>
       </w:r>
     </w:p>
     <w:p>
       <w:pPr>
-        <w:pStyle w:val="Heading1"/>
-      </w:pPr>
-      <w:r>
-        <w:t>05. Assess and explain the answers</w:t>
+        <w:spacing w:line="336" w:lineRule="auto" w:after="180"/>
+      </w:pPr>
+      <w:r>
+        <w:rPr>
+          <w:b w:val="0"/>
+        </w:rPr>
+        <w:t>Stretch secure learners by changing a boundary or assumption and asking them to defend the effect, not simply by assigning more of the same questions.</w:t>
       </w:r>
     </w:p>
     <w:p>
       <w:pPr>
-        <w:pStyle w:val="Heading3"/>
-      </w:pPr>
-      <w:r>
-        <w:t>Guided and exit questions</w:t>
+        <w:pStyle w:val="Heading1"/>
+      </w:pPr>
+      <w:r>
+        <w:t>05. Assess and explain the answers</w:t>
       </w:r>
     </w:p>
     <w:p>
       <w:r>
-        <w:t>Guided: both windows have maximum 6 and mean 1.5. Either scalar alone cannot distinguish their different nonzero positions. Exit: the first two visual windows collide, so exact reconstruction is impossible from the pooled values alone. The 8 crossing from column 1 to column 2 changes the pooled map, so universal shift invariance does not follow.</w:t>
+        <w:t>Use the Pooling and spatial information questions, teacher keys and criteria after the relevant attempts. Previously discussed cases are practice; protect the separately selected independent task.</w:t>
       </w:r>
     </w:p>
     <w:p>
@@ -1775,17 +2843,29 @@
         <w:pStyle w:val="Heading3"/>
       </w:pPr>
       <w:r>
-        <w:t>W1 Calculate both summaries</w:t>
+        <w:t>Guided and exit questions</w:t>
       </w:r>
     </w:p>
     <w:p>
-      <w:r>
-        <w:t>For the lesson window starting at [2, 2], list the four values, sum, maximum and mean. State the complete pooled output shape.</w:t>
+      <w:pPr>
+        <w:spacing w:line="336" w:lineRule="auto" w:after="180"/>
+      </w:pPr>
+      <w:r>
+        <w:rPr>
+          <w:b w:val="0"/>
+        </w:rPr>
+        <w:t>Guided: both windows have maximum 6 and mean 1.5. Either scalar alone cannot distinguish their different nonzero positions.</w:t>
       </w:r>
     </w:p>
     <w:p>
-      <w:r>
-        <w:t>Teacher explanation: Values are 1, 3, 2 and 7. Sum is 13, maximum 7 and mean 3.25. Each pooled output has shape 2 by 2.</w:t>
+      <w:pPr>
+        <w:spacing w:line="336" w:lineRule="auto" w:after="180"/>
+      </w:pPr>
+      <w:r>
+        <w:rPr>
+          <w:b w:val="0"/>
+        </w:rPr>
+        <w:t>Exit: the first two visual windows collide, so exact reconstruction is impossible from the pooled values alone. The 8 crossing from column 1 to column 2 changes the pooled map, so universal shift invariance does not follow.</w:t>
       </w:r>
     </w:p>
     <w:p>
@@ -1793,17 +2873,39 @@
         <w:pStyle w:val="Heading3"/>
       </w:pPr>
       <w:r>
-        <w:t>W2 Prove that location can be lost</w:t>
+        <w:t>W1 Calculate both summaries</w:t>
       </w:r>
     </w:p>
     <w:p>
-      <w:r>
-        <w:t>Give two different 2 by 2 windows containing exactly one 4 and three zeros that have the same maximum and mean. Explain why either scalar alone cannot identify the position of the 4.</w:t>
+      <w:pPr>
+        <w:pStyle w:val="Heading3"/>
+      </w:pPr>
+      <w:r>
+        <w:t>Workbook question · W1</w:t>
       </w:r>
     </w:p>
     <w:p>
-      <w:r>
-        <w:t>Teacher explanation: For example, [[4, 0], [0, 0]] and [[0, 4], [0, 0]] both give maximum 4 and mean 1. A deterministic head receiving the same scalar must give the same output, so it cannot distinguish those positions.</w:t>
+      <w:pPr>
+        <w:spacing w:line="336" w:lineRule="auto" w:after="180"/>
+        <w:shd w:fill="F5F1FB"/>
+      </w:pPr>
+      <w:r>
+        <w:rPr>
+          <w:b w:val="0"/>
+        </w:rPr>
+        <w:t xml:space="preserve">For the lesson window starting at [2, 2], list the four values, sum, maximum and mean. State the complete pooled </w:t>
+      </w:r>
+      <w:r>
+        <w:rPr>
+          <w:b/>
+        </w:rPr>
+        <w:t>output</w:t>
+      </w:r>
+      <w:r>
+        <w:rPr>
+          <w:b w:val="0"/>
+        </w:rPr>
+        <w:t xml:space="preserve"> shape.</w:t>
       </w:r>
     </w:p>
     <w:p>
@@ -1811,17 +2913,39 @@
         <w:pStyle w:val="Heading3"/>
       </w:pPr>
       <w:r>
-        <w:t>W3 Audit an omitted border</w:t>
+        <w:t>Teacher reasoning · W1</w:t>
       </w:r>
     </w:p>
     <w:p>
-      <w:r>
-        <w:t>Apply the lesson complete-window rule to [[1, 2, 99], [3, 4, 99], [99, 99, 99]]. Give the output shape and both outputs. Explain why neither output includes 99.</w:t>
+      <w:pPr>
+        <w:spacing w:line="336" w:lineRule="auto" w:after="180"/>
+        <w:shd w:fill="F1F6FC"/>
+      </w:pPr>
+      <w:r>
+        <w:rPr>
+          <w:b w:val="0"/>
+        </w:rPr>
+        <w:t xml:space="preserve">Teacher explanation: Values are 1, 3, 2 and 7. Sum is 13, maximum 7 and mean 3.25. Each pooled </w:t>
+      </w:r>
+      <w:r>
+        <w:rPr>
+          <w:b/>
+        </w:rPr>
+        <w:t>output</w:t>
+      </w:r>
+      <w:r>
+        <w:rPr>
+          <w:b w:val="0"/>
+        </w:rPr>
+        <w:t xml:space="preserve"> has shape 2 by 2.</w:t>
       </w:r>
     </w:p>
     <w:p>
-      <w:r>
-        <w:t>Teacher explanation: Shape is 1 by 1. Only [[1, 2], [3, 4]] is read, giving maximum 4 and mean 2.5. The final row and column lie outside the only complete stride-2 window.</w:t>
+      <w:pPr>
+        <w:pStyle w:val="Heading3"/>
+      </w:pPr>
+      <w:r>
+        <w:t>W2 Prove that location can be lost</w:t>
       </w:r>
     </w:p>
     <w:p>
@@ -1829,61 +2953,143 @@
         <w:pStyle w:val="Heading3"/>
       </w:pPr>
       <w:r>
-        <w:t>W4 Pool a new map independently</w:t>
+        <w:t>Workbook question · W2</w:t>
       </w:r>
     </w:p>
     <w:p>
-      <w:r>
-        <w:t>Use rows [-4, -1, 2, 6], [-3, -2, 4, 0], [5, 1, -8, -2], [3, 7, -4, -6]. Under the lesson rule, give all four sums, the max map and the mean map. Explain why replacing a negative maximum by zero is an error here.</w:t>
+      <w:pPr>
+        <w:spacing w:line="336" w:lineRule="auto" w:after="180"/>
+        <w:shd w:fill="F5F1FB"/>
+      </w:pPr>
+      <w:r>
+        <w:rPr>
+          <w:b w:val="0"/>
+        </w:rPr>
+        <w:t>Give two different 2 by 2 windows containing exactly one 4 and three zeros that have the same maximum and mean. Explain why either scalar alone cannot identify the position of the 4.</w:t>
       </w:r>
     </w:p>
     <w:p>
-      <w:r>
-        <w:t>Teacher explanation: Window sums in row order are -10, 12, 16 and -20. Max map is [[-1, 6], [7, -2]]. Mean map is [[-2.5, 3], [4, -5]]. Zero is not in either all-negative window; pooling is not ReLU and must return the largest actual value.</w:t>
+      <w:pPr>
+        <w:pStyle w:val="Heading3"/>
+      </w:pPr>
+      <w:r>
+        <w:t>Teacher reasoning · W2</w:t>
       </w:r>
     </w:p>
     <w:p>
       <w:pPr>
-        <w:pStyle w:val="Heading3"/>
-      </w:pPr>
-      <w:r>
-        <w:t>W5 Check the movement boundary</w:t>
+        <w:spacing w:line="336" w:lineRule="auto" w:after="180"/>
+        <w:shd w:fill="F1F6FC"/>
+      </w:pPr>
+      <w:r>
+        <w:rPr>
+          <w:b w:val="0"/>
+        </w:rPr>
+        <w:t xml:space="preserve">Teacher explanation: For example, [[4, 0], [0, 0]] and [[0, 4], [0, 0]] both give maximum 4 and mean 1. A deterministic head receiving the same scalar must give the same </w:t>
+      </w:r>
+      <w:r>
+        <w:rPr>
+          <w:b/>
+        </w:rPr>
+        <w:t>output</w:t>
+      </w:r>
+      <w:r>
+        <w:rPr>
+          <w:b w:val="0"/>
+        </w:rPr>
+        <w:t>, so it cannot distinguish those positions.</w:t>
       </w:r>
     </w:p>
     <w:p>
-      <w:r>
-        <w:t>A 2 by 4 map is zero except for 8 at row 0 column 1. Move the 8 to column 2 and set its old position to zero. Give the max and mean maps before and after. What claim does this refute?</w:t>
+      <w:pPr>
+        <w:pStyle w:val="Heading3"/>
+      </w:pPr>
+      <w:r>
+        <w:t>W3 Audit an omitted border</w:t>
       </w:r>
     </w:p>
     <w:p>
-      <w:r>
-        <w:t>Teacher explanation: Before: max [[8, 0]], mean [[2, 0]]. After: max [[0, 8]], mean [[0, 2]]. Crossing a pooling boundary changes the output, refuting guaranteed invariance to every one-pixel movement.</w:t>
+      <w:pPr>
+        <w:pStyle w:val="Heading3"/>
+      </w:pPr>
+      <w:r>
+        <w:t>Workbook question · W3</w:t>
       </w:r>
     </w:p>
     <w:p>
       <w:pPr>
-        <w:pStyle w:val="Heading3"/>
-      </w:pPr>
-      <w:r>
-        <w:t>Independent assessment and fresh retry</w:t>
+        <w:spacing w:line="336" w:lineRule="auto" w:after="180"/>
+        <w:shd w:fill="F5F1FB"/>
+      </w:pPr>
+      <w:r>
+        <w:rPr>
+          <w:b w:val="0"/>
+        </w:rPr>
+        <w:t xml:space="preserve">Apply the lesson complete-window rule to [[1, 2, 99], [3, 4, 99], [99, 99, 99]]. Give the </w:t>
+      </w:r>
+      <w:r>
+        <w:rPr>
+          <w:b/>
+        </w:rPr>
+        <w:t>output</w:t>
+      </w:r>
+      <w:r>
+        <w:rPr>
+          <w:b w:val="0"/>
+        </w:rPr>
+        <w:t xml:space="preserve"> shape and both </w:t>
+      </w:r>
+      <w:r>
+        <w:rPr>
+          <w:b/>
+        </w:rPr>
+        <w:t>output</w:t>
+      </w:r>
+      <w:r>
+        <w:rPr>
+          <w:b w:val="0"/>
+        </w:rPr>
+        <w:t xml:space="preserve">s. Explain why neither </w:t>
+      </w:r>
+      <w:r>
+        <w:rPr>
+          <w:b/>
+        </w:rPr>
+        <w:t>output</w:t>
+      </w:r>
+      <w:r>
+        <w:rPr>
+          <w:b w:val="0"/>
+        </w:rPr>
+        <w:t xml:space="preserve"> includes 99.</w:t>
       </w:r>
     </w:p>
     <w:p>
-      <w:r>
-        <w:t>W4 requires sums -10, 12, 16, -20, max map [[-1, 6], [7, -2]] and mean map [[-2.5, 3], [4, -5]]. Fresh retry: rows [-6, -2, 1, 5] and [-4, -8, 3, 7]. Output shape is 1 by 2. Sums are -20 and 16; max map is [[-2, 7]] and mean map is [[-5, 4]]. Require a signed maximum rather than a zero-clamped answer.</w:t>
+      <w:pPr>
+        <w:pStyle w:val="Heading3"/>
+      </w:pPr>
+      <w:r>
+        <w:t>Teacher reasoning · W3</w:t>
       </w:r>
     </w:p>
     <w:p>
       <w:pPr>
-        <w:pStyle w:val="Heading3"/>
-      </w:pPr>
-      <w:r>
-        <w:t>Assess independent transfer</w:t>
+        <w:spacing w:line="336" w:lineRule="auto" w:after="180"/>
+        <w:shd w:fill="F1F6FC"/>
+      </w:pPr>
+      <w:r>
+        <w:rPr>
+          <w:b w:val="0"/>
+        </w:rPr>
+        <w:t>Teacher explanation: Shape is 1 by 1. Only [[1, 2], [3, 4]] is read, giving maximum 4 and mean 2.5. The final row and column lie outside the only complete stride-2 window.</w:t>
       </w:r>
     </w:p>
     <w:p>
-      <w:r>
-        <w:t>Selected case: Use rows [-4, -1, 2, 6], [-3, -2, 4, 0], [5, 1, -8, -2], [3, 7, -4, -6]. Under the lesson rule, give all four sums, the max map and the mean map. Explain why replacing a negative maximum by zero is an error here.</w:t>
+      <w:pPr>
+        <w:pStyle w:val="Heading3"/>
+      </w:pPr>
+      <w:r>
+        <w:t>W4 Pool a new map independently</w:t>
       </w:r>
     </w:p>
     <w:p>
@@ -1891,12 +3097,243 @@
         <w:pStyle w:val="Heading3"/>
       </w:pPr>
       <w:r>
-        <w:t>Selected case answer</w:t>
+        <w:t>Workbook question · W4</w:t>
       </w:r>
     </w:p>
     <w:p>
-      <w:r>
-        <w:t>Teacher explanation: Window sums in row order are -10, 12, 16 and -20. Max map is [[-1, 6], [7, -2]]. Mean map is [[-2.5, 3], [4, -5]]. Zero is not in either all-negative window; pooling is not ReLU and must return the largest actual value.</w:t>
+      <w:pPr>
+        <w:spacing w:line="336" w:lineRule="auto" w:after="180"/>
+        <w:shd w:fill="F5F1FB"/>
+      </w:pPr>
+      <w:r>
+        <w:rPr>
+          <w:b w:val="0"/>
+        </w:rPr>
+        <w:t>Use rows [-4, -1, 2, 6], [-3, -2, 4, 0], [5, 1, -8, -2], [3, 7, -4, -6]. Under the lesson rule, give all four sums, the max map and the mean map. Explain why replacing a negative maximum by zero is an error here.</w:t>
+      </w:r>
+    </w:p>
+    <w:p>
+      <w:pPr>
+        <w:pStyle w:val="Heading3"/>
+      </w:pPr>
+      <w:r>
+        <w:t>Teacher reasoning · W4</w:t>
+      </w:r>
+    </w:p>
+    <w:p>
+      <w:pPr>
+        <w:spacing w:line="336" w:lineRule="auto" w:after="180"/>
+        <w:shd w:fill="F1F6FC"/>
+      </w:pPr>
+      <w:r>
+        <w:rPr>
+          <w:b w:val="0"/>
+        </w:rPr>
+        <w:t>Teacher explanation: Window sums in row order are -10, 12, 16 and -20. Max map is [[-1, 6], [7, -2]]. Mean map is [[-2.5, 3], [4, -5]].</w:t>
+      </w:r>
+    </w:p>
+    <w:p>
+      <w:pPr>
+        <w:spacing w:line="336" w:lineRule="auto" w:after="180"/>
+        <w:shd w:fill="F1F6FC"/>
+      </w:pPr>
+      <w:r>
+        <w:rPr>
+          <w:b w:val="0"/>
+        </w:rPr>
+        <w:t>Zero is not in either all-negative window; pooling is not ReLU and must return the largest actual value.</w:t>
+      </w:r>
+    </w:p>
+    <w:p>
+      <w:pPr>
+        <w:pStyle w:val="Heading3"/>
+      </w:pPr>
+      <w:r>
+        <w:t>W5 Check the movement boundary</w:t>
+      </w:r>
+    </w:p>
+    <w:p>
+      <w:pPr>
+        <w:pStyle w:val="Heading3"/>
+      </w:pPr>
+      <w:r>
+        <w:t>Workbook question · W5</w:t>
+      </w:r>
+    </w:p>
+    <w:p>
+      <w:pPr>
+        <w:spacing w:line="336" w:lineRule="auto" w:after="180"/>
+        <w:shd w:fill="F5F1FB"/>
+      </w:pPr>
+      <w:r>
+        <w:rPr>
+          <w:b w:val="0"/>
+        </w:rPr>
+        <w:t>A 2 by 4 map is zero except for 8 at row 0 column 1. Move the 8 to column 2 and set its old position to zero. Give the max and mean maps before and after. What claim does this refute?</w:t>
+      </w:r>
+    </w:p>
+    <w:p>
+      <w:pPr>
+        <w:pStyle w:val="Heading3"/>
+      </w:pPr>
+      <w:r>
+        <w:t>Teacher reasoning · W5</w:t>
+      </w:r>
+    </w:p>
+    <w:p>
+      <w:pPr>
+        <w:spacing w:line="336" w:lineRule="auto" w:after="180"/>
+        <w:shd w:fill="F1F6FC"/>
+      </w:pPr>
+      <w:r>
+        <w:rPr>
+          <w:b w:val="0"/>
+        </w:rPr>
+        <w:t xml:space="preserve">Teacher explanation: Before: max [[8, 0]], mean [[2, 0]]. After: max [[0, 8]], mean [[0, 2]]. Crossing a pooling boundary changes the </w:t>
+      </w:r>
+      <w:r>
+        <w:rPr>
+          <w:b/>
+        </w:rPr>
+        <w:t>output</w:t>
+      </w:r>
+      <w:r>
+        <w:rPr>
+          <w:b w:val="0"/>
+        </w:rPr>
+        <w:t>, refuting guaranteed invariance to every one-pixel movement.</w:t>
+      </w:r>
+    </w:p>
+    <w:p>
+      <w:pPr>
+        <w:pStyle w:val="Heading3"/>
+      </w:pPr>
+      <w:r>
+        <w:t>Independent assessment and fresh retry</w:t>
+      </w:r>
+    </w:p>
+    <w:p>
+      <w:pPr>
+        <w:pStyle w:val="Heading3"/>
+      </w:pPr>
+      <w:r>
+        <w:t>Teacher key · Independent assessment and fresh retry</w:t>
+      </w:r>
+    </w:p>
+    <w:p>
+      <w:pPr>
+        <w:spacing w:line="336" w:lineRule="auto" w:after="180"/>
+        <w:shd w:fill="F1F6FC"/>
+      </w:pPr>
+      <w:r>
+        <w:rPr>
+          <w:b w:val="0"/>
+        </w:rPr>
+        <w:t xml:space="preserve">W4 requires sums -10, 12, 16, -20, max map [[-1, 6], [7, -2]] and mean map [[-2.5, 3], [4, -5]]. Fresh retry: rows [-6, -2, 1, 5] and [-4, -8, 3, 7]. </w:t>
+      </w:r>
+      <w:r>
+        <w:rPr>
+          <w:b/>
+        </w:rPr>
+        <w:t>Output</w:t>
+      </w:r>
+      <w:r>
+        <w:rPr>
+          <w:b w:val="0"/>
+        </w:rPr>
+        <w:t xml:space="preserve"> shape is 1 by 2.</w:t>
+      </w:r>
+    </w:p>
+    <w:p>
+      <w:pPr>
+        <w:spacing w:line="336" w:lineRule="auto" w:after="180"/>
+        <w:shd w:fill="F1F6FC"/>
+      </w:pPr>
+      <w:r>
+        <w:rPr>
+          <w:b w:val="0"/>
+        </w:rPr>
+        <w:t>Sums are -20 and 16; max map is [[-2, 7]] and mean map is [[-5, 4]]. Require a signed maximum rather than a zero-clamped answer.</w:t>
+      </w:r>
+    </w:p>
+    <w:p>
+      <w:pPr>
+        <w:pStyle w:val="Heading3"/>
+      </w:pPr>
+      <w:r>
+        <w:t>Assess independent transfer</w:t>
+      </w:r>
+    </w:p>
+    <w:p>
+      <w:pPr>
+        <w:pStyle w:val="Heading3"/>
+      </w:pPr>
+      <w:r>
+        <w:t>Independent question · withhold the key</w:t>
+      </w:r>
+    </w:p>
+    <w:p>
+      <w:pPr>
+        <w:spacing w:line="336" w:lineRule="auto" w:after="180"/>
+        <w:shd w:fill="F5F1FB"/>
+      </w:pPr>
+      <w:r>
+        <w:rPr>
+          <w:b w:val="0"/>
+        </w:rPr>
+        <w:t>Selected case: Use rows [-4, -1, 2, 6], [-3, -2, 4, 0], [5, 1, -8, -2], [3, 7, -4, -6]. Under the lesson rule, give all four sums, the max map and the mean map.</w:t>
+      </w:r>
+    </w:p>
+    <w:p>
+      <w:pPr>
+        <w:spacing w:line="336" w:lineRule="auto" w:after="180"/>
+        <w:shd w:fill="F5F1FB"/>
+      </w:pPr>
+      <w:r>
+        <w:rPr>
+          <w:b w:val="0"/>
+        </w:rPr>
+        <w:t>Explain why replacing a negative maximum by zero is an error here.</w:t>
+      </w:r>
+    </w:p>
+    <w:p>
+      <w:pPr>
+        <w:pStyle w:val="Heading3"/>
+      </w:pPr>
+      <w:r>
+        <w:t>Selected case answer</w:t>
+      </w:r>
+    </w:p>
+    <w:p>
+      <w:pPr>
+        <w:pStyle w:val="Heading3"/>
+      </w:pPr>
+      <w:r>
+        <w:t>Teacher key · Selected case answer</w:t>
+      </w:r>
+    </w:p>
+    <w:p>
+      <w:pPr>
+        <w:spacing w:line="336" w:lineRule="auto" w:after="180"/>
+        <w:shd w:fill="F1F6FC"/>
+      </w:pPr>
+      <w:r>
+        <w:rPr>
+          <w:b w:val="0"/>
+        </w:rPr>
+        <w:t>Teacher explanation: Window sums in row order are -10, 12, 16 and -20. Max map is [[-1, 6], [7, -2]]. Mean map is [[-2.5, 3], [4, -5]].</w:t>
+      </w:r>
+    </w:p>
+    <w:p>
+      <w:pPr>
+        <w:spacing w:line="336" w:lineRule="auto" w:after="180"/>
+        <w:shd w:fill="F1F6FC"/>
+      </w:pPr>
+      <w:r>
+        <w:rPr>
+          <w:b w:val="0"/>
+        </w:rPr>
+        <w:t>Zero is not in either all-negative window; pooling is not ReLU and must return the largest actual value.</w:t>
       </w:r>
     </w:p>
     <w:tbl>
@@ -2002,67 +3439,257 @@
       </w:tr>
     </w:tbl>
     <w:p>
-      <w:r>
-        <w:t>Record each dimension as not yet, with support, or independent. Accept a valid alternative procedure with a defensible trace. Do not penalise an honestly recorded model failure if the learner correctly explains its evidence and limits.</w:t>
+      <w:pPr>
+        <w:pStyle w:val="Heading3"/>
+      </w:pPr>
+      <w:r>
+        <w:t>Teacher key · Selected case answer</w:t>
       </w:r>
     </w:p>
     <w:p>
       <w:pPr>
-        <w:pStyle w:val="Heading3"/>
-      </w:pPr>
-      <w:r>
-        <w:t>Feedback that the learner uses</w:t>
+        <w:spacing w:line="336" w:lineRule="auto" w:after="180"/>
+        <w:shd w:fill="F1F6FC"/>
+      </w:pPr>
+      <w:r>
+        <w:rPr>
+          <w:b w:val="0"/>
+        </w:rPr>
+        <w:t>Record each dimension as not yet, with support, or independent. Accept a valid alternative procedure with a defensible trace.</w:t>
       </w:r>
     </w:p>
     <w:p>
-      <w:r>
-        <w:t>Name the earliest unsupported step and give one action to repair it. Have the learner make that repair now and explain why. Then assess the relevant skill on a fresh, fully specified case. Confirm it was not previously practised with feedback; solve and check the new case before assigning it. A follow-up design prompt is a starting brief, not automatically an equivalent test.</w:t>
+      <w:pPr>
+        <w:spacing w:line="336" w:lineRule="auto" w:after="180"/>
+        <w:shd w:fill="F1F6FC"/>
+      </w:pPr>
+      <w:r>
+        <w:rPr>
+          <w:b w:val="0"/>
+        </w:rPr>
+        <w:t xml:space="preserve">Do not penalise an honestly recorded model failure if the learner correctly explains its </w:t>
+      </w:r>
+      <w:r>
+        <w:rPr>
+          <w:b/>
+        </w:rPr>
+        <w:t>evidence</w:t>
+      </w:r>
+      <w:r>
+        <w:rPr>
+          <w:b w:val="0"/>
+        </w:rPr>
+        <w:t xml:space="preserve"> and limits.</w:t>
       </w:r>
     </w:p>
     <w:p>
       <w:pPr>
-        <w:pStyle w:val="Heading1"/>
-      </w:pPr>
-      <w:r>
-        <w:t>06. Connect the project, support and next lesson</w:t>
+        <w:pStyle w:val="Heading3"/>
+      </w:pPr>
+      <w:r>
+        <w:t>Feedback that the learner uses</w:t>
       </w:r>
     </w:p>
     <w:p>
-      <w:r>
-        <w:t>Add a labelled pooling and spatial information evidence sheet to Image-pattern Network Investigation. Show how you can compute max and mean pooling under an explicit window rule. Use the supplied fictional case and keep its inputs, intermediate steps, calculation or prediction, and limitation. Connect this record to last week’s record; a matching answer without a trace is insufficient.</w:t>
+      <w:pPr>
+        <w:spacing w:line="336" w:lineRule="auto" w:after="180"/>
+      </w:pPr>
+      <w:r>
+        <w:rPr>
+          <w:b w:val="0"/>
+        </w:rPr>
+        <w:t>Name the earliest unsupported step and give one action to repair it. Have the learner make that repair now and explain why. Then assess the relevant skill on a fresh, fully specified case.</w:t>
       </w:r>
     </w:p>
     <w:p>
-      <w:r>
-        <w:t>Provide separate columns for window values, sum, divisor, maximum and mean. Use numbered positions rather than colour alone. Extension: enumerate all sixteen binary 2 by 2 windows, group them by maximum and mean, and identify collisions under each summary.</w:t>
+      <w:pPr>
+        <w:spacing w:line="336" w:lineRule="auto" w:after="180"/>
+      </w:pPr>
+      <w:r>
+        <w:rPr>
+          <w:b w:val="0"/>
+        </w:rPr>
+        <w:t>Confirm it was not previously practised with feedback; solve and check the new case before assigning it. A follow-up design prompt is a starting brief, not automatically an equivalent test.</w:t>
       </w:r>
     </w:p>
     <w:p>
-      <w:r>
-        <w:t>Week 23 trains and evaluates a small image model with a declared baseline and data split.</w:t>
+      <w:pPr>
+        <w:pStyle w:val="Heading1"/>
+      </w:pPr>
+      <w:r>
+        <w:t>06. Connect the project, support and next lesson</w:t>
       </w:r>
     </w:p>
     <w:p>
       <w:r>
-        <w:t>Retain the project ledger and assess a changed case after support. Check the relevant prerequisite before carrying this component forward.</w:t>
+        <w:t>Connect Pooling and spatial information to Image-pattern Network Investigation, adapt support and plan a later changed-case check.</w:t>
       </w:r>
     </w:p>
     <w:p>
       <w:pPr>
-        <w:pStyle w:val="Heading3"/>
-      </w:pPr>
-      <w:r>
-        <w:t>Plan the delayed return</w:t>
+        <w:spacing w:line="336" w:lineRule="auto" w:after="180"/>
+      </w:pPr>
+      <w:r>
+        <w:rPr>
+          <w:b w:val="0"/>
+        </w:rPr>
+        <w:t xml:space="preserve">Add a labelled pooling and </w:t>
+      </w:r>
+      <w:r>
+        <w:rPr>
+          <w:b/>
+        </w:rPr>
+        <w:t>spatial information</w:t>
+      </w:r>
+      <w:r>
+        <w:rPr>
+          <w:b w:val="0"/>
+        </w:rPr>
+        <w:t xml:space="preserve"> </w:t>
+      </w:r>
+      <w:r>
+        <w:rPr>
+          <w:b/>
+        </w:rPr>
+        <w:t>evidence</w:t>
+      </w:r>
+      <w:r>
+        <w:rPr>
+          <w:b w:val="0"/>
+        </w:rPr>
+        <w:t xml:space="preserve"> sheet to Image-pattern Network Investigation. Show how you can compute max and </w:t>
+      </w:r>
+      <w:r>
+        <w:rPr>
+          <w:b/>
+        </w:rPr>
+        <w:t>mean pooling</w:t>
+      </w:r>
+      <w:r>
+        <w:rPr>
+          <w:b w:val="0"/>
+        </w:rPr>
+        <w:t xml:space="preserve"> under an explicit window rule.</w:t>
       </w:r>
     </w:p>
     <w:p>
-      <w:r>
-        <w:t>Suggested return points in this level: ai-5/23, ai-5/25, ai-5/28. Use actual classroom dates, adjusting for holidays and gaps. One, three and six teaching weeks are scheduling choices, not a claimed optimal spacing.</w:t>
+      <w:pPr>
+        <w:spacing w:line="336" w:lineRule="auto" w:after="180"/>
+      </w:pPr>
+      <w:r>
+        <w:rPr>
+          <w:b w:val="0"/>
+        </w:rPr>
+        <w:t xml:space="preserve">Use the supplied fictional case and keep its </w:t>
+      </w:r>
+      <w:r>
+        <w:rPr>
+          <w:b/>
+        </w:rPr>
+        <w:t>input</w:t>
+      </w:r>
+      <w:r>
+        <w:rPr>
+          <w:b w:val="0"/>
+        </w:rPr>
+        <w:t xml:space="preserve">s, intermediate steps, calculation or </w:t>
+      </w:r>
+      <w:r>
+        <w:rPr>
+          <w:b/>
+        </w:rPr>
+        <w:t>prediction</w:t>
+      </w:r>
+      <w:r>
+        <w:rPr>
+          <w:b w:val="0"/>
+        </w:rPr>
+        <w:t>, and limitation. Connect this record to last week’s record; a matching answer without a trace is insufficient.</w:t>
       </w:r>
     </w:p>
     <w:p>
-      <w:r>
-        <w:t>At a delayed check, ask for the idea from memory and a changed application. Compare with the earlier independent response and record support used. For a new level, revisit the previous capstone before checking the new prerequisites.</w:t>
+      <w:pPr>
+        <w:spacing w:line="336" w:lineRule="auto" w:after="180"/>
+      </w:pPr>
+      <w:r>
+        <w:rPr>
+          <w:b w:val="0"/>
+        </w:rPr>
+        <w:t>Provide separate columns for window values, sum, divisor, maximum and mean. Use numbered positions rather than colour alone.</w:t>
+      </w:r>
+    </w:p>
+    <w:p>
+      <w:pPr>
+        <w:spacing w:line="336" w:lineRule="auto" w:after="180"/>
+      </w:pPr>
+      <w:r>
+        <w:rPr>
+          <w:b w:val="0"/>
+        </w:rPr>
+        <w:t>Extension: enumerate all sixteen binary 2 by 2 windows, group them by maximum and mean, and identify collisions under each summary.</w:t>
+      </w:r>
+    </w:p>
+    <w:p>
+      <w:pPr>
+        <w:spacing w:line="336" w:lineRule="auto" w:after="180"/>
+      </w:pPr>
+      <w:r>
+        <w:rPr>
+          <w:b w:val="0"/>
+        </w:rPr>
+        <w:t>Week 23 trains and evaluates a small image model with a declared baseline and data split.</w:t>
+      </w:r>
+    </w:p>
+    <w:p>
+      <w:pPr>
+        <w:spacing w:line="336" w:lineRule="auto" w:after="180"/>
+      </w:pPr>
+      <w:r>
+        <w:rPr>
+          <w:b w:val="0"/>
+        </w:rPr>
+        <w:t>Retain the project ledger and assess a changed case after support. Check the relevant prerequisite before carrying this component forward.</w:t>
+      </w:r>
+    </w:p>
+    <w:p>
+      <w:pPr>
+        <w:pStyle w:val="Heading3"/>
+      </w:pPr>
+      <w:r>
+        <w:t>Plan the delayed return</w:t>
+      </w:r>
+    </w:p>
+    <w:p>
+      <w:pPr>
+        <w:spacing w:line="336" w:lineRule="auto" w:after="180"/>
+      </w:pPr>
+      <w:r>
+        <w:rPr>
+          <w:b w:val="0"/>
+        </w:rPr>
+        <w:t>Suggested return points in this level: ai-5/23, ai-5/25, ai-5/28. Use actual classroom dates, adjusting for holidays and gaps. One, three and six teaching weeks are scheduling choices, not a claimed optimal spacing.</w:t>
+      </w:r>
+    </w:p>
+    <w:p>
+      <w:pPr>
+        <w:spacing w:line="336" w:lineRule="auto" w:after="180"/>
+      </w:pPr>
+      <w:r>
+        <w:rPr>
+          <w:b w:val="0"/>
+        </w:rPr>
+        <w:t>At a delayed check, ask for the idea from memory and a changed application. Compare with the earlier independent response and record support used.</w:t>
+      </w:r>
+    </w:p>
+    <w:p>
+      <w:pPr>
+        <w:spacing w:line="336" w:lineRule="auto" w:after="180"/>
+      </w:pPr>
+      <w:r>
+        <w:rPr>
+          <w:b w:val="0"/>
+        </w:rPr>
+        <w:t>For a new level, revisit the previous capstone before checking the new prerequisites.</w:t>
       </w:r>
     </w:p>
     <w:tbl>
@@ -2222,8 +3849,26 @@
       </w:tr>
     </w:tbl>
     <w:p>
-      <w:r>
-        <w:t>Use the evidence to choose reteaching or the next step. A completed page, confidence rating or attractive project does not by itself demonstrate understanding.</w:t>
+      <w:pPr>
+        <w:spacing w:line="336" w:lineRule="auto" w:after="180"/>
+      </w:pPr>
+      <w:r>
+        <w:rPr>
+          <w:b w:val="0"/>
+        </w:rPr>
+        <w:t xml:space="preserve">Use the </w:t>
+      </w:r>
+      <w:r>
+        <w:rPr>
+          <w:b/>
+        </w:rPr>
+        <w:t>evidence</w:t>
+      </w:r>
+      <w:r>
+        <w:rPr>
+          <w:b w:val="0"/>
+        </w:rPr>
+        <w:t xml:space="preserve"> to choose reteaching or the next step. A completed page, confidence rating or attractive project does not by itself demonstrate understanding.</w:t>
       </w:r>
     </w:p>
     <w:p>
@@ -2235,26 +3880,105 @@
       </w:r>
     </w:p>
     <w:p>
-      <w:r>
-        <w:t>For your Image-pattern Network Investigation, save the input, procedure, observed result and limitation of this check. Label this worked example as practice; use a different, previously unreviewed case when checking independent understanding.</w:t>
+      <w:pPr>
+        <w:spacing w:line="336" w:lineRule="auto" w:after="180"/>
+      </w:pPr>
+      <w:r>
+        <w:rPr>
+          <w:b w:val="0"/>
+        </w:rPr>
+        <w:t xml:space="preserve">For your Image-pattern Network Investigation, save the </w:t>
+      </w:r>
+      <w:r>
+        <w:rPr>
+          <w:b/>
+        </w:rPr>
+        <w:t>input</w:t>
+      </w:r>
+      <w:r>
+        <w:rPr>
+          <w:b w:val="0"/>
+        </w:rPr>
+        <w:t>, procedure, observed result and limitation of this check.</w:t>
       </w:r>
     </w:p>
     <w:p>
       <w:pPr>
-        <w:pStyle w:val="Heading1"/>
-      </w:pPr>
-      <w:r>
-        <w:t>07. Prepare, teach and assess</w:t>
+        <w:spacing w:line="336" w:lineRule="auto" w:after="180"/>
+      </w:pPr>
+      <w:r>
+        <w:rPr>
+          <w:b w:val="0"/>
+        </w:rPr>
+        <w:t>Label this worked example as practice; use a different, previously unreviewed case when checking independent understanding.</w:t>
       </w:r>
     </w:p>
     <w:p>
-      <w:r>
-        <w:t>Teaching target: Compute max and mean pooling under an explicit window rule</w:t>
+      <w:pPr>
+        <w:pStyle w:val="Heading1"/>
+      </w:pPr>
+      <w:r>
+        <w:t>07. Prepare, teach and assess</w:t>
       </w:r>
     </w:p>
     <w:p>
       <w:r>
-        <w:t>Prepare the labelled worked-case picture, the matching workbook, fictional input cards and a place for individual responses. Check a local Python 3 environment before class; have a paper-trace version ready.</w:t>
+        <w:t>Use this preparation summary alongside the detailed Pooling and spatial information lesson; it is a checklist rather than a replacement for the full sequence.</w:t>
+      </w:r>
+    </w:p>
+    <w:p>
+      <w:pPr>
+        <w:pStyle w:val="Heading3"/>
+      </w:pPr>
+      <w:r>
+        <w:t>Teaching target</w:t>
+      </w:r>
+    </w:p>
+    <w:p>
+      <w:pPr>
+        <w:spacing w:line="336" w:lineRule="auto" w:after="180"/>
+        <w:shd w:fill="EDF7F3"/>
+      </w:pPr>
+      <w:r>
+        <w:rPr>
+          <w:b w:val="0"/>
+        </w:rPr>
+        <w:t xml:space="preserve">Teaching target: Compute max and </w:t>
+      </w:r>
+      <w:r>
+        <w:rPr>
+          <w:b/>
+        </w:rPr>
+        <w:t>mean pooling</w:t>
+      </w:r>
+      <w:r>
+        <w:rPr>
+          <w:b w:val="0"/>
+        </w:rPr>
+        <w:t xml:space="preserve"> under an explicit window rule</w:t>
+      </w:r>
+    </w:p>
+    <w:p>
+      <w:pPr>
+        <w:spacing w:line="336" w:lineRule="auto" w:after="180"/>
+      </w:pPr>
+      <w:r>
+        <w:rPr>
+          <w:b w:val="0"/>
+        </w:rPr>
+        <w:t xml:space="preserve">Prepare the labelled worked-case picture, the matching workbook, fictional </w:t>
+      </w:r>
+      <w:r>
+        <w:rPr>
+          <w:b/>
+        </w:rPr>
+        <w:t>input</w:t>
+      </w:r>
+      <w:r>
+        <w:rPr>
+          <w:b w:val="0"/>
+        </w:rPr>
+        <w:t xml:space="preserve"> cards and a place for individual responses. Check a local Python 3 environment before class; have a paper-trace version ready.</w:t>
       </w:r>
     </w:p>
     <w:tbl>
@@ -2401,37 +4125,207 @@
       </w:tr>
     </w:tbl>
     <w:p>
-      <w:r>
+      <w:pPr>
+        <w:spacing w:line="336" w:lineRule="auto" w:after="180"/>
+      </w:pPr>
+      <w:r>
+        <w:rPr>
+          <w:b w:val="0"/>
+        </w:rPr>
         <w:t>Before class, solve the supported practice: Give two different 2 by 2 windows containing exactly one 4 and three zeros that have the same maximum and mean. Explain why either scalar alone cannot identify the position of the 4.</w:t>
       </w:r>
     </w:p>
     <w:p>
-      <w:r>
-        <w:t>Reasoned practice answer: Teacher explanation: For example, [[4, 0], [0, 0]] and [[0, 4], [0, 0]] both give maximum 4 and mean 1. A deterministic head receiving the same scalar must give the same output, so it cannot distinguish those positions.</w:t>
+      <w:pPr>
+        <w:pStyle w:val="Heading3"/>
+      </w:pPr>
+      <w:r>
+        <w:t>Supported practice answer</w:t>
       </w:r>
     </w:p>
     <w:p>
-      <w:r>
-        <w:t>Check every learner before discussion: Use the worked case for Pooling and spatial information. Proposed explanation: “Max pooling turns negative numbers into zero”. Decide whether this explanation is supported. Point to the step or supplied fact that decides; explain your repair if needed.</w:t>
+      <w:pPr>
+        <w:spacing w:line="336" w:lineRule="auto" w:after="180"/>
+        <w:shd w:fill="F1F6FC"/>
+      </w:pPr>
+      <w:r>
+        <w:rPr>
+          <w:b w:val="0"/>
+        </w:rPr>
+        <w:t>Reasoned practice answer: Teacher explanation: For example, [[4, 0], [0, 0]] and [[0, 4], [0, 0]] both give maximum 4 and mean 1.</w:t>
       </w:r>
     </w:p>
     <w:p>
-      <w:r>
-        <w:t>Misconception repair: That is a ReLU behaviour, not the maximum of an all-negative window.</w:t>
+      <w:pPr>
+        <w:spacing w:line="336" w:lineRule="auto" w:after="180"/>
+        <w:shd w:fill="F1F6FC"/>
+      </w:pPr>
+      <w:r>
+        <w:rPr>
+          <w:b w:val="0"/>
+        </w:rPr>
+        <w:t xml:space="preserve">A deterministic head receiving the same scalar must give the same </w:t>
+      </w:r>
+      <w:r>
+        <w:rPr>
+          <w:b/>
+        </w:rPr>
+        <w:t>output</w:t>
+      </w:r>
+      <w:r>
+        <w:rPr>
+          <w:b w:val="0"/>
+        </w:rPr>
+        <w:t>, so it cannot distinguish those positions.</w:t>
       </w:r>
     </w:p>
     <w:p>
-      <w:r>
-        <w:t>Support: read the exact case aloud, enlarge the labelled picture, supply input cards and model only the first deciding step. Accept a spoken explanation or drawing; retain the reasoning goal.</w:t>
+      <w:pPr>
+        <w:spacing w:line="336" w:lineRule="auto" w:after="180"/>
+      </w:pPr>
+      <w:r>
+        <w:rPr>
+          <w:b w:val="0"/>
+        </w:rPr>
+        <w:t xml:space="preserve">Check every learner before discussion: Use the worked case for Pooling and </w:t>
+      </w:r>
+      <w:r>
+        <w:rPr>
+          <w:b/>
+        </w:rPr>
+        <w:t>spatial information</w:t>
+      </w:r>
+      <w:r>
+        <w:rPr>
+          <w:b w:val="0"/>
+        </w:rPr>
+        <w:t>. Proposed explanation: “</w:t>
+      </w:r>
+      <w:r>
+        <w:rPr>
+          <w:b/>
+        </w:rPr>
+        <w:t>Max pooling</w:t>
+      </w:r>
+      <w:r>
+        <w:rPr>
+          <w:b w:val="0"/>
+        </w:rPr>
+        <w:t xml:space="preserve"> turns negative numbers into zero”. Decide whether this explanation is supported.</w:t>
       </w:r>
     </w:p>
     <w:p>
-      <w:r>
-        <w:t>Extension: Swap1 and 4 within the left window. Require a prediction and a reason before comparing. Expected result: Both pooled maps remain unchanged. Reason: Max and mean ignore the positions of values inside the same window.</w:t>
+      <w:pPr>
+        <w:spacing w:line="336" w:lineRule="auto" w:after="180"/>
+      </w:pPr>
+      <w:r>
+        <w:rPr>
+          <w:b w:val="0"/>
+        </w:rPr>
+        <w:t>Point to the step or supplied fact that decides; explain your repair if needed.</w:t>
       </w:r>
     </w:p>
     <w:p>
-      <w:r>
+      <w:pPr>
+        <w:pStyle w:val="Heading3"/>
+      </w:pPr>
+      <w:r>
+        <w:t>Repair the misconception</w:t>
+      </w:r>
+    </w:p>
+    <w:p>
+      <w:pPr>
+        <w:spacing w:line="336" w:lineRule="auto" w:after="180"/>
+        <w:shd w:fill="FFF5E6"/>
+      </w:pPr>
+      <w:r>
+        <w:rPr>
+          <w:b w:val="0"/>
+        </w:rPr>
+        <w:t>Misconception repair: That is a ReLU behaviour, not the maximum of an all-negative window.</w:t>
+      </w:r>
+    </w:p>
+    <w:p>
+      <w:pPr>
+        <w:pStyle w:val="Heading3"/>
+      </w:pPr>
+      <w:r>
+        <w:t>Support without giving away the answer</w:t>
+      </w:r>
+    </w:p>
+    <w:p>
+      <w:pPr>
+        <w:spacing w:line="336" w:lineRule="auto" w:after="180"/>
+        <w:shd w:fill="F1F6F8"/>
+      </w:pPr>
+      <w:r>
+        <w:rPr>
+          <w:b w:val="0"/>
+        </w:rPr>
+        <w:t xml:space="preserve">Support: read the exact case aloud, enlarge the labelled picture, supply </w:t>
+      </w:r>
+      <w:r>
+        <w:rPr>
+          <w:b/>
+        </w:rPr>
+        <w:t>input</w:t>
+      </w:r>
+      <w:r>
+        <w:rPr>
+          <w:b w:val="0"/>
+        </w:rPr>
+        <w:t xml:space="preserve"> cards and model only the first deciding step. Accept a spoken explanation or drawing; retain the reasoning goal.</w:t>
+      </w:r>
+    </w:p>
+    <w:p>
+      <w:pPr>
+        <w:pStyle w:val="Heading3"/>
+      </w:pPr>
+      <w:r>
+        <w:t>Extend the reasoning</w:t>
+      </w:r>
+    </w:p>
+    <w:p>
+      <w:pPr>
+        <w:spacing w:line="336" w:lineRule="auto" w:after="180"/>
+        <w:shd w:fill="F5F1FB"/>
+      </w:pPr>
+      <w:r>
+        <w:rPr>
+          <w:b w:val="0"/>
+        </w:rPr>
+        <w:t xml:space="preserve">Extension: Swap1 and 4 within the left window. Require a </w:t>
+      </w:r>
+      <w:r>
+        <w:rPr>
+          <w:b/>
+        </w:rPr>
+        <w:t>prediction</w:t>
+      </w:r>
+      <w:r>
+        <w:rPr>
+          <w:b w:val="0"/>
+        </w:rPr>
+        <w:t xml:space="preserve"> and a reason before comparing. Expected result: Both pooled maps remain unchanged. Reason: Max and mean ignore the positions of values inside the same window.</w:t>
+      </w:r>
+    </w:p>
+    <w:p>
+      <w:pPr>
+        <w:pStyle w:val="Heading3"/>
+      </w:pPr>
+      <w:r>
+        <w:t>Protect the independent attempt</w:t>
+      </w:r>
+    </w:p>
+    <w:p>
+      <w:pPr>
+        <w:spacing w:line="336" w:lineRule="auto" w:after="180"/>
+        <w:shd w:fill="FFF5E6"/>
+      </w:pPr>
+      <w:r>
+        <w:rPr>
+          <w:b w:val="0"/>
+        </w:rPr>
         <w:t>Independent assessment: withhold the reserved answer until the learner has attempted the new case. Record support separately from correctness.</w:t>
       </w:r>
     </w:p>
@@ -2620,46 +4514,954 @@
       </w:tr>
     </w:tbl>
     <w:p>
-      <w:r>
-        <w:t>Project checkpoint: Evaluate and revise. Compare with your starting method, explain errors and record a justified revision.</w:t>
+      <w:pPr>
+        <w:pStyle w:val="Heading3"/>
+      </w:pPr>
+      <w:r>
+        <w:t>Project checkpoint</w:t>
       </w:r>
     </w:p>
     <w:p>
-      <w:r>
-        <w:t>Use the weekly teacher answer for topic-specific reasoning. A saved progress tick is an activity record; judge mastery from the learner’s explanation and evidence.</w:t>
+      <w:pPr>
+        <w:spacing w:line="336" w:lineRule="auto" w:after="180"/>
+        <w:shd w:fill="EDF7F3"/>
+      </w:pPr>
+      <w:r>
+        <w:rPr>
+          <w:b w:val="0"/>
+        </w:rPr>
+        <w:t>Project checkpoint: Evaluate and revise. Compare with your starting method, explain errors and record a justified revision.</w:t>
       </w:r>
     </w:p>
     <w:p>
       <w:pPr>
-        <w:pStyle w:val="Heading1"/>
-      </w:pPr>
-      <w:r>
-        <w:t>08. Use feedback, labs and repair paths</w:t>
+        <w:spacing w:line="336" w:lineRule="auto" w:after="180"/>
+      </w:pPr>
+      <w:r>
+        <w:rPr>
+          <w:b w:val="0"/>
+        </w:rPr>
+        <w:t xml:space="preserve">Use the weekly teacher answer for topic-specific reasoning. A saved progress tick is an activity record; judge mastery from the learner’s explanation and </w:t>
+      </w:r>
+      <w:r>
+        <w:rPr>
+          <w:b/>
+        </w:rPr>
+        <w:t>evidence</w:t>
+      </w:r>
+      <w:r>
+        <w:rPr>
+          <w:b w:val="0"/>
+        </w:rPr>
+        <w:t>.</w:t>
       </w:r>
     </w:p>
     <w:p>
-      <w:r>
-        <w:t>Use the two formative questions as supported practice, not as independent mastery scores. Discuss the deciding evidence rather than accepting a guessed selection.</w:t>
+      <w:pPr>
+        <w:pStyle w:val="Heading1"/>
+      </w:pPr>
+      <w:r>
+        <w:t>08. Use feedback, labs and repair paths</w:t>
       </w:r>
     </w:p>
     <w:p>
       <w:r>
-        <w:t>The feedback comes from the reviewed public worked case. Do not reveal the separately reserved independent teacher answer until the learner has attempted that case.</w:t>
+        <w:t>Use feedback, earlier review and portfolios purposefully. Apply the coding routine only when this lesson has an executable lab.</w:t>
       </w:r>
     </w:p>
     <w:p>
-      <w:r>
-        <w:t>Ask students to predict before running code. Preserve errors and actual outputs; collect a changed test and an explanation. The branch-boundary and indexing lessons deliberately include failure cases.</w:t>
+      <w:pPr>
+        <w:spacing w:line="336" w:lineRule="auto" w:after="180"/>
+      </w:pPr>
+      <w:r>
+        <w:rPr>
+          <w:b w:val="0"/>
+        </w:rPr>
+        <w:t xml:space="preserve">Use the two formative questions as supported practice, not as independent mastery scores. Discuss the deciding </w:t>
+      </w:r>
+      <w:r>
+        <w:rPr>
+          <w:b/>
+        </w:rPr>
+        <w:t>evidence</w:t>
+      </w:r>
+      <w:r>
+        <w:rPr>
+          <w:b w:val="0"/>
+        </w:rPr>
+        <w:t xml:space="preserve"> rather than accepting a guessed selection.</w:t>
       </w:r>
     </w:p>
     <w:p>
-      <w:r>
-        <w:t>Use the earlier worked-explanation links to address a specific missing building block, then return to the current question. Adapt this suggestion after observing the learner; it is not an automatic diagnosis.</w:t>
+      <w:pPr>
+        <w:spacing w:line="336" w:lineRule="auto" w:after="180"/>
+      </w:pPr>
+      <w:r>
+        <w:rPr>
+          <w:b w:val="0"/>
+        </w:rPr>
+        <w:t>The feedback comes from the reviewed public worked case. Do not reveal the separately reserved independent teacher answer until the learner has attempted that case.</w:t>
       </w:r>
     </w:p>
     <w:p>
-      <w:r>
-        <w:t>Collect the completed-work portfolio as evidence. Record support separately from correctness, and assess explanation, trace/test and limitations. Progress ticks and quiz selections alone do not establish mastery.</w:t>
+      <w:pPr>
+        <w:spacing w:line="336" w:lineRule="auto" w:after="180"/>
+      </w:pPr>
+      <w:r>
+        <w:rPr>
+          <w:b w:val="0"/>
+        </w:rPr>
+        <w:t xml:space="preserve">Ask students to predict before running code. Preserve errors and actual </w:t>
+      </w:r>
+      <w:r>
+        <w:rPr>
+          <w:b/>
+        </w:rPr>
+        <w:t>output</w:t>
+      </w:r>
+      <w:r>
+        <w:rPr>
+          <w:b w:val="0"/>
+        </w:rPr>
+        <w:t>s; collect a changed test and an explanation. The branch-boundary and indexing lessons deliberately include failure cases.</w:t>
+      </w:r>
+    </w:p>
+    <w:p>
+      <w:pPr>
+        <w:spacing w:line="336" w:lineRule="auto" w:after="180"/>
+      </w:pPr>
+      <w:r>
+        <w:rPr>
+          <w:b w:val="0"/>
+        </w:rPr>
+        <w:t>Use the earlier worked-explanation links to address a specific missing building block, then return to the current question. Adapt this suggestion after observing the learner; it is not an automatic diagnosis.</w:t>
+      </w:r>
+    </w:p>
+    <w:p>
+      <w:pPr>
+        <w:spacing w:line="336" w:lineRule="auto" w:after="180"/>
+      </w:pPr>
+      <w:r>
+        <w:rPr>
+          <w:b w:val="0"/>
+        </w:rPr>
+        <w:t xml:space="preserve">Collect the completed-work portfolio as </w:t>
+      </w:r>
+      <w:r>
+        <w:rPr>
+          <w:b/>
+        </w:rPr>
+        <w:t>evidence</w:t>
+      </w:r>
+      <w:r>
+        <w:rPr>
+          <w:b w:val="0"/>
+        </w:rPr>
+        <w:t>. Record support separately from correctness, and assess explanation, trace/test and limitations. Progress ticks and quiz selections alone do not establish mastery.</w:t>
+      </w:r>
+    </w:p>
+    <w:p>
+      <w:pPr>
+        <w:pStyle w:val="Heading1"/>
+      </w:pPr>
+      <w:r>
+        <w:t>09. Visual concept journey</w:t>
+      </w:r>
+    </w:p>
+    <w:p>
+      <w:r>
+        <w:t>Show one Pooling and spatial information graphic at a time, request a prediction and discuss its trace before the independent assessment.</w:t>
+      </w:r>
+    </w:p>
+    <w:p>
+      <w:pPr>
+        <w:spacing w:line="336" w:lineRule="auto" w:after="180"/>
+      </w:pPr>
+      <w:r>
+        <w:rPr>
+          <w:b w:val="0"/>
+        </w:rPr>
+        <w:t xml:space="preserve">Use one picture at a time. Hide a worked result before asking for a </w:t>
+      </w:r>
+      <w:r>
+        <w:rPr>
+          <w:b/>
+        </w:rPr>
+        <w:t>prediction</w:t>
+      </w:r>
+      <w:r>
+        <w:rPr>
+          <w:b w:val="0"/>
+        </w:rPr>
+        <w:t>, then reveal it for feedback. These are supported teaching cases; retain the separate independent assessment for a fresh first attempt.</w:t>
+      </w:r>
+    </w:p>
+    <w:p>
+      <w:pPr>
+        <w:pStyle w:val="Heading3"/>
+      </w:pPr>
+      <w:r>
+        <w:t>01. Pooling and spatial information: the case</w:t>
+      </w:r>
+    </w:p>
+    <w:p>
+      <w:r>
+        <w:drawing>
+          <wp:inline xmlns:a="http://schemas.openxmlformats.org/drawingml/2006/main" xmlns:pic="http://schemas.openxmlformats.org/drawingml/2006/picture">
+            <wp:extent cx="5486400" cy="3142488"/>
+            <wp:docPr id="3" name="Picture 3" descr="Pool a small map and show the detail it cannot retain. Supplied facts: Feature map rows [1, 4, 2, 0],[3, 2, 5, 1]. Pool non-overlapping2×2 windows, stride2, no padding. All inputs and outcomes in this worked example are invented classroom data; no real model run is claimed."/>
+            <wp:cNvGraphicFramePr>
+              <a:graphicFrameLocks noChangeAspect="1"/>
+            </wp:cNvGraphicFramePr>
+            <a:graphic>
+              <a:graphicData uri="http://schemas.openxmlformats.org/drawingml/2006/picture">
+                <pic:pic>
+                  <pic:nvPicPr>
+                    <pic:cNvPr id="0" name="academy-story-ai-5-22-01.png"/>
+                    <pic:cNvPicPr/>
+                  </pic:nvPicPr>
+                  <pic:blipFill>
+                    <a:blip r:embed="rId11"/>
+                    <a:stretch>
+                      <a:fillRect/>
+                    </a:stretch>
+                  </pic:blipFill>
+                  <pic:spPr>
+                    <a:xfrm>
+                      <a:off x="0" y="0"/>
+                      <a:ext cx="5486400" cy="3142488"/>
+                    </a:xfrm>
+                    <a:prstGeom prst="rect"/>
+                  </pic:spPr>
+                </pic:pic>
+              </a:graphicData>
+            </a:graphic>
+          </wp:inline>
+        </w:drawing>
+      </w:r>
+    </w:p>
+    <w:p>
+      <w:pPr>
+        <w:spacing w:line="336" w:lineRule="auto" w:after="180"/>
+      </w:pPr>
+      <w:r>
+        <w:rPr>
+          <w:b w:val="0"/>
+        </w:rPr>
+        <w:t>Pool a small map and show the detail it cannot retain. Supplied facts: Feature map rows [1, 4, 2, 0],[3, 2, 5, 1]. Pool non-overlapping2×2 windows, stride2, no padding.</w:t>
+      </w:r>
+    </w:p>
+    <w:p>
+      <w:pPr>
+        <w:spacing w:line="336" w:lineRule="auto" w:after="180"/>
+      </w:pPr>
+      <w:r>
+        <w:rPr>
+          <w:b w:val="0"/>
+        </w:rPr>
+        <w:t xml:space="preserve">All </w:t>
+      </w:r>
+      <w:r>
+        <w:rPr>
+          <w:b/>
+        </w:rPr>
+        <w:t>input</w:t>
+      </w:r>
+      <w:r>
+        <w:rPr>
+          <w:b w:val="0"/>
+        </w:rPr>
+        <w:t>s and outcomes in this worked example are invented classroom data; no real model run is claimed.</w:t>
+      </w:r>
+    </w:p>
+    <w:p>
+      <w:pPr>
+        <w:spacing w:line="336" w:lineRule="auto" w:after="180"/>
+        <w:shd w:fill="F5F1FB"/>
+      </w:pPr>
+      <w:r>
+        <w:rPr>
+          <w:b w:val="0"/>
+        </w:rPr>
+        <w:t>Point to the given fact that matters most. Explain why it matters.</w:t>
+      </w:r>
+    </w:p>
+    <w:p>
+      <w:pPr>
+        <w:pStyle w:val="Heading3"/>
+      </w:pPr>
+      <w:r>
+        <w:t>Discuss while showing the picture</w:t>
+      </w:r>
+    </w:p>
+    <w:p>
+      <w:pPr>
+        <w:spacing w:line="336" w:lineRule="auto" w:after="180"/>
+        <w:shd w:fill="F1F6F8"/>
+      </w:pPr>
+      <w:r>
+        <w:rPr>
+          <w:b w:val="0"/>
+        </w:rPr>
+        <w:t>Teacher prompt: Point to the given fact that matters most. Explain why it matters. Ask learners to describe one label or arrow in ordinary words. Use the adjacent transcript if the image is difficult to see.</w:t>
+      </w:r>
+    </w:p>
+    <w:p>
+      <w:pPr>
+        <w:pStyle w:val="Heading3"/>
+      </w:pPr>
+      <w:r>
+        <w:t>02. Follow the deciding steps</w:t>
+      </w:r>
+    </w:p>
+    <w:p>
+      <w:r>
+        <w:drawing>
+          <wp:inline xmlns:a="http://schemas.openxmlformats.org/drawingml/2006/main" xmlns:pic="http://schemas.openxmlformats.org/drawingml/2006/picture">
+            <wp:extent cx="5486400" cy="3182112"/>
+            <wp:docPr id="4" name="Picture 4" descr="Left window: Values1, 4, 3, 2: max 4, mean 2.5. → Right window: Values2, 0, 5, 1: max 5, mean 2. → Compare summaries: Max map [[4, 5]], mean map [[2.5, 2]], both shape1×2."/>
+            <wp:cNvGraphicFramePr>
+              <a:graphicFrameLocks noChangeAspect="1"/>
+            </wp:cNvGraphicFramePr>
+            <a:graphic>
+              <a:graphicData uri="http://schemas.openxmlformats.org/drawingml/2006/picture">
+                <pic:pic>
+                  <pic:nvPicPr>
+                    <pic:cNvPr id="0" name="academy-story-ai-5-22-02.png"/>
+                    <pic:cNvPicPr/>
+                  </pic:nvPicPr>
+                  <pic:blipFill>
+                    <a:blip r:embed="rId12"/>
+                    <a:stretch>
+                      <a:fillRect/>
+                    </a:stretch>
+                  </pic:blipFill>
+                  <pic:spPr>
+                    <a:xfrm>
+                      <a:off x="0" y="0"/>
+                      <a:ext cx="5486400" cy="3182112"/>
+                    </a:xfrm>
+                    <a:prstGeom prst="rect"/>
+                  </pic:spPr>
+                </pic:pic>
+              </a:graphicData>
+            </a:graphic>
+          </wp:inline>
+        </w:drawing>
+      </w:r>
+    </w:p>
+    <w:p>
+      <w:pPr>
+        <w:spacing w:line="336" w:lineRule="auto" w:after="180"/>
+      </w:pPr>
+      <w:r>
+        <w:rPr>
+          <w:b w:val="0"/>
+        </w:rPr>
+        <w:t>Left window: Values1, 4, 3, 2: max 4, mean 2.5. → Right window: Values2, 0, 5, 1: max 5, mean 2. → Compare summaries: Max map [[4, 5]], mean map [[2.5, 2]], both shape1×2.</w:t>
+      </w:r>
+    </w:p>
+    <w:p>
+      <w:pPr>
+        <w:spacing w:line="336" w:lineRule="auto" w:after="180"/>
+        <w:shd w:fill="F5F1FB"/>
+      </w:pPr>
+      <w:r>
+        <w:rPr>
+          <w:b w:val="0"/>
+        </w:rPr>
+        <w:t xml:space="preserve">Point to each numbered stage and explain which recorded </w:t>
+      </w:r>
+      <w:r>
+        <w:rPr>
+          <w:b/>
+        </w:rPr>
+        <w:t>input</w:t>
+      </w:r>
+      <w:r>
+        <w:rPr>
+          <w:b w:val="0"/>
+        </w:rPr>
+        <w:t xml:space="preserve"> it uses.</w:t>
+      </w:r>
+    </w:p>
+    <w:p>
+      <w:pPr>
+        <w:pStyle w:val="Heading3"/>
+      </w:pPr>
+      <w:r>
+        <w:t>Discuss while showing the picture</w:t>
+      </w:r>
+    </w:p>
+    <w:p>
+      <w:pPr>
+        <w:spacing w:line="336" w:lineRule="auto" w:after="180"/>
+        <w:shd w:fill="F1F6F8"/>
+      </w:pPr>
+      <w:r>
+        <w:rPr>
+          <w:b w:val="0"/>
+        </w:rPr>
+        <w:t xml:space="preserve">Teacher prompt: Point to each numbered stage and explain which recorded </w:t>
+      </w:r>
+      <w:r>
+        <w:rPr>
+          <w:b/>
+        </w:rPr>
+        <w:t>input</w:t>
+      </w:r>
+      <w:r>
+        <w:rPr>
+          <w:b w:val="0"/>
+        </w:rPr>
+        <w:t xml:space="preserve"> it uses. Ask learners to describe one label or arrow in ordinary words. Use the adjacent transcript if the image is difficult to see.</w:t>
+      </w:r>
+    </w:p>
+    <w:p>
+      <w:pPr>
+        <w:pStyle w:val="Heading3"/>
+      </w:pPr>
+      <w:r>
+        <w:t>03. Two adjacent pooling windows</w:t>
+      </w:r>
+    </w:p>
+    <w:p>
+      <w:r>
+        <w:drawing>
+          <wp:inline xmlns:a="http://schemas.openxmlformats.org/drawingml/2006/main" xmlns:pic="http://schemas.openxmlformats.org/drawingml/2006/picture">
+            <wp:extent cx="5486400" cy="3096768"/>
+            <wp:docPr id="5" name="Picture 5" descr="Two adjacent pooling windows. row0: left0 = 1, left1 = 4, right0 = 2, right1 = 0. row1: left0 = 3, left1 = 2, right0 = 5, right1 = 1."/>
+            <wp:cNvGraphicFramePr>
+              <a:graphicFrameLocks noChangeAspect="1"/>
+            </wp:cNvGraphicFramePr>
+            <a:graphic>
+              <a:graphicData uri="http://schemas.openxmlformats.org/drawingml/2006/picture">
+                <pic:pic>
+                  <pic:nvPicPr>
+                    <pic:cNvPr id="0" name="academy-story-ai-5-22-03.png"/>
+                    <pic:cNvPicPr/>
+                  </pic:nvPicPr>
+                  <pic:blipFill>
+                    <a:blip r:embed="rId13"/>
+                    <a:stretch>
+                      <a:fillRect/>
+                    </a:stretch>
+                  </pic:blipFill>
+                  <pic:spPr>
+                    <a:xfrm>
+                      <a:off x="0" y="0"/>
+                      <a:ext cx="5486400" cy="3096768"/>
+                    </a:xfrm>
+                    <a:prstGeom prst="rect"/>
+                  </pic:spPr>
+                </pic:pic>
+              </a:graphicData>
+            </a:graphic>
+          </wp:inline>
+        </w:drawing>
+      </w:r>
+    </w:p>
+    <w:p>
+      <w:pPr>
+        <w:spacing w:line="336" w:lineRule="auto" w:after="180"/>
+      </w:pPr>
+      <w:r>
+        <w:rPr>
+          <w:b w:val="0"/>
+        </w:rPr>
+        <w:t>Two adjacent pooling windows. row0: left0 = 1, left1 = 4, right0 = 2, right1 = 0. row1: left0 = 3, left1 = 2, right0 = 5, right1 = 1.</w:t>
+      </w:r>
+    </w:p>
+    <w:p>
+      <w:pPr>
+        <w:spacing w:line="336" w:lineRule="auto" w:after="180"/>
+        <w:shd w:fill="F5F1FB"/>
+      </w:pPr>
+      <w:r>
+        <w:rPr>
+          <w:b w:val="0"/>
+        </w:rPr>
+        <w:t>Read the labels and values. Explain the relationship the model shows.</w:t>
+      </w:r>
+    </w:p>
+    <w:p>
+      <w:pPr>
+        <w:pStyle w:val="Heading3"/>
+      </w:pPr>
+      <w:r>
+        <w:t>Discuss while showing the picture</w:t>
+      </w:r>
+    </w:p>
+    <w:p>
+      <w:pPr>
+        <w:spacing w:line="336" w:lineRule="auto" w:after="180"/>
+        <w:shd w:fill="F1F6F8"/>
+      </w:pPr>
+      <w:r>
+        <w:rPr>
+          <w:b w:val="0"/>
+        </w:rPr>
+        <w:t>Teacher prompt: Read the labels and values. Explain the relationship the model shows. Ask learners to describe one label or arrow in ordinary words. Use the adjacent transcript if the image is difficult to see.</w:t>
+      </w:r>
+    </w:p>
+    <w:p>
+      <w:pPr>
+        <w:spacing w:line="336" w:lineRule="auto" w:after="180"/>
+        <w:shd w:fill="F1F6F8"/>
+      </w:pPr>
+      <w:r>
+        <w:rPr>
+          <w:b w:val="0"/>
+        </w:rPr>
+        <w:t>Check row/column meanings, units and denominators before discussing a difference. Supplied toy values are not real class or model results.</w:t>
+      </w:r>
+    </w:p>
+    <w:p>
+      <w:pPr>
+        <w:pStyle w:val="Heading3"/>
+      </w:pPr>
+      <w:r>
+        <w:t>04. Change one thing. Trace what follows.</w:t>
+      </w:r>
+    </w:p>
+    <w:p>
+      <w:r>
+        <w:drawing>
+          <wp:inline xmlns:a="http://schemas.openxmlformats.org/drawingml/2006/main" xmlns:pic="http://schemas.openxmlformats.org/drawingml/2006/picture">
+            <wp:extent cx="5486400" cy="3026664"/>
+            <wp:docPr id="6" name="Picture 6" descr="Original case: Max map [[4, 5]], mean map [[2.5, 2]], both shape1×2. Changed condition: Swap1 and 4 within the left window. Expected result: Both pooled maps remain unchanged. Reason: Max and mean ignore the positions of values inside the same window."/>
+            <wp:cNvGraphicFramePr>
+              <a:graphicFrameLocks noChangeAspect="1"/>
+            </wp:cNvGraphicFramePr>
+            <a:graphic>
+              <a:graphicData uri="http://schemas.openxmlformats.org/drawingml/2006/picture">
+                <pic:pic>
+                  <pic:nvPicPr>
+                    <pic:cNvPr id="0" name="academy-story-ai-5-22-04.png"/>
+                    <pic:cNvPicPr/>
+                  </pic:nvPicPr>
+                  <pic:blipFill>
+                    <a:blip r:embed="rId14"/>
+                    <a:stretch>
+                      <a:fillRect/>
+                    </a:stretch>
+                  </pic:blipFill>
+                  <pic:spPr>
+                    <a:xfrm>
+                      <a:off x="0" y="0"/>
+                      <a:ext cx="5486400" cy="3026664"/>
+                    </a:xfrm>
+                    <a:prstGeom prst="rect"/>
+                  </pic:spPr>
+                </pic:pic>
+              </a:graphicData>
+            </a:graphic>
+          </wp:inline>
+        </w:drawing>
+      </w:r>
+    </w:p>
+    <w:p>
+      <w:pPr>
+        <w:spacing w:line="336" w:lineRule="auto" w:after="180"/>
+      </w:pPr>
+      <w:r>
+        <w:rPr>
+          <w:b w:val="0"/>
+        </w:rPr>
+        <w:t>Original case: Max map [[4, 5]], mean map [[2.5, 2]], both shape1×2. Changed condition: Swap1 and 4 within the left window. Expected result: Both pooled maps remain unchanged.</w:t>
+      </w:r>
+    </w:p>
+    <w:p>
+      <w:pPr>
+        <w:spacing w:line="336" w:lineRule="auto" w:after="180"/>
+      </w:pPr>
+      <w:r>
+        <w:rPr>
+          <w:b w:val="0"/>
+        </w:rPr>
+        <w:t>Reason: Max and mean ignore the positions of values inside the same window.</w:t>
+      </w:r>
+    </w:p>
+    <w:p>
+      <w:pPr>
+        <w:spacing w:line="336" w:lineRule="auto" w:after="180"/>
+        <w:shd w:fill="F5F1FB"/>
+      </w:pPr>
+      <w:r>
+        <w:rPr>
+          <w:b w:val="0"/>
+        </w:rPr>
+        <w:t>Predict before checking the worked changed-case result. Name what changed and what the supplied facts allow you to conclude.</w:t>
+      </w:r>
+    </w:p>
+    <w:p>
+      <w:pPr>
+        <w:pStyle w:val="Heading3"/>
+      </w:pPr>
+      <w:r>
+        <w:t>Discuss while showing the picture</w:t>
+      </w:r>
+    </w:p>
+    <w:p>
+      <w:pPr>
+        <w:spacing w:line="336" w:lineRule="auto" w:after="180"/>
+        <w:shd w:fill="F1F6F8"/>
+      </w:pPr>
+      <w:r>
+        <w:rPr>
+          <w:b w:val="0"/>
+        </w:rPr>
+        <w:t>Teacher prompt: Predict before checking the worked changed-case result. Name what changed and what the supplied facts allow you to conclude. Ask learners to describe one label or arrow in ordinary words.</w:t>
+      </w:r>
+    </w:p>
+    <w:p>
+      <w:pPr>
+        <w:spacing w:line="336" w:lineRule="auto" w:after="180"/>
+        <w:shd w:fill="F1F6F8"/>
+      </w:pPr>
+      <w:r>
+        <w:rPr>
+          <w:b w:val="0"/>
+        </w:rPr>
+        <w:t>Use the adjacent transcript if the image is difficult to see. Changed-case reasoning: Max and mean ignore the positions of values inside the same window.</w:t>
+      </w:r>
+    </w:p>
+    <w:p>
+      <w:pPr>
+        <w:pStyle w:val="Heading3"/>
+      </w:pPr>
+      <w:r>
+        <w:t>05. Connect the explanation to its limit</w:t>
+      </w:r>
+    </w:p>
+    <w:p>
+      <w:r>
+        <w:drawing>
+          <wp:inline xmlns:a="http://schemas.openxmlformats.org/drawingml/2006/main" xmlns:pic="http://schemas.openxmlformats.org/drawingml/2006/picture">
+            <wp:extent cx="5486400" cy="2941320"/>
+            <wp:docPr id="7" name="Picture 7" descr="Pooling compresses each local window into a summary. Maximum keeps its largest value; mean keeps its average. Neither summary records where each value appeared. Swapping values inside one window leaves both summaries unchanged here, so the pooled output cannot reconstruct the original arrangement. The chosen window, stride and boundary policy determine the output shape. Limit: Pooling is a declared aggregation, not automatic improvement; losing location can harm tasks that need precise positions."/>
+            <wp:cNvGraphicFramePr>
+              <a:graphicFrameLocks noChangeAspect="1"/>
+            </wp:cNvGraphicFramePr>
+            <a:graphic>
+              <a:graphicData uri="http://schemas.openxmlformats.org/drawingml/2006/picture">
+                <pic:pic>
+                  <pic:nvPicPr>
+                    <pic:cNvPr id="0" name="academy-story-ai-5-22-05.png"/>
+                    <pic:cNvPicPr/>
+                  </pic:nvPicPr>
+                  <pic:blipFill>
+                    <a:blip r:embed="rId15"/>
+                    <a:stretch>
+                      <a:fillRect/>
+                    </a:stretch>
+                  </pic:blipFill>
+                  <pic:spPr>
+                    <a:xfrm>
+                      <a:off x="0" y="0"/>
+                      <a:ext cx="5486400" cy="2941320"/>
+                    </a:xfrm>
+                    <a:prstGeom prst="rect"/>
+                  </pic:spPr>
+                </pic:pic>
+              </a:graphicData>
+            </a:graphic>
+          </wp:inline>
+        </w:drawing>
+      </w:r>
+    </w:p>
+    <w:p>
+      <w:pPr>
+        <w:spacing w:line="336" w:lineRule="auto" w:after="180"/>
+      </w:pPr>
+      <w:r>
+        <w:rPr>
+          <w:b w:val="0"/>
+        </w:rPr>
+        <w:t>Pooling compresses each local window into a summary. Maximum keeps its largest value; mean keeps its average. Neither summary records where each value appeared.</w:t>
+      </w:r>
+    </w:p>
+    <w:p>
+      <w:pPr>
+        <w:spacing w:line="336" w:lineRule="auto" w:after="180"/>
+      </w:pPr>
+      <w:r>
+        <w:rPr>
+          <w:b w:val="0"/>
+        </w:rPr>
+        <w:t xml:space="preserve">Swapping values inside one window leaves both summaries unchanged here, so the pooled </w:t>
+      </w:r>
+      <w:r>
+        <w:rPr>
+          <w:b/>
+        </w:rPr>
+        <w:t>output</w:t>
+      </w:r>
+      <w:r>
+        <w:rPr>
+          <w:b w:val="0"/>
+        </w:rPr>
+        <w:t xml:space="preserve"> cannot reconstruct the original arrangement. The chosen window, stride and boundary policy determine the </w:t>
+      </w:r>
+      <w:r>
+        <w:rPr>
+          <w:b/>
+        </w:rPr>
+        <w:t>output</w:t>
+      </w:r>
+      <w:r>
+        <w:rPr>
+          <w:b w:val="0"/>
+        </w:rPr>
+        <w:t xml:space="preserve"> shape.</w:t>
+      </w:r>
+    </w:p>
+    <w:p>
+      <w:pPr>
+        <w:spacing w:line="336" w:lineRule="auto" w:after="180"/>
+      </w:pPr>
+      <w:r>
+        <w:rPr>
+          <w:b w:val="0"/>
+        </w:rPr>
+        <w:t>Limit: Pooling is a declared aggregation, not automatic improvement; losing location can harm tasks that need precise positions.</w:t>
+      </w:r>
+    </w:p>
+    <w:p>
+      <w:pPr>
+        <w:spacing w:line="336" w:lineRule="auto" w:after="180"/>
+        <w:shd w:fill="F5F1FB"/>
+      </w:pPr>
+      <w:r>
+        <w:rPr>
+          <w:b w:val="0"/>
+        </w:rPr>
+        <w:t>Explain the case, then point to a limit on the claim.</w:t>
+      </w:r>
+    </w:p>
+    <w:p>
+      <w:pPr>
+        <w:pStyle w:val="Heading3"/>
+      </w:pPr>
+      <w:r>
+        <w:t>Discuss while showing the picture</w:t>
+      </w:r>
+    </w:p>
+    <w:p>
+      <w:pPr>
+        <w:spacing w:line="336" w:lineRule="auto" w:after="180"/>
+        <w:shd w:fill="F1F6F8"/>
+      </w:pPr>
+      <w:r>
+        <w:rPr>
+          <w:b w:val="0"/>
+        </w:rPr>
+        <w:t>Teacher prompt: Explain the case, then point to a limit on the claim. Ask learners to describe one label or arrow in ordinary words. Use the adjacent transcript if the image is difficult to see.</w:t>
+      </w:r>
+    </w:p>
+    <w:p>
+      <w:pPr>
+        <w:spacing w:line="336" w:lineRule="auto" w:after="180"/>
+        <w:shd w:fill="F1F6F8"/>
+      </w:pPr>
+      <w:r>
+        <w:rPr>
+          <w:b w:val="0"/>
+        </w:rPr>
+        <w:t>Keep the stated scope: Pooling is a declared aggregation, not automatic improvement; losing location can harm tasks that need precise positions.</w:t>
+      </w:r>
+    </w:p>
+    <w:p>
+      <w:pPr>
+        <w:pStyle w:val="Heading3"/>
+      </w:pPr>
+      <w:r>
+        <w:t>06. Make the idea visible in your project</w:t>
+      </w:r>
+    </w:p>
+    <w:p>
+      <w:r>
+        <w:drawing>
+          <wp:inline xmlns:a="http://schemas.openxmlformats.org/drawingml/2006/main" xmlns:pic="http://schemas.openxmlformats.org/drawingml/2006/picture">
+            <wp:extent cx="5486400" cy="3681984"/>
+            <wp:docPr id="8" name="Picture 8" descr="For your Image-pattern Network Investigation, save the input, procedure, observed result and limitation of this check. Label this worked example as practice; use a different, previously unreviewed case when checking independent understanding. Draw your input, deciding step, result and limit. Supported question: Can the max map reveal where the 4 originally appeared? Point to the relevant step in the picture, then write the changed result and the rule or evidence that supports it."/>
+            <wp:cNvGraphicFramePr>
+              <a:graphicFrameLocks noChangeAspect="1"/>
+            </wp:cNvGraphicFramePr>
+            <a:graphic>
+              <a:graphicData uri="http://schemas.openxmlformats.org/drawingml/2006/picture">
+                <pic:pic>
+                  <pic:nvPicPr>
+                    <pic:cNvPr id="0" name="academy-story-ai-5-22-06.png"/>
+                    <pic:cNvPicPr/>
+                  </pic:nvPicPr>
+                  <pic:blipFill>
+                    <a:blip r:embed="rId16"/>
+                    <a:stretch>
+                      <a:fillRect/>
+                    </a:stretch>
+                  </pic:blipFill>
+                  <pic:spPr>
+                    <a:xfrm>
+                      <a:off x="0" y="0"/>
+                      <a:ext cx="5486400" cy="3681984"/>
+                    </a:xfrm>
+                    <a:prstGeom prst="rect"/>
+                  </pic:spPr>
+                </pic:pic>
+              </a:graphicData>
+            </a:graphic>
+          </wp:inline>
+        </w:drawing>
+      </w:r>
+    </w:p>
+    <w:p>
+      <w:pPr>
+        <w:spacing w:line="336" w:lineRule="auto" w:after="180"/>
+      </w:pPr>
+      <w:r>
+        <w:rPr>
+          <w:b w:val="0"/>
+        </w:rPr>
+        <w:t xml:space="preserve">For your Image-pattern Network Investigation, save the </w:t>
+      </w:r>
+      <w:r>
+        <w:rPr>
+          <w:b/>
+        </w:rPr>
+        <w:t>input</w:t>
+      </w:r>
+      <w:r>
+        <w:rPr>
+          <w:b w:val="0"/>
+        </w:rPr>
+        <w:t>, procedure, observed result and limitation of this check.</w:t>
+      </w:r>
+    </w:p>
+    <w:p>
+      <w:pPr>
+        <w:spacing w:line="336" w:lineRule="auto" w:after="180"/>
+      </w:pPr>
+      <w:r>
+        <w:rPr>
+          <w:b w:val="0"/>
+        </w:rPr>
+        <w:t xml:space="preserve">Label this worked example as practice; use a different, previously unreviewed case when checking independent understanding. Draw your </w:t>
+      </w:r>
+      <w:r>
+        <w:rPr>
+          <w:b/>
+        </w:rPr>
+        <w:t>input</w:t>
+      </w:r>
+      <w:r>
+        <w:rPr>
+          <w:b w:val="0"/>
+        </w:rPr>
+        <w:t>, deciding step, result and limit.</w:t>
+      </w:r>
+    </w:p>
+    <w:p>
+      <w:pPr>
+        <w:spacing w:line="336" w:lineRule="auto" w:after="180"/>
+      </w:pPr>
+      <w:r>
+        <w:rPr>
+          <w:b w:val="0"/>
+        </w:rPr>
+        <w:t xml:space="preserve">Supported question: Can the max map reveal where the 4 originally appeared? Point to the relevant step in the picture, then write the changed result and the rule or </w:t>
+      </w:r>
+      <w:r>
+        <w:rPr>
+          <w:b/>
+        </w:rPr>
+        <w:t>evidence</w:t>
+      </w:r>
+      <w:r>
+        <w:rPr>
+          <w:b w:val="0"/>
+        </w:rPr>
+        <w:t xml:space="preserve"> that supports it.</w:t>
+      </w:r>
+    </w:p>
+    <w:p>
+      <w:pPr>
+        <w:spacing w:line="336" w:lineRule="auto" w:after="180"/>
+        <w:shd w:fill="F5F1FB"/>
+      </w:pPr>
+      <w:r>
+        <w:rPr>
+          <w:b w:val="0"/>
+        </w:rPr>
+        <w:t xml:space="preserve">Draw your project trace and justify the deciding step using </w:t>
+      </w:r>
+      <w:r>
+        <w:rPr>
+          <w:b/>
+        </w:rPr>
+        <w:t>evidence</w:t>
+      </w:r>
+      <w:r>
+        <w:rPr>
+          <w:b w:val="0"/>
+        </w:rPr>
+        <w:t>.</w:t>
+      </w:r>
+    </w:p>
+    <w:p>
+      <w:pPr>
+        <w:pStyle w:val="Heading3"/>
+      </w:pPr>
+      <w:r>
+        <w:t>Discuss while showing the picture</w:t>
+      </w:r>
+    </w:p>
+    <w:p>
+      <w:pPr>
+        <w:spacing w:line="336" w:lineRule="auto" w:after="180"/>
+        <w:shd w:fill="F1F6F8"/>
+      </w:pPr>
+      <w:r>
+        <w:rPr>
+          <w:b w:val="0"/>
+        </w:rPr>
+        <w:t xml:space="preserve">Teacher prompt: Draw your project trace and justify the deciding step using </w:t>
+      </w:r>
+      <w:r>
+        <w:rPr>
+          <w:b/>
+        </w:rPr>
+        <w:t>evidence</w:t>
+      </w:r>
+      <w:r>
+        <w:rPr>
+          <w:b w:val="0"/>
+        </w:rPr>
+        <w:t>. Ask learners to describe one label or arrow in ordinary words. Use the adjacent transcript if the image is difficult to see.</w:t>
+      </w:r>
+    </w:p>
+    <w:p>
+      <w:pPr>
+        <w:spacing w:line="336" w:lineRule="auto" w:after="180"/>
+        <w:shd w:fill="F1F6F8"/>
+      </w:pPr>
+      <w:r>
+        <w:rPr>
+          <w:b w:val="0"/>
+        </w:rPr>
+        <w:t>Supported practice key: No. The original 4 was top-right in the left window, but after swapping it is top-left; the pooled value 4 is identical. Changed-case check: Both pooled maps remain unchanged.</w:t>
+      </w:r>
+    </w:p>
+    <w:p>
+      <w:pPr>
+        <w:spacing w:line="336" w:lineRule="auto" w:after="180"/>
+        <w:shd w:fill="F1F6F8"/>
+      </w:pPr>
+      <w:r>
+        <w:rPr>
+          <w:b w:val="0"/>
+        </w:rPr>
+        <w:t>Max and mean ignore the positions of values inside the same window.</w:t>
       </w:r>
     </w:p>
     <w:sectPr>

--- a/downloads/teacher/ai-5-week-22.docx
+++ b/downloads/teacher/ai-5-week-22.docx
@@ -137,7 +137,7 @@
           </w:tcPr>
           <w:p>
             <w:r>
-              <w:t>Sections 1–6; record the brief recall in the workbook.</w:t>
+              <w:t>Use Your mission, Notice the evidence, See how it works, Words that unlock the idea and Follow a worked example; record recall in the workbook.</w:t>
             </w:r>
           </w:p>
         </w:tc>
@@ -169,7 +169,7 @@
           </w:tcPr>
           <w:p>
             <w:r>
-              <w:t>Sections 7–10; use the matching workbook W2 and misconception check.</w:t>
+              <w:t>Use Find and repair a mistake, Practise together and Build your understanding; use the matching workbook W2 and Individual reasoning check.</w:t>
             </w:r>
           </w:p>
         </w:tc>
@@ -201,7 +201,7 @@
           </w:tcPr>
           <w:p>
             <w:r>
-              <w:t>Sections 9 and 11–14. Give extra time to finish the full task set; use Section 15 when the week includes a coding lab.</w:t>
+              <w:t>Use Run the investigation, Connect your project and Try a new case independently. Allow extra time for the full task set. When code is supplied, use the examples in See how it works or Follow a worked example and the browser lab in Supported practice, repair and portfolio.</w:t>
             </w:r>
           </w:p>
         </w:tc>
@@ -428,7 +428,7 @@
         <w:rPr>
           <w:b w:val="0"/>
         </w:rPr>
-        <w:t>Use two 45-minute sessions. Prepare a labelled 4 by 4 grid with four window outlines. State complete windows, stride 2 and no padding before any arithmetic.</w:t>
+        <w:t>For the compact alternative schedule, use two 45-minute sessions. Prepare a labelled 4 by 4 grid with four window outlines. State complete windows, stride 2 and no padding before any arithmetic.</w:t>
       </w:r>
     </w:p>
     <w:p>
@@ -1509,7 +1509,7 @@
         <w:rPr>
           <w:b w:val="0"/>
         </w:rPr>
-        <w:t>Feature map rows [1, 4, 2, 0],[3, 2, 5, 1]. Pool non-overlapping2×2 windows, stride2, no padding.</w:t>
+        <w:t>Feature map rows [1, 4, 2, 0],[3, 2, 5, 1]. Pool non-overlapping 2×2 windows, stride 2, no padding.</w:t>
       </w:r>
     </w:p>
     <w:p>
@@ -1585,7 +1585,7 @@
         <w:drawing>
           <wp:inline xmlns:a="http://schemas.openxmlformats.org/drawingml/2006/main" xmlns:pic="http://schemas.openxmlformats.org/drawingml/2006/picture">
             <wp:extent cx="5486400" cy="5145314"/>
-            <wp:docPr id="2" name="Picture 2" descr="Pooling and spatial information. Left window: Values1, 4, 3, 2: max 4, mean 2.5.. Right window: Values2, 0, 5, 1: max 5, mean 2.. Compare summaries: Max map [[4, 5]], mean map [[2.5, 2]], both shape1×2."/>
+            <wp:docPr id="2" name="Picture 2" descr="Pooling and spatial information. Left window: Values 1, 4, 3, 2: max 4, mean 2.5.. Right window: Values 2, 0, 5, 1: max 5, mean 2.. Compare summaries: Max map [[4, 5]], mean map [[2.5, 2]], both shape 1×2."/>
             <wp:cNvGraphicFramePr>
               <a:graphicFrameLocks noChangeAspect="1"/>
             </wp:cNvGraphicFramePr>
@@ -1676,7 +1676,7 @@
           </w:tcPr>
           <w:p>
             <w:r>
-              <w:t>Values1, 4, 3, 2: max 4, mean 2.5.</w:t>
+              <w:t>Values 1, 4, 3, 2: max 4, mean 2.5.</w:t>
             </w:r>
           </w:p>
         </w:tc>
@@ -1698,7 +1698,7 @@
           </w:tcPr>
           <w:p>
             <w:r>
-              <w:t>Values2, 0, 5, 1: max 5, mean 2.</w:t>
+              <w:t>Values 2, 0, 5, 1: max 5, mean 2.</w:t>
             </w:r>
           </w:p>
         </w:tc>
@@ -1720,7 +1720,7 @@
           </w:tcPr>
           <w:p>
             <w:r>
-              <w:t>Max map [[4, 5]], mean map [[2.5, 2]], both shape1×2.</w:t>
+              <w:t>Max map [[4, 5]], mean map [[2.5, 2]], both shape 1×2.</w:t>
             </w:r>
           </w:p>
         </w:tc>
@@ -1848,7 +1848,7 @@
         <w:rPr>
           <w:b w:val="0"/>
         </w:rPr>
-        <w:t>Change: Swap1 and 4 within the left window.</w:t>
+        <w:t>Change: Swap 1 and 4 within the left window.</w:t>
       </w:r>
     </w:p>
     <w:p>
@@ -2192,7 +2192,7 @@
         <w:rPr>
           <w:b w:val="0"/>
         </w:rPr>
-        <w:t xml:space="preserve">Use the worked example in Sections 3 and 6. Collect a </w:t>
+        <w:t xml:space="preserve">Use See how it works and Follow a worked example. Collect a </w:t>
       </w:r>
       <w:r>
         <w:rPr>
@@ -2622,7 +2622,7 @@
         <w:rPr>
           <w:b w:val="0"/>
         </w:rPr>
-        <w:t xml:space="preserve">Use Section 9 for the </w:t>
+        <w:t xml:space="preserve">Use Run the investigation for the </w:t>
       </w:r>
       <w:r>
         <w:rPr>
@@ -3081,7 +3081,7 @@
         <w:rPr>
           <w:b w:val="0"/>
         </w:rPr>
-        <w:t>Teacher explanation: Shape is 1 by 1. Only [[1, 2], [3, 4]] is read, giving maximum 4 and mean 2.5. The final row and column lie outside the only complete stride-2 window.</w:t>
+        <w:t>Teacher explanation: Shape is 1 by 1. Only [[1, 2], [3, 4]] is read, giving maximum 4 and mean 2.5. The final row and column lie outside the only complete stride -2 window.</w:t>
       </w:r>
     </w:p>
     <w:p>
@@ -4054,7 +4054,7 @@
           </w:tcPr>
           <w:p>
             <w:r>
-              <w:t>Sections 1–6; record the brief recall in the workbook.</w:t>
+              <w:t>Use Your mission, Notice the evidence, See how it works, Words that unlock the idea and Follow a worked example; record recall in the workbook.</w:t>
             </w:r>
           </w:p>
         </w:tc>
@@ -4086,7 +4086,7 @@
           </w:tcPr>
           <w:p>
             <w:r>
-              <w:t>Sections 7–10; use the matching workbook W2 and misconception check.</w:t>
+              <w:t>Use Find and repair a mistake, Practise together and Build your understanding; use the matching workbook W2 and Individual reasoning check.</w:t>
             </w:r>
           </w:p>
         </w:tc>
@@ -4118,7 +4118,7 @@
           </w:tcPr>
           <w:p>
             <w:r>
-              <w:t>Sections 9 and 11–14. Give extra time to finish the full task set; use Section 15 when the week includes a coding lab.</w:t>
+              <w:t>Use Run the investigation, Connect your project and Try a new case independently. Allow extra time for the full task set. When code is supplied, use the examples in See how it works or Follow a worked example and the browser lab in Supported practice, repair and portfolio.</w:t>
             </w:r>
           </w:p>
         </w:tc>
@@ -4294,7 +4294,7 @@
         <w:rPr>
           <w:b w:val="0"/>
         </w:rPr>
-        <w:t xml:space="preserve">Extension: Swap1 and 4 within the left window. Require a </w:t>
+        <w:t xml:space="preserve">Extension: Swap 1 and 4 within the left window. Require a </w:t>
       </w:r>
       <w:r>
         <w:rPr>
@@ -4709,7 +4709,7 @@
         <w:drawing>
           <wp:inline xmlns:a="http://schemas.openxmlformats.org/drawingml/2006/main" xmlns:pic="http://schemas.openxmlformats.org/drawingml/2006/picture">
             <wp:extent cx="5486400" cy="3142488"/>
-            <wp:docPr id="3" name="Picture 3" descr="Pool a small map and show the detail it cannot retain. Supplied facts: Feature map rows [1, 4, 2, 0],[3, 2, 5, 1]. Pool non-overlapping2×2 windows, stride2, no padding. All inputs and outcomes in this worked example are invented classroom data; no real model run is claimed."/>
+            <wp:docPr id="3" name="Picture 3" descr="Pool a small map and show the detail it cannot retain. Supplied facts: Feature map rows [1, 4, 2, 0],[3, 2, 5, 1]. Pool non-overlapping 2×2 windows, stride 2, no padding. All inputs and outcomes in this worked example are invented classroom data; no real model run is claimed."/>
             <wp:cNvGraphicFramePr>
               <a:graphicFrameLocks noChangeAspect="1"/>
             </wp:cNvGraphicFramePr>
@@ -4748,7 +4748,7 @@
         <w:rPr>
           <w:b w:val="0"/>
         </w:rPr>
-        <w:t>Pool a small map and show the detail it cannot retain. Supplied facts: Feature map rows [1, 4, 2, 0],[3, 2, 5, 1]. Pool non-overlapping2×2 windows, stride2, no padding.</w:t>
+        <w:t>Pool a small map and show the detail it cannot retain. Supplied facts: Feature map rows [1, 4, 2, 0],[3, 2, 5, 1]. Pool non-overlapping 2×2 windows, stride 2, no padding.</w:t>
       </w:r>
     </w:p>
     <w:p>
@@ -4819,7 +4819,7 @@
         <w:drawing>
           <wp:inline xmlns:a="http://schemas.openxmlformats.org/drawingml/2006/main" xmlns:pic="http://schemas.openxmlformats.org/drawingml/2006/picture">
             <wp:extent cx="5486400" cy="3182112"/>
-            <wp:docPr id="4" name="Picture 4" descr="Left window: Values1, 4, 3, 2: max 4, mean 2.5. → Right window: Values2, 0, 5, 1: max 5, mean 2. → Compare summaries: Max map [[4, 5]], mean map [[2.5, 2]], both shape1×2."/>
+            <wp:docPr id="4" name="Picture 4" descr="Left window: Values 1, 4, 3, 2: max 4, mean 2.5. → Right window: Values 2, 0, 5, 1: max 5, mean 2. → Compare summaries: Max map [[4, 5]], mean map [[2.5, 2]], both shape 1×2."/>
             <wp:cNvGraphicFramePr>
               <a:graphicFrameLocks noChangeAspect="1"/>
             </wp:cNvGraphicFramePr>
@@ -4858,7 +4858,7 @@
         <w:rPr>
           <w:b w:val="0"/>
         </w:rPr>
-        <w:t>Left window: Values1, 4, 3, 2: max 4, mean 2.5. → Right window: Values2, 0, 5, 1: max 5, mean 2. → Compare summaries: Max map [[4, 5]], mean map [[2.5, 2]], both shape1×2.</w:t>
+        <w:t>Left window: Values 1, 4, 3, 2: max 4, mean 2.5. → Right window: Values 2, 0, 5, 1: max 5, mean 2. → Compare summaries: Max map [[4, 5]], mean map [[2.5, 2]], both shape 1×2.</w:t>
       </w:r>
     </w:p>
     <w:p>
@@ -4930,7 +4930,7 @@
         <w:drawing>
           <wp:inline xmlns:a="http://schemas.openxmlformats.org/drawingml/2006/main" xmlns:pic="http://schemas.openxmlformats.org/drawingml/2006/picture">
             <wp:extent cx="5486400" cy="3096768"/>
-            <wp:docPr id="5" name="Picture 5" descr="Two adjacent pooling windows. row0: left0 = 1, left1 = 4, right0 = 2, right1 = 0. row1: left0 = 3, left1 = 2, right0 = 5, right1 = 1."/>
+            <wp:docPr id="5" name="Picture 5" descr="Two adjacent pooling windows. row 0: left 0 = 1, left 1 = 4, right 0 = 2, right 1 = 0. row 1: left 0 = 3, left 1 = 2, right 0 = 5, right 1 = 1."/>
             <wp:cNvGraphicFramePr>
               <a:graphicFrameLocks noChangeAspect="1"/>
             </wp:cNvGraphicFramePr>
@@ -4969,7 +4969,7 @@
         <w:rPr>
           <w:b w:val="0"/>
         </w:rPr>
-        <w:t>Two adjacent pooling windows. row0: left0 = 1, left1 = 4, right0 = 2, right1 = 0. row1: left0 = 3, left1 = 2, right0 = 5, right1 = 1.</w:t>
+        <w:t>Two adjacent pooling windows. row 0: left 0 = 1, left 1 = 4, right 0 = 2, right 1 = 0. row 1: left 0 = 3, left 1 = 2, right 0 = 5, right 1 = 1.</w:t>
       </w:r>
     </w:p>
     <w:p>
@@ -5029,7 +5029,7 @@
         <w:drawing>
           <wp:inline xmlns:a="http://schemas.openxmlformats.org/drawingml/2006/main" xmlns:pic="http://schemas.openxmlformats.org/drawingml/2006/picture">
             <wp:extent cx="5486400" cy="3026664"/>
-            <wp:docPr id="6" name="Picture 6" descr="Original case: Max map [[4, 5]], mean map [[2.5, 2]], both shape1×2. Changed condition: Swap1 and 4 within the left window. Expected result: Both pooled maps remain unchanged. Reason: Max and mean ignore the positions of values inside the same window."/>
+            <wp:docPr id="6" name="Picture 6" descr="Original case: Max map [[4, 5]], mean map [[2.5, 2]], both shape 1×2. Changed condition: Swap 1 and 4 within the left window. Expected result: Both pooled maps remain unchanged. Reason: Max and mean ignore the positions of values inside the same window."/>
             <wp:cNvGraphicFramePr>
               <a:graphicFrameLocks noChangeAspect="1"/>
             </wp:cNvGraphicFramePr>
@@ -5068,7 +5068,7 @@
         <w:rPr>
           <w:b w:val="0"/>
         </w:rPr>
-        <w:t>Original case: Max map [[4, 5]], mean map [[2.5, 2]], both shape1×2. Changed condition: Swap1 and 4 within the left window. Expected result: Both pooled maps remain unchanged.</w:t>
+        <w:t>Original case: Max map [[4, 5]], mean map [[2.5, 2]], both shape 1×2. Changed condition: Swap 1 and 4 within the left window. Expected result: Both pooled maps remain unchanged.</w:t>
       </w:r>
     </w:p>
     <w:p>

--- a/downloads/teacher/ai-5-week-22.docx
+++ b/downloads/teacher/ai-5-week-22.docx
@@ -25,20 +25,38 @@
         <w:pStyle w:val="Heading1"/>
       </w:pPr>
       <w:r>
-        <w:t>01. Prepare the purpose, prerequisites and materials</w:t>
+        <w:t>Keep coarse positions and discarded detail distinct.</w:t>
       </w:r>
     </w:p>
     <w:p>
       <w:r>
-        <w:t>Prepare Pooling and spatial information: check the target, prerequisites, resources and adaptable teaching schedule.</w:t>
+        <w:t>Use exact windows,negative maxima and complete boundaries;separate map changes from predictions of a specified head.</w:t>
       </w:r>
     </w:p>
     <w:p>
-      <w:pPr>
-        <w:pStyle w:val="Heading3"/>
-      </w:pPr>
-      <w:r>
-        <w:t>Teach the learning cycle</w:t>
+      <w:r>
+        <w:t>Assess independent sums,maxima,means and the absence of implicit ReLU using checked keys.</w:t>
+      </w:r>
+    </w:p>
+    <w:p>
+      <w:pPr>
+        <w:pStyle w:val="Heading1"/>
+      </w:pPr>
+      <w:r>
+        <w:t>01. Prepare the connected mathematical investigation</w:t>
+      </w:r>
+    </w:p>
+    <w:p>
+      <w:r>
+        <w:t>Keep explanation,shared practice and independent evidence distinct.</w:t>
+      </w:r>
+    </w:p>
+    <w:p>
+      <w:pPr>
+        <w:pStyle w:val="Heading2"/>
+      </w:pPr>
+      <w:r>
+        <w:t>Target and main teaching plan</w:t>
       </w:r>
     </w:p>
     <w:p>
@@ -243,18 +261,21 @@
     </w:p>
     <w:p>
       <w:pPr>
-        <w:pStyle w:val="Heading3"/>
-      </w:pPr>
-      <w:r>
-        <w:t>Retrieval answer guidance</w:t>
+        <w:pStyle w:val="Heading2"/>
+      </w:pPr>
+      <w:r>
+        <w:t>Preparation and prerequisite</w:t>
       </w:r>
     </w:p>
     <w:p>
       <w:pPr>
-        <w:pStyle w:val="Heading3"/>
-      </w:pPr>
-      <w:r>
-        <w:t>Convolution as a local operation</w:t>
+        <w:spacing w:line="336" w:lineRule="auto" w:after="180"/>
+      </w:pPr>
+      <w:r>
+        <w:rPr>
+          <w:b w:val="0"/>
+        </w:rPr>
+        <w:t>Printed lesson and workbook; paper and pencil</w:t>
       </w:r>
     </w:p>
     <w:p>
@@ -265,7 +286,7 @@
         <w:rPr>
           <w:b w:val="0"/>
         </w:rPr>
-        <w:t>Without opening the old lesson, explain one key idea from Convolution as a local operation. Give an example and a mistake that the idea helps you avoid.</w:t>
+        <w:t>Calculator and optional local Python 3 editor; no packages or AI accounts needed</w:t>
       </w:r>
     </w:p>
     <w:p>
@@ -276,7 +297,7 @@
         <w:rPr>
           <w:b w:val="0"/>
         </w:rPr>
-        <w:t>Look for: Compute a local weighted sum at each valid image position</w:t>
+        <w:t>Use the fictional examples supplied; prepare the fresh retry before class</w:t>
       </w:r>
     </w:p>
     <w:p>
@@ -287,7 +308,7 @@
         <w:rPr>
           <w:b w:val="0"/>
         </w:rPr>
-        <w:t xml:space="preserve">Reference example, not the only acceptable wording: Teacher explanation: Window rows are [2, 0] and [1, 3]. Products are 2, 0, 0 and 3, giving </w:t>
+        <w:t xml:space="preserve">Only the start at row 0 column 0 fits. The </w:t>
       </w:r>
       <w:r>
         <w:rPr>
@@ -299,15 +320,15 @@
         <w:rPr>
           <w:b w:val="0"/>
         </w:rPr>
-        <w:t xml:space="preserve"> 5.</w:t>
+        <w:t xml:space="preserve"> shape is 1 by 1 under the complete-window rule.</w:t>
       </w:r>
     </w:p>
     <w:p>
       <w:pPr>
-        <w:pStyle w:val="Heading3"/>
-      </w:pPr>
-      <w:r>
-        <w:t>Learned representations</w:t>
+        <w:pStyle w:val="Heading2"/>
+      </w:pPr>
+      <w:r>
+        <w:t>Opening retrieval</w:t>
       </w:r>
     </w:p>
     <w:p>
@@ -318,7 +339,7 @@
         <w:rPr>
           <w:b w:val="0"/>
         </w:rPr>
-        <w:t>Without opening the old lesson, explain one key idea from Learned representations. Give an example and a mistake that the idea helps you avoid.</w:t>
+        <w:t>Without opening the old lesson, explain one key idea from Convolution as a local operation. Give an example and a mistake that the idea helps you avoid.</w:t>
       </w:r>
     </w:p>
     <w:p>
@@ -329,19 +350,7 @@
         <w:rPr>
           <w:b w:val="0"/>
         </w:rPr>
-        <w:t xml:space="preserve">Look for: Trace an </w:t>
-      </w:r>
-      <w:r>
-        <w:rPr>
-          <w:b/>
-        </w:rPr>
-        <w:t>input</w:t>
-      </w:r>
-      <w:r>
-        <w:rPr>
-          <w:b w:val="0"/>
-        </w:rPr>
-        <w:t xml:space="preserve"> through a hidden representation and a decision rule</w:t>
+        <w:t>Look for: Compute a local weighted sum at each valid image position</w:t>
       </w:r>
     </w:p>
     <w:p>
@@ -352,27 +361,30 @@
         <w:rPr>
           <w:b w:val="0"/>
         </w:rPr>
-        <w:t xml:space="preserve">Reference example, not the only acceptable wording: Teacher explanation: The vectors are [5, 0], [0, 5] and [0, 0]. </w:t>
+        <w:t xml:space="preserve">Reference example, not the only acceptable wording: Teacher explanation: Window rows are [2, 0] and [1, 3]. Products are 2, 0, 0 and 3, giving </w:t>
       </w:r>
       <w:r>
         <w:rPr>
           <w:b/>
         </w:rPr>
-        <w:t>Prediction</w:t>
+        <w:t>output</w:t>
       </w:r>
       <w:r>
         <w:rPr>
           <w:b w:val="0"/>
         </w:rPr>
-        <w:t>s are 1, 0 and 0. Equal width and height does not satisfy strictly greater.</w:t>
+        <w:t xml:space="preserve"> 5.</w:t>
       </w:r>
     </w:p>
     <w:p>
       <w:pPr>
-        <w:pStyle w:val="Heading3"/>
-      </w:pPr>
-      <w:r>
-        <w:t>Regularisation and early stopping</w:t>
+        <w:spacing w:line="336" w:lineRule="auto" w:after="180"/>
+      </w:pPr>
+      <w:r>
+        <w:rPr>
+          <w:b w:val="0"/>
+        </w:rPr>
+        <w:t>Without opening the old lesson, explain one key idea from Learned representations. Give an example and a mistake that the idea helps you avoid.</w:t>
       </w:r>
     </w:p>
     <w:p>
@@ -383,7 +395,19 @@
         <w:rPr>
           <w:b w:val="0"/>
         </w:rPr>
-        <w:t>Without opening the old lesson, explain one key idea from Regularisation and early stopping. Give an example and a mistake that the idea helps you avoid.</w:t>
+        <w:t xml:space="preserve">Look for: Trace an </w:t>
+      </w:r>
+      <w:r>
+        <w:rPr>
+          <w:b/>
+        </w:rPr>
+        <w:t>input</w:t>
+      </w:r>
+      <w:r>
+        <w:rPr>
+          <w:b w:val="0"/>
+        </w:rPr>
+        <w:t xml:space="preserve"> through a hidden representation and a decision rule</w:t>
       </w:r>
     </w:p>
     <w:p>
@@ -394,19 +418,19 @@
         <w:rPr>
           <w:b w:val="0"/>
         </w:rPr>
-        <w:t xml:space="preserve">Look for: Separate a weight penalty from </w:t>
+        <w:t xml:space="preserve">Reference example, not the only acceptable wording: Teacher explanation: The vectors are [5, 0], [0, 5] and [0, 0]. </w:t>
       </w:r>
       <w:r>
         <w:rPr>
           <w:b/>
         </w:rPr>
-        <w:t>prediction</w:t>
+        <w:t>Prediction</w:t>
       </w:r>
       <w:r>
         <w:rPr>
           <w:b w:val="0"/>
         </w:rPr>
-        <w:t xml:space="preserve"> error</w:t>
+        <w:t>s are 1, 0 and 0. Equal width and height does not satisfy strictly greater.</w:t>
       </w:r>
     </w:p>
     <w:p>
@@ -417,7 +441,7 @@
         <w:rPr>
           <w:b w:val="0"/>
         </w:rPr>
-        <w:t>Reference example, not the only acceptable wording: Teacher explanation: MSE 0, penalty 2, total J 2, total gradient 2. Zero data gradient does not remove the penalty gradient.</w:t>
+        <w:t>Without opening the old lesson, explain one key idea from Regularisation and early stopping. Give an example and a mistake that the idea helps you avoid.</w:t>
       </w:r>
     </w:p>
     <w:p>
@@ -428,7 +452,19 @@
         <w:rPr>
           <w:b w:val="0"/>
         </w:rPr>
-        <w:t>For the compact alternative schedule, use two 45-minute sessions. Prepare a labelled 4 by 4 grid with four window outlines. State complete windows, stride 2 and no padding before any arithmetic.</w:t>
+        <w:t xml:space="preserve">Look for: Separate a weight penalty from </w:t>
+      </w:r>
+      <w:r>
+        <w:rPr>
+          <w:b/>
+        </w:rPr>
+        <w:t>prediction</w:t>
+      </w:r>
+      <w:r>
+        <w:rPr>
+          <w:b w:val="0"/>
+        </w:rPr>
+        <w:t xml:space="preserve"> error</w:t>
       </w:r>
     </w:p>
     <w:p>
@@ -439,77 +475,62 @@
         <w:rPr>
           <w:b w:val="0"/>
         </w:rPr>
-        <w:t>Keep pooling separate from ReLU, and discuss loss of location through explicit collisions.</w:t>
+        <w:t>Reference example, not the only acceptable wording: Teacher explanation: MSE 0, penalty 2, total J 2, total gradient 2. Zero data gradient does not remove the penalty gradient.</w:t>
       </w:r>
     </w:p>
     <w:p>
       <w:pPr>
-        <w:spacing w:line="336" w:lineRule="auto" w:after="180"/>
-      </w:pPr>
-      <w:r>
-        <w:rPr>
-          <w:b w:val="0"/>
-        </w:rPr>
-        <w:t>Reference for the floor-based pooling convention: https://docs.pytorch.org/docs/stable/generated/torch.nn.modules.pooling.MaxPool2d.html . No software library is required.</w:t>
+        <w:pStyle w:val="Heading2"/>
+      </w:pPr>
+      <w:r>
+        <w:t>Pictured end goal</w:t>
       </w:r>
     </w:p>
     <w:p>
       <w:pPr>
-        <w:pStyle w:val="Heading3"/>
-      </w:pPr>
-      <w:r>
-        <w:t>Outcomes</w:t>
+        <w:spacing w:line="336" w:lineRule="auto" w:after="180"/>
+      </w:pPr>
+      <w:r>
+        <w:rPr>
+          <w:b w:val="0"/>
+        </w:rPr>
+        <w:t xml:space="preserve">By the end, I can explain pooling and </w:t>
+      </w:r>
+      <w:r>
+        <w:rPr>
+          <w:b/>
+        </w:rPr>
+        <w:t>spatial information</w:t>
+      </w:r>
+      <w:r>
+        <w:rPr>
+          <w:b w:val="0"/>
+        </w:rPr>
+        <w:t xml:space="preserve"> using a traced example and a stated limitation.</w:t>
       </w:r>
     </w:p>
     <w:p>
       <w:pPr>
-        <w:spacing w:line="336" w:lineRule="auto" w:after="180"/>
-      </w:pPr>
-      <w:r>
-        <w:rPr>
-          <w:b w:val="0"/>
-        </w:rPr>
-        <w:t xml:space="preserve">Compute max and </w:t>
-      </w:r>
-      <w:r>
-        <w:rPr>
-          <w:b/>
-        </w:rPr>
-        <w:t>mean pooling</w:t>
-      </w:r>
-      <w:r>
-        <w:rPr>
-          <w:b w:val="0"/>
-        </w:rPr>
-        <w:t xml:space="preserve"> under an explicit window rule</w:t>
+        <w:pStyle w:val="Heading2"/>
+      </w:pPr>
+      <w:r>
+        <w:t>Earlier wording, alternatives and picture transcripts · reference / check after trying</w:t>
       </w:r>
     </w:p>
     <w:p>
       <w:pPr>
-        <w:spacing w:line="336" w:lineRule="auto" w:after="180"/>
-      </w:pPr>
-      <w:r>
-        <w:rPr>
-          <w:b w:val="0"/>
-        </w:rPr>
-        <w:t xml:space="preserve">Use collisions to explain lost </w:t>
-      </w:r>
-      <w:r>
-        <w:rPr>
-          <w:b/>
-        </w:rPr>
-        <w:t>spatial information</w:t>
+        <w:pStyle w:val="Heading3"/>
+      </w:pPr>
+      <w:r>
+        <w:t>Teach the learning cycle</w:t>
       </w:r>
     </w:p>
     <w:p>
       <w:pPr>
-        <w:spacing w:line="336" w:lineRule="auto" w:after="180"/>
-      </w:pPr>
-      <w:r>
-        <w:rPr>
-          <w:b w:val="0"/>
-        </w:rPr>
-        <w:t>Test boundary and movement claims with revealing examples</w:t>
+        <w:pStyle w:val="Heading3"/>
+      </w:pPr>
+      <w:r>
+        <w:t>Retrieval answer guidance</w:t>
       </w:r>
     </w:p>
     <w:p>
@@ -517,29 +538,23 @@
         <w:pStyle w:val="Heading3"/>
       </w:pPr>
       <w:r>
-        <w:t>Preparation</w:t>
+        <w:t>Convolution as a local operation</w:t>
       </w:r>
     </w:p>
     <w:p>
       <w:pPr>
-        <w:spacing w:line="336" w:lineRule="auto" w:after="180"/>
-      </w:pPr>
-      <w:r>
-        <w:rPr>
-          <w:b w:val="0"/>
-        </w:rPr>
-        <w:t>Printed lesson and workbook; paper and pencil</w:t>
+        <w:pStyle w:val="Heading3"/>
+      </w:pPr>
+      <w:r>
+        <w:t>Learned representations</w:t>
       </w:r>
     </w:p>
     <w:p>
       <w:pPr>
-        <w:spacing w:line="336" w:lineRule="auto" w:after="180"/>
-      </w:pPr>
-      <w:r>
-        <w:rPr>
-          <w:b w:val="0"/>
-        </w:rPr>
-        <w:t>Calculator and optional local Python 3 editor; no packages or AI accounts needed</w:t>
+        <w:pStyle w:val="Heading3"/>
+      </w:pPr>
+      <w:r>
+        <w:t>Regularisation and early stopping</w:t>
       </w:r>
     </w:p>
     <w:p>
@@ -550,15 +565,18 @@
         <w:rPr>
           <w:b w:val="0"/>
         </w:rPr>
-        <w:t>Use the fictional examples supplied; prepare the fresh retry before class</w:t>
+        <w:t>For the compact alternative schedule, use two 45-minute sessions. Prepare a labelled 4 by 4 grid with four window outlines. State complete windows, stride 2 and no padding before any arithmetic.</w:t>
       </w:r>
     </w:p>
     <w:p>
       <w:pPr>
-        <w:pStyle w:val="Heading3"/>
-      </w:pPr>
-      <w:r>
-        <w:t>Prerequisite answer</w:t>
+        <w:spacing w:line="336" w:lineRule="auto" w:after="180"/>
+      </w:pPr>
+      <w:r>
+        <w:rPr>
+          <w:b w:val="0"/>
+        </w:rPr>
+        <w:t>Keep pooling separate from ReLU, and discuss loss of location through explicit collisions.</w:t>
       </w:r>
     </w:p>
     <w:p>
@@ -569,19 +587,7 @@
         <w:rPr>
           <w:b w:val="0"/>
         </w:rPr>
-        <w:t xml:space="preserve">Only the start at row 0 column 0 fits. The </w:t>
-      </w:r>
-      <w:r>
-        <w:rPr>
-          <w:b/>
-        </w:rPr>
-        <w:t>output</w:t>
-      </w:r>
-      <w:r>
-        <w:rPr>
-          <w:b w:val="0"/>
-        </w:rPr>
-        <w:t xml:space="preserve"> shape is 1 by 1 under the complete-window rule.</w:t>
+        <w:t>Reference for the floor-based pooling convention: https://docs.pytorch.org/docs/stable/generated/torch.nn.modules.pooling.MaxPool2d.html . No software library is required.</w:t>
       </w:r>
     </w:p>
     <w:p>
@@ -589,7 +595,7 @@
         <w:pStyle w:val="Heading3"/>
       </w:pPr>
       <w:r>
-        <w:t>End goal for the pictorial case</w:t>
+        <w:t>Outcomes</w:t>
       </w:r>
     </w:p>
     <w:p>
@@ -600,19 +606,19 @@
         <w:rPr>
           <w:b w:val="0"/>
         </w:rPr>
-        <w:t xml:space="preserve">By the end, I can explain pooling and </w:t>
+        <w:t xml:space="preserve">Compute max and </w:t>
       </w:r>
       <w:r>
         <w:rPr>
           <w:b/>
         </w:rPr>
-        <w:t>spatial information</w:t>
+        <w:t>mean pooling</w:t>
       </w:r>
       <w:r>
         <w:rPr>
           <w:b w:val="0"/>
         </w:rPr>
-        <w:t xml:space="preserve"> using a traced example and a stated limitation.</w:t>
+        <w:t xml:space="preserve"> under an explicit window rule</w:t>
       </w:r>
     </w:p>
     <w:p>
@@ -623,42 +629,48 @@
         <w:rPr>
           <w:b w:val="0"/>
         </w:rPr>
-        <w:t>This added worked case illustrates the week’s main idea. Retain all original and connected topics; schedule its practice within the teaching cycle.</w:t>
+        <w:t xml:space="preserve">Use collisions to explain lost </w:t>
+      </w:r>
+      <w:r>
+        <w:rPr>
+          <w:b/>
+        </w:rPr>
+        <w:t>spatial information</w:t>
       </w:r>
     </w:p>
     <w:p>
       <w:pPr>
-        <w:pStyle w:val="Heading1"/>
-      </w:pPr>
-      <w:r>
-        <w:t>02. Explain and model the mechanism</w:t>
+        <w:spacing w:line="336" w:lineRule="auto" w:after="180"/>
+      </w:pPr>
+      <w:r>
+        <w:rPr>
+          <w:b w:val="0"/>
+        </w:rPr>
+        <w:t>Test boundary and movement claims with revealing examples</w:t>
       </w:r>
     </w:p>
     <w:p>
-      <w:r>
-        <w:t>Model Pooling and spatial information using the supplied case, labelled mechanism and reasoning. Make the scope of each conclusion explicit.</w:t>
+      <w:pPr>
+        <w:pStyle w:val="Heading3"/>
+      </w:pPr>
+      <w:r>
+        <w:t>Preparation</w:t>
       </w:r>
     </w:p>
     <w:p>
       <w:pPr>
-        <w:spacing w:line="336" w:lineRule="auto" w:after="180"/>
-      </w:pPr>
-      <w:r>
-        <w:rPr>
-          <w:b w:val="0"/>
-        </w:rPr>
-        <w:t>A fictional single-channel feature map has rows [1, 4, 2, 0], [3, 2, 5, 1], [0, 6, 1, 3] and [2, 4, 2, 7]. Use a 2 by 2 window, stride 2, no padding and only complete windows. Coordinates are zero-based.</w:t>
+        <w:pStyle w:val="Heading3"/>
+      </w:pPr>
+      <w:r>
+        <w:t>Prerequisite answer</w:t>
       </w:r>
     </w:p>
     <w:p>
       <w:pPr>
-        <w:spacing w:line="336" w:lineRule="auto" w:after="180"/>
-      </w:pPr>
-      <w:r>
-        <w:rPr>
-          <w:b w:val="0"/>
-        </w:rPr>
-        <w:t>The four starts are [0, 0], [0, 2], [2, 0] and [2, 2].</w:t>
+        <w:pStyle w:val="Heading3"/>
+      </w:pPr>
+      <w:r>
+        <w:t>End goal for the pictorial case</w:t>
       </w:r>
     </w:p>
     <w:p>
@@ -667,96 +679,30 @@
       </w:pPr>
       <w:r>
         <w:rPr>
-          <w:b/>
-        </w:rPr>
-        <w:t>Max pooling</w:t>
-      </w:r>
-      <w:r>
-        <w:rPr>
           <w:b w:val="0"/>
         </w:rPr>
-        <w:t xml:space="preserve"> keeps the largest value in each window. </w:t>
-      </w:r>
-      <w:r>
-        <w:rPr>
-          <w:b/>
-        </w:rPr>
-        <w:t>Mean pooling</w:t>
-      </w:r>
-      <w:r>
-        <w:rPr>
-          <w:b w:val="0"/>
-        </w:rPr>
-        <w:t xml:space="preserve"> adds the four values and divides by 4. Neither operation learns weights in this lesson.</w:t>
+        <w:t>This added worked case illustrates the week’s main idea. Retain all original and connected topics; schedule its practice within the teaching cycle.</w:t>
       </w:r>
     </w:p>
     <w:p>
       <w:pPr>
-        <w:spacing w:line="336" w:lineRule="auto" w:after="180"/>
-      </w:pPr>
-      <w:r>
-        <w:rPr>
-          <w:b w:val="0"/>
-        </w:rPr>
-        <w:t>These are fixed summaries of the incoming feature map, unlike the trainable kernel parameters introduced last week.</w:t>
+        <w:pStyle w:val="Heading1"/>
+      </w:pPr>
+      <w:r>
+        <w:t>02. Teach local summaries with exact spatial and boundary limits</w:t>
       </w:r>
     </w:p>
     <w:p>
-      <w:pPr>
-        <w:spacing w:line="336" w:lineRule="auto" w:after="180"/>
-      </w:pPr>
-      <w:r>
-        <w:rPr>
-          <w:b w:val="0"/>
-        </w:rPr>
-        <w:t xml:space="preserve">The max </w:t>
-      </w:r>
-      <w:r>
-        <w:rPr>
-          <w:b/>
-        </w:rPr>
-        <w:t>output</w:t>
-      </w:r>
-      <w:r>
-        <w:rPr>
-          <w:b w:val="0"/>
-        </w:rPr>
-        <w:t xml:space="preserve"> is [[4, 5], [6, 7]], and the mean </w:t>
-      </w:r>
-      <w:r>
-        <w:rPr>
-          <w:b/>
-        </w:rPr>
-        <w:t>output</w:t>
-      </w:r>
-      <w:r>
-        <w:rPr>
-          <w:b w:val="0"/>
-        </w:rPr>
-        <w:t xml:space="preserve"> is [[2.5, 2], [3, 3.25]]. Both have shape 2 by 2. Sixteen values become four, but the four </w:t>
-      </w:r>
-      <w:r>
-        <w:rPr>
-          <w:b/>
-        </w:rPr>
-        <w:t>output</w:t>
-      </w:r>
-      <w:r>
-        <w:rPr>
-          <w:b w:val="0"/>
-        </w:rPr>
-        <w:t>s still preserve the coarse arrangement of the four regions.</w:t>
+      <w:r>
+        <w:t>Distinguish same-window rearrangement from movement across a pooling boundary.</w:t>
       </w:r>
     </w:p>
     <w:p>
       <w:pPr>
-        <w:spacing w:line="336" w:lineRule="auto" w:after="180"/>
-      </w:pPr>
-      <w:r>
-        <w:rPr>
-          <w:b w:val="0"/>
-        </w:rPr>
-        <w:t>This code assumes a nonempty rectangular numeric map at least 2 by 2. It uses only complete 2 by 2 windows, stride 2 and no padding.</w:t>
+        <w:pStyle w:val="Heading2"/>
+      </w:pPr>
+      <w:r>
+        <w:t>Main contract,complete arithmetic and guided key</w:t>
       </w:r>
     </w:p>
     <w:p>
@@ -767,7 +713,7 @@
         <w:rPr>
           <w:b w:val="0"/>
         </w:rPr>
-        <w:t>It returns two separate summaries of the same map; it does not apply one pooling operation after the other.</w:t>
+        <w:t>A fictional single-channel feature map has rows [1, 4, 2, 0], [3, 2, 5, 1], [0, 6, 1, 3] and [2, 4, 2, 7]. Use a 2 by 2 window, stride 2, no padding and only complete windows. Coordinates are zero-based.</w:t>
       </w:r>
     </w:p>
     <w:p>
@@ -778,31 +724,7 @@
         <w:rPr>
           <w:b w:val="0"/>
         </w:rPr>
-        <w:t xml:space="preserve">For this complete-window rule the </w:t>
-      </w:r>
-      <w:r>
-        <w:rPr>
-          <w:b/>
-        </w:rPr>
-        <w:t>output</w:t>
-      </w:r>
-      <w:r>
-        <w:rPr>
-          <w:b w:val="0"/>
-        </w:rPr>
-        <w:t xml:space="preserve"> shape is floor((H - 2) / 2) + 1 by floor((W - 2) / 2) + 1. A 3 by 3 map produces just one </w:t>
-      </w:r>
-      <w:r>
-        <w:rPr>
-          <w:b/>
-        </w:rPr>
-        <w:t>output</w:t>
-      </w:r>
-      <w:r>
-        <w:rPr>
-          <w:b w:val="0"/>
-        </w:rPr>
-        <w:t>; its last row and last column are not read.</w:t>
+        <w:t>The four starts are [0, 0], [0, 2], [2, 0] and [2, 2].</w:t>
       </w:r>
     </w:p>
     <w:p>
@@ -811,9 +733,978 @@
       </w:pPr>
       <w:r>
         <w:rPr>
+          <w:b/>
+        </w:rPr>
+        <w:t>Max pooling</w:t>
+      </w:r>
+      <w:r>
+        <w:rPr>
           <w:b w:val="0"/>
         </w:rPr>
+        <w:t xml:space="preserve"> keeps the largest value in each window. </w:t>
+      </w:r>
+      <w:r>
+        <w:rPr>
+          <w:b/>
+        </w:rPr>
+        <w:t>Mean pooling</w:t>
+      </w:r>
+      <w:r>
+        <w:rPr>
+          <w:b w:val="0"/>
+        </w:rPr>
+        <w:t xml:space="preserve"> adds the four values and divides by 4. Neither operation learns weights in this lesson.</w:t>
+      </w:r>
+    </w:p>
+    <w:p>
+      <w:pPr>
+        <w:spacing w:line="336" w:lineRule="auto" w:after="180"/>
+      </w:pPr>
+      <w:r>
+        <w:rPr>
+          <w:b w:val="0"/>
+        </w:rPr>
+        <w:t>These are fixed summaries of the incoming feature map, unlike the trainable kernel parameters introduced last week.</w:t>
+      </w:r>
+    </w:p>
+    <w:p>
+      <w:pPr>
+        <w:spacing w:line="336" w:lineRule="auto" w:after="180"/>
+      </w:pPr>
+      <w:r>
+        <w:rPr>
+          <w:b w:val="0"/>
+        </w:rPr>
+        <w:t xml:space="preserve">The max </w:t>
+      </w:r>
+      <w:r>
+        <w:rPr>
+          <w:b/>
+        </w:rPr>
+        <w:t>output</w:t>
+      </w:r>
+      <w:r>
+        <w:rPr>
+          <w:b w:val="0"/>
+        </w:rPr>
+        <w:t xml:space="preserve"> is [[4, 5], [6, 7]], and the mean </w:t>
+      </w:r>
+      <w:r>
+        <w:rPr>
+          <w:b/>
+        </w:rPr>
+        <w:t>output</w:t>
+      </w:r>
+      <w:r>
+        <w:rPr>
+          <w:b w:val="0"/>
+        </w:rPr>
+        <w:t xml:space="preserve"> is [[2.5, 2], [3, 3.25]]. Both have shape 2 by 2. Sixteen values become four, but the four </w:t>
+      </w:r>
+      <w:r>
+        <w:rPr>
+          <w:b/>
+        </w:rPr>
+        <w:t>output</w:t>
+      </w:r>
+      <w:r>
+        <w:rPr>
+          <w:b w:val="0"/>
+        </w:rPr>
+        <w:t>s still preserve the coarse arrangement of the four regions.</w:t>
+      </w:r>
+    </w:p>
+    <w:p>
+      <w:pPr>
+        <w:spacing w:line="336" w:lineRule="auto" w:after="180"/>
+      </w:pPr>
+      <w:r>
+        <w:rPr>
+          <w:b w:val="0"/>
+        </w:rPr>
+        <w:t>This code assumes a nonempty rectangular numeric map at least 2 by 2. It uses only complete 2 by 2 windows, stride 2 and no padding.</w:t>
+      </w:r>
+    </w:p>
+    <w:p>
+      <w:pPr>
+        <w:spacing w:line="336" w:lineRule="auto" w:after="180"/>
+      </w:pPr>
+      <w:r>
+        <w:rPr>
+          <w:b w:val="0"/>
+        </w:rPr>
+        <w:t>It returns two separate summaries of the same map; it does not apply one pooling operation after the other.</w:t>
+      </w:r>
+    </w:p>
+    <w:p>
+      <w:pPr>
+        <w:spacing w:line="336" w:lineRule="auto" w:after="180"/>
+      </w:pPr>
+      <w:r>
+        <w:rPr>
+          <w:b w:val="0"/>
+        </w:rPr>
+        <w:t xml:space="preserve">For this complete-window rule the </w:t>
+      </w:r>
+      <w:r>
+        <w:rPr>
+          <w:b/>
+        </w:rPr>
+        <w:t>output</w:t>
+      </w:r>
+      <w:r>
+        <w:rPr>
+          <w:b w:val="0"/>
+        </w:rPr>
+        <w:t xml:space="preserve"> shape is floor((H - 2) / 2) + 1 by floor((W - 2) / 2) + 1. A 3 by 3 map produces just one </w:t>
+      </w:r>
+      <w:r>
+        <w:rPr>
+          <w:b/>
+        </w:rPr>
+        <w:t>output</w:t>
+      </w:r>
+      <w:r>
+        <w:rPr>
+          <w:b w:val="0"/>
+        </w:rPr>
+        <w:t>; its last row and last column are not read.</w:t>
+      </w:r>
+    </w:p>
+    <w:p>
+      <w:pPr>
+        <w:spacing w:line="336" w:lineRule="auto" w:after="180"/>
+      </w:pPr>
+      <w:r>
+        <w:rPr>
+          <w:b w:val="0"/>
+        </w:rPr>
         <w:t>Do not silently invent a partial-window rule or pad missing positions.</w:t>
+      </w:r>
+    </w:p>
+    <w:tbl>
+      <w:tblPr>
+        <w:tblStyle w:val="LightShading-Accent1"/>
+        <w:tblW w:type="auto" w:w="0"/>
+        <w:tblLook w:firstColumn="1" w:firstRow="1" w:lastColumn="0" w:lastRow="0" w:noHBand="0" w:noVBand="1" w:val="04A0"/>
+      </w:tblPr>
+      <w:tblGrid>
+        <w:gridCol w:w="2556"/>
+        <w:gridCol w:w="2556"/>
+        <w:gridCol w:w="2556"/>
+        <w:gridCol w:w="2556"/>
+      </w:tblGrid>
+      <w:tr>
+        <w:trPr>
+          <w:tblHeader/>
+        </w:trPr>
+        <w:tc>
+          <w:tcPr>
+            <w:tcW w:type="dxa" w:w="2556"/>
+          </w:tcPr>
+          <w:p>
+            <w:r>
+              <w:t>Window start</w:t>
+            </w:r>
+          </w:p>
+        </w:tc>
+        <w:tc>
+          <w:tcPr>
+            <w:tcW w:type="dxa" w:w="2556"/>
+          </w:tcPr>
+          <w:p>
+            <w:r>
+              <w:t>Values in row-major order</w:t>
+            </w:r>
+          </w:p>
+        </w:tc>
+        <w:tc>
+          <w:tcPr>
+            <w:tcW w:type="dxa" w:w="2556"/>
+          </w:tcPr>
+          <w:p>
+            <w:r>
+              <w:t>Sum /4</w:t>
+            </w:r>
+          </w:p>
+        </w:tc>
+        <w:tc>
+          <w:tcPr>
+            <w:tcW w:type="dxa" w:w="2556"/>
+          </w:tcPr>
+          <w:p>
+            <w:r>
+              <w:t>Maximum</w:t>
+            </w:r>
+          </w:p>
+        </w:tc>
+      </w:tr>
+      <w:tr>
+        <w:tc>
+          <w:tcPr>
+            <w:tcW w:type="dxa" w:w="2556"/>
+          </w:tcPr>
+          <w:p>
+            <w:r>
+              <w:t>(0, 0)</w:t>
+            </w:r>
+          </w:p>
+        </w:tc>
+        <w:tc>
+          <w:tcPr>
+            <w:tcW w:type="dxa" w:w="2556"/>
+          </w:tcPr>
+          <w:p>
+            <w:r>
+              <w:t>[1, 4, 3, 2]</w:t>
+            </w:r>
+          </w:p>
+        </w:tc>
+        <w:tc>
+          <w:tcPr>
+            <w:tcW w:type="dxa" w:w="2556"/>
+          </w:tcPr>
+          <w:p>
+            <w:r>
+              <w:t>10/4=2.5</w:t>
+            </w:r>
+          </w:p>
+        </w:tc>
+        <w:tc>
+          <w:tcPr>
+            <w:tcW w:type="dxa" w:w="2556"/>
+          </w:tcPr>
+          <w:p>
+            <w:r>
+              <w:t>4</w:t>
+            </w:r>
+          </w:p>
+        </w:tc>
+      </w:tr>
+      <w:tr>
+        <w:tc>
+          <w:tcPr>
+            <w:tcW w:type="dxa" w:w="2556"/>
+          </w:tcPr>
+          <w:p>
+            <w:r>
+              <w:t>(0, 2)</w:t>
+            </w:r>
+          </w:p>
+        </w:tc>
+        <w:tc>
+          <w:tcPr>
+            <w:tcW w:type="dxa" w:w="2556"/>
+          </w:tcPr>
+          <w:p>
+            <w:r>
+              <w:t>[2, 0, 5, 1]</w:t>
+            </w:r>
+          </w:p>
+        </w:tc>
+        <w:tc>
+          <w:tcPr>
+            <w:tcW w:type="dxa" w:w="2556"/>
+          </w:tcPr>
+          <w:p>
+            <w:r>
+              <w:t>8/4=2</w:t>
+            </w:r>
+          </w:p>
+        </w:tc>
+        <w:tc>
+          <w:tcPr>
+            <w:tcW w:type="dxa" w:w="2556"/>
+          </w:tcPr>
+          <w:p>
+            <w:r>
+              <w:t>5</w:t>
+            </w:r>
+          </w:p>
+        </w:tc>
+      </w:tr>
+      <w:tr>
+        <w:tc>
+          <w:tcPr>
+            <w:tcW w:type="dxa" w:w="2556"/>
+          </w:tcPr>
+          <w:p>
+            <w:r>
+              <w:t>(2, 0)</w:t>
+            </w:r>
+          </w:p>
+        </w:tc>
+        <w:tc>
+          <w:tcPr>
+            <w:tcW w:type="dxa" w:w="2556"/>
+          </w:tcPr>
+          <w:p>
+            <w:r>
+              <w:t>[0, 6, 2, 4]</w:t>
+            </w:r>
+          </w:p>
+        </w:tc>
+        <w:tc>
+          <w:tcPr>
+            <w:tcW w:type="dxa" w:w="2556"/>
+          </w:tcPr>
+          <w:p>
+            <w:r>
+              <w:t>12/4=3</w:t>
+            </w:r>
+          </w:p>
+        </w:tc>
+        <w:tc>
+          <w:tcPr>
+            <w:tcW w:type="dxa" w:w="2556"/>
+          </w:tcPr>
+          <w:p>
+            <w:r>
+              <w:t>6</w:t>
+            </w:r>
+          </w:p>
+        </w:tc>
+      </w:tr>
+      <w:tr>
+        <w:tc>
+          <w:tcPr>
+            <w:tcW w:type="dxa" w:w="2556"/>
+          </w:tcPr>
+          <w:p>
+            <w:r>
+              <w:t>(2, 2)</w:t>
+            </w:r>
+          </w:p>
+        </w:tc>
+        <w:tc>
+          <w:tcPr>
+            <w:tcW w:type="dxa" w:w="2556"/>
+          </w:tcPr>
+          <w:p>
+            <w:r>
+              <w:t>[1, 3, 2, 7]</w:t>
+            </w:r>
+          </w:p>
+        </w:tc>
+        <w:tc>
+          <w:tcPr>
+            <w:tcW w:type="dxa" w:w="2556"/>
+          </w:tcPr>
+          <w:p>
+            <w:r>
+              <w:t>13/4=3.25</w:t>
+            </w:r>
+          </w:p>
+        </w:tc>
+        <w:tc>
+          <w:tcPr>
+            <w:tcW w:type="dxa" w:w="2556"/>
+          </w:tcPr>
+          <w:p>
+            <w:r>
+              <w:t>7</w:t>
+            </w:r>
+          </w:p>
+        </w:tc>
+      </w:tr>
+    </w:tbl>
+    <w:p>
+      <w:pPr>
+        <w:spacing w:line="336" w:lineRule="auto" w:after="180"/>
+      </w:pPr>
+      <w:r>
+        <w:rPr>
+          <w:b w:val="0"/>
+        </w:rPr>
+        <w:t>The two output maps preserve which coarse region produced each scalar. They do not preserve the four original positions and values within that region. pool 2 returns maxima and means separately from the original map. It requires a nonempty rectangular numeric input and checks that at least one 2×2 window fits. Only complete windows at stride 2 are read; with a3×3 input, the last row and column are excluded.</w:t>
+      </w:r>
+    </w:p>
+    <w:p>
+      <w:pPr>
+        <w:spacing w:line="336" w:lineRule="auto" w:after="180"/>
+      </w:pPr>
+      <w:r>
+        <w:rPr>
+          <w:b w:val="0"/>
+        </w:rPr>
+        <w:t>This boundary rule is part of the operation, not a discovered property of the data.</w:t>
+      </w:r>
+    </w:p>
+    <w:p>
+      <w:pPr>
+        <w:spacing w:line="336" w:lineRule="auto" w:after="180"/>
+      </w:pPr>
+      <w:r>
+        <w:rPr>
+          <w:b w:val="0"/>
+        </w:rPr>
+        <w:t>Guided: both windows have maximum 6 and mean 1.5. Either scalar alone cannot distinguish their different nonzero positions.</w:t>
+      </w:r>
+    </w:p>
+    <w:p>
+      <w:pPr>
+        <w:spacing w:line="336" w:lineRule="auto" w:after="180"/>
+      </w:pPr>
+      <w:r>
+        <w:rPr>
+          <w:b w:val="0"/>
+        </w:rPr>
+        <w:t>Exit: the first two visual windows collide, so exact reconstruction is impossible from the pooled values alone. The 8 crossing from column 1 to column 2 changes the pooled map, so universal shift invariance does not follow.</w:t>
+      </w:r>
+    </w:p>
+    <w:p>
+      <w:pPr>
+        <w:pStyle w:val="Heading2"/>
+      </w:pPr>
+      <w:r>
+        <w:t>Four-region graphic and declared movement head</w:t>
+      </w:r>
+    </w:p>
+    <w:p>
+      <w:r>
+        <w:drawing>
+          <wp:inline xmlns:a="http://schemas.openxmlformats.org/drawingml/2006/main" xmlns:pic="http://schemas.openxmlformats.org/drawingml/2006/picture">
+            <wp:extent cx="5486400" cy="2377099"/>
+            <wp:docPr id="1" name="Picture 1" descr="A4by4feature map is divided into four2by2regions. Matching region colours connect to max output[[4,5],[6,7]]and mean output[[2.5,2],[3,3.25]],both2by2. Colours identify window membership rather than magnitude;outputs retain coarse region positions and lose detail within each region."/>
+            <wp:cNvGraphicFramePr>
+              <a:graphicFrameLocks noChangeAspect="1"/>
+            </wp:cNvGraphicFramePr>
+            <a:graphic>
+              <a:graphicData uri="http://schemas.openxmlformats.org/drawingml/2006/picture">
+                <pic:pic>
+                  <pic:nvPicPr>
+                    <pic:cNvPr id="0" name="ai-5-22-pooling-regions.png"/>
+                    <pic:cNvPicPr/>
+                  </pic:nvPicPr>
+                  <pic:blipFill>
+                    <a:blip r:embed="rId9"/>
+                    <a:stretch>
+                      <a:fillRect/>
+                    </a:stretch>
+                  </pic:blipFill>
+                  <pic:spPr>
+                    <a:xfrm>
+                      <a:off x="0" y="0"/>
+                      <a:ext cx="5486400" cy="2377099"/>
+                    </a:xfrm>
+                    <a:prstGeom prst="rect"/>
+                  </pic:spPr>
+                </pic:pic>
+              </a:graphicData>
+            </a:graphic>
+          </wp:inline>
+        </w:drawing>
+      </w:r>
+    </w:p>
+    <w:tbl>
+      <w:tblPr>
+        <w:tblStyle w:val="LightShading-Accent1"/>
+        <w:tblW w:type="auto" w:w="0"/>
+        <w:tblLook w:firstColumn="1" w:firstRow="1" w:lastColumn="0" w:lastRow="0" w:noHBand="0" w:noVBand="1" w:val="04A0"/>
+      </w:tblPr>
+      <w:tblGrid>
+        <w:gridCol w:w="2556"/>
+        <w:gridCol w:w="2556"/>
+        <w:gridCol w:w="2556"/>
+        <w:gridCol w:w="2556"/>
+      </w:tblGrid>
+      <w:tr>
+        <w:trPr>
+          <w:tblHeader/>
+        </w:trPr>
+        <w:tc>
+          <w:tcPr>
+            <w:tcW w:type="dxa" w:w="2556"/>
+          </w:tcPr>
+          <w:p>
+            <w:r>
+              <w:t>Complete2×4 movement probe, all other values 0</w:t>
+            </w:r>
+          </w:p>
+        </w:tc>
+        <w:tc>
+          <w:tcPr>
+            <w:tcW w:type="dxa" w:w="2556"/>
+          </w:tcPr>
+          <w:p>
+            <w:r>
+              <w:t>Max map</w:t>
+            </w:r>
+          </w:p>
+        </w:tc>
+        <w:tc>
+          <w:tcPr>
+            <w:tcW w:type="dxa" w:w="2556"/>
+          </w:tcPr>
+          <w:p>
+            <w:r>
+              <w:t>Mean map</w:t>
+            </w:r>
+          </w:p>
+        </w:tc>
+        <w:tc>
+          <w:tcPr>
+            <w:tcW w:type="dxa" w:w="2556"/>
+          </w:tcPr>
+          <w:p>
+            <w:r>
+              <w:t>Declared probe head:class 1if left max&gt;0</w:t>
+            </w:r>
+          </w:p>
+        </w:tc>
+      </w:tr>
+      <w:tr>
+        <w:tc>
+          <w:tcPr>
+            <w:tcW w:type="dxa" w:w="2556"/>
+          </w:tcPr>
+          <w:p>
+            <w:r>
+              <w:t>8 atrow0, column 1</w:t>
+            </w:r>
+          </w:p>
+        </w:tc>
+        <w:tc>
+          <w:tcPr>
+            <w:tcW w:type="dxa" w:w="2556"/>
+          </w:tcPr>
+          <w:p>
+            <w:r>
+              <w:t>[[8, 0]]</w:t>
+            </w:r>
+          </w:p>
+        </w:tc>
+        <w:tc>
+          <w:tcPr>
+            <w:tcW w:type="dxa" w:w="2556"/>
+          </w:tcPr>
+          <w:p>
+            <w:r>
+              <w:t>[[2, 0]]</w:t>
+            </w:r>
+          </w:p>
+        </w:tc>
+        <w:tc>
+          <w:tcPr>
+            <w:tcW w:type="dxa" w:w="2556"/>
+          </w:tcPr>
+          <w:p>
+            <w:r>
+              <w:t>1</w:t>
+            </w:r>
+          </w:p>
+        </w:tc>
+      </w:tr>
+      <w:tr>
+        <w:tc>
+          <w:tcPr>
+            <w:tcW w:type="dxa" w:w="2556"/>
+          </w:tcPr>
+          <w:p>
+            <w:r>
+              <w:t>Move8 torow0, column 2 andzeroitsoldposition</w:t>
+            </w:r>
+          </w:p>
+        </w:tc>
+        <w:tc>
+          <w:tcPr>
+            <w:tcW w:type="dxa" w:w="2556"/>
+          </w:tcPr>
+          <w:p>
+            <w:r>
+              <w:t>[[0, 8]]</w:t>
+            </w:r>
+          </w:p>
+        </w:tc>
+        <w:tc>
+          <w:tcPr>
+            <w:tcW w:type="dxa" w:w="2556"/>
+          </w:tcPr>
+          <w:p>
+            <w:r>
+              <w:t>[[0, 2]]</w:t>
+            </w:r>
+          </w:p>
+        </w:tc>
+        <w:tc>
+          <w:tcPr>
+            <w:tcW w:type="dxa" w:w="2556"/>
+          </w:tcPr>
+          <w:p>
+            <w:r>
+              <w:t>0</w:t>
+            </w:r>
+          </w:p>
+        </w:tc>
+      </w:tr>
+      <w:tr>
+        <w:tc>
+          <w:tcPr>
+            <w:tcW w:type="dxa" w:w="2556"/>
+          </w:tcPr>
+          <w:p>
+            <w:r>
+              <w:t>What follows</w:t>
+            </w:r>
+          </w:p>
+        </w:tc>
+        <w:tc>
+          <w:tcPr>
+            <w:tcW w:type="dxa" w:w="2556"/>
+          </w:tcPr>
+          <w:p>
+            <w:r>
+              <w:t>Crossing the window boundary changes both maps</w:t>
+            </w:r>
+          </w:p>
+        </w:tc>
+        <w:tc>
+          <w:tcPr>
+            <w:tcW w:type="dxa" w:w="2556"/>
+          </w:tcPr>
+          <w:p>
+            <w:r>
+              <w:t>Not universal one-pixel invariance</w:t>
+            </w:r>
+          </w:p>
+        </w:tc>
+        <w:tc>
+          <w:tcPr>
+            <w:tcW w:type="dxa" w:w="2556"/>
+          </w:tcPr>
+          <w:p>
+            <w:r>
+              <w:t>This explicitly supplied head changes class; unknown other heads need their own checks</w:t>
+            </w:r>
+          </w:p>
+        </w:tc>
+      </w:tr>
+    </w:tbl>
+    <w:p>
+      <w:pPr>
+        <w:pStyle w:val="Heading2"/>
+      </w:pPr>
+      <w:r>
+        <w:t>Complete separate two-window picture</w:t>
+      </w:r>
+    </w:p>
+    <w:p>
+      <w:pPr>
+        <w:spacing w:line="336" w:lineRule="auto" w:after="180"/>
+      </w:pPr>
+      <w:r>
+        <w:rPr>
+          <w:b w:val="0"/>
+        </w:rPr>
+        <w:t>Pool a small map and show the detail it cannot retain.</w:t>
+      </w:r>
+    </w:p>
+    <w:p>
+      <w:pPr>
+        <w:spacing w:line="336" w:lineRule="auto" w:after="180"/>
+      </w:pPr>
+      <w:r>
+        <w:rPr>
+          <w:b w:val="0"/>
+        </w:rPr>
+        <w:t>Feature map rows [1, 4, 2, 0],[3, 2, 5, 1]. Pool non-overlapping 2×2 windows, stride 2, no padding.</w:t>
+      </w:r>
+    </w:p>
+    <w:p>
+      <w:pPr>
+        <w:spacing w:line="336" w:lineRule="auto" w:after="180"/>
+      </w:pPr>
+      <w:r>
+        <w:rPr>
+          <w:b w:val="0"/>
+        </w:rPr>
+        <w:t xml:space="preserve">All </w:t>
+      </w:r>
+      <w:r>
+        <w:rPr>
+          <w:b/>
+        </w:rPr>
+        <w:t>input</w:t>
+      </w:r>
+      <w:r>
+        <w:rPr>
+          <w:b w:val="0"/>
+        </w:rPr>
+        <w:t>s and outcomes in this worked example are invented classroom data; no real model run is claimed.</w:t>
+      </w:r>
+    </w:p>
+    <w:p>
+      <w:pPr>
+        <w:spacing w:line="336" w:lineRule="auto" w:after="180"/>
+      </w:pPr>
+      <w:r>
+        <w:rPr>
+          <w:b w:val="0"/>
+        </w:rPr>
+        <w:t>The picture uses only the top two rows of the main map:[[1, 4, 2, 0], [3, 2, 5, 1]]. Its two complete windows give max[[4, 5]]and mean[[2.5, 2]], shape 1×2. Swapping1 and4 inside the left window changes positions but not its maximum 4or mean 2.5. That pair cannot be reconstructed from either unchanged scalar alone. The main 4×4 case has four coarse regions; do not copy its 2×2 output shape into this separate picture.</w:t>
+      </w:r>
+    </w:p>
+    <w:p>
+      <w:pPr>
+        <w:pStyle w:val="Heading2"/>
+      </w:pPr>
+      <w:r>
+        <w:t>Trace unchanged summaries after a within-window swap</w:t>
+      </w:r>
+    </w:p>
+    <w:p>
+      <w:r>
+        <w:drawing>
+          <wp:inline xmlns:a="http://schemas.openxmlformats.org/drawingml/2006/main" xmlns:pic="http://schemas.openxmlformats.org/drawingml/2006/picture">
+            <wp:extent cx="5486400" cy="3182112"/>
+            <wp:docPr id="2" name="Picture 2" descr="Left window: Values 1, 4, 3, 2: max 4, mean 2.5. → Right window: Values 2, 0, 5, 1: max 5, mean 2. → Compare summaries: Max map [[4, 5]], mean map [[2.5, 2]], both shape 1×2."/>
+            <wp:cNvGraphicFramePr>
+              <a:graphicFrameLocks noChangeAspect="1"/>
+            </wp:cNvGraphicFramePr>
+            <a:graphic>
+              <a:graphicData uri="http://schemas.openxmlformats.org/drawingml/2006/picture">
+                <pic:pic>
+                  <pic:nvPicPr>
+                    <pic:cNvPr id="0" name="academy-story-ai-5-22-02.png"/>
+                    <pic:cNvPicPr/>
+                  </pic:nvPicPr>
+                  <pic:blipFill>
+                    <a:blip r:embed="rId10"/>
+                    <a:stretch>
+                      <a:fillRect/>
+                    </a:stretch>
+                  </pic:blipFill>
+                  <pic:spPr>
+                    <a:xfrm>
+                      <a:off x="0" y="0"/>
+                      <a:ext cx="5486400" cy="3182112"/>
+                    </a:xfrm>
+                    <a:prstGeom prst="rect"/>
+                  </pic:spPr>
+                </pic:pic>
+              </a:graphicData>
+            </a:graphic>
+          </wp:inline>
+        </w:drawing>
+      </w:r>
+    </w:p>
+    <w:p>
+      <w:pPr>
+        <w:pStyle w:val="Heading3"/>
+      </w:pPr>
+      <w:r>
+        <w:t>Read the picture one step at a time</w:t>
+      </w:r>
+    </w:p>
+    <w:tbl>
+      <w:tblPr>
+        <w:tblStyle w:val="LightShading-Accent1"/>
+        <w:tblW w:type="auto" w:w="0"/>
+        <w:tblLook w:firstColumn="1" w:firstRow="1" w:lastColumn="0" w:lastRow="0" w:noHBand="0" w:noVBand="1" w:val="04A0"/>
+      </w:tblPr>
+      <w:tblGrid>
+        <w:gridCol w:w="5112"/>
+        <w:gridCol w:w="5112"/>
+      </w:tblGrid>
+      <w:tr>
+        <w:trPr>
+          <w:tblHeader/>
+        </w:trPr>
+        <w:tc>
+          <w:tcPr>
+            <w:tcW w:type="dxa" w:w="5112"/>
+          </w:tcPr>
+          <w:p>
+            <w:r>
+              <w:t>Step</w:t>
+            </w:r>
+          </w:p>
+        </w:tc>
+        <w:tc>
+          <w:tcPr>
+            <w:tcW w:type="dxa" w:w="5112"/>
+          </w:tcPr>
+          <w:p>
+            <w:r>
+              <w:t>What happens and why</w:t>
+            </w:r>
+          </w:p>
+        </w:tc>
+      </w:tr>
+      <w:tr>
+        <w:tc>
+          <w:tcPr>
+            <w:tcW w:type="dxa" w:w="5112"/>
+          </w:tcPr>
+          <w:p>
+            <w:r>
+              <w:t>1. Left window</w:t>
+            </w:r>
+          </w:p>
+        </w:tc>
+        <w:tc>
+          <w:tcPr>
+            <w:tcW w:type="dxa" w:w="5112"/>
+          </w:tcPr>
+          <w:p>
+            <w:r>
+              <w:t>Values 1, 4, 3, 2: max 4, mean 2.5.</w:t>
+            </w:r>
+          </w:p>
+        </w:tc>
+      </w:tr>
+      <w:tr>
+        <w:tc>
+          <w:tcPr>
+            <w:tcW w:type="dxa" w:w="5112"/>
+          </w:tcPr>
+          <w:p>
+            <w:r>
+              <w:t>2. Right window</w:t>
+            </w:r>
+          </w:p>
+        </w:tc>
+        <w:tc>
+          <w:tcPr>
+            <w:tcW w:type="dxa" w:w="5112"/>
+          </w:tcPr>
+          <w:p>
+            <w:r>
+              <w:t>Values 2, 0, 5, 1: max 5, mean 2.</w:t>
+            </w:r>
+          </w:p>
+        </w:tc>
+      </w:tr>
+      <w:tr>
+        <w:tc>
+          <w:tcPr>
+            <w:tcW w:type="dxa" w:w="5112"/>
+          </w:tcPr>
+          <w:p>
+            <w:r>
+              <w:t>3. Compare summaries</w:t>
+            </w:r>
+          </w:p>
+        </w:tc>
+        <w:tc>
+          <w:tcPr>
+            <w:tcW w:type="dxa" w:w="5112"/>
+          </w:tcPr>
+          <w:p>
+            <w:r>
+              <w:t>Max map [[4, 5]], mean map [[2.5, 2]], both shape 1×2.</w:t>
+            </w:r>
+          </w:p>
+        </w:tc>
+      </w:tr>
+    </w:tbl>
+    <w:p>
+      <w:r>
+        <w:t>Match each pictured step to the supplied facts. This is a worked teaching case, not an independent assessment.</w:t>
+      </w:r>
+    </w:p>
+    <w:p>
+      <w:pPr>
+        <w:spacing w:line="336" w:lineRule="auto" w:after="180"/>
+      </w:pPr>
+      <w:r>
+        <w:rPr>
+          <w:b w:val="0"/>
+        </w:rPr>
+        <w:t>Pooling compresses each local window into a summary. Maximum keeps its largest value; mean keeps its average. Neither summary records where each value appeared.</w:t>
+      </w:r>
+    </w:p>
+    <w:p>
+      <w:pPr>
+        <w:spacing w:line="336" w:lineRule="auto" w:after="180"/>
+      </w:pPr>
+      <w:r>
+        <w:rPr>
+          <w:b w:val="0"/>
+        </w:rPr>
+        <w:t xml:space="preserve">Swapping values inside one window leaves both summaries unchanged here, so the pooled </w:t>
+      </w:r>
+      <w:r>
+        <w:rPr>
+          <w:b/>
+        </w:rPr>
+        <w:t>output</w:t>
+      </w:r>
+      <w:r>
+        <w:rPr>
+          <w:b w:val="0"/>
+        </w:rPr>
+        <w:t xml:space="preserve"> cannot reconstruct the original arrangement. The chosen window, stride and boundary policy determine the </w:t>
+      </w:r>
+      <w:r>
+        <w:rPr>
+          <w:b/>
+        </w:rPr>
+        <w:t>output</w:t>
+      </w:r>
+      <w:r>
+        <w:rPr>
+          <w:b w:val="0"/>
+        </w:rPr>
+        <w:t xml:space="preserve"> shape.</w:t>
+      </w:r>
+    </w:p>
+    <w:p>
+      <w:pPr>
+        <w:spacing w:line="336" w:lineRule="auto" w:after="180"/>
+      </w:pPr>
+      <w:r>
+        <w:rPr>
+          <w:b w:val="0"/>
+        </w:rPr>
+        <w:t>Pooling is a declared aggregation, not automatic improvement; losing location can harm tasks that need precise positions.</w:t>
+      </w:r>
+    </w:p>
+    <w:p>
+      <w:pPr>
+        <w:spacing w:line="336" w:lineRule="auto" w:after="180"/>
+      </w:pPr>
+      <w:r>
+        <w:rPr>
+          <w:b w:val="0"/>
+        </w:rPr>
+        <w:t>Change: Swap 1 and 4 within the left window.</w:t>
+      </w:r>
+    </w:p>
+    <w:p>
+      <w:pPr>
+        <w:spacing w:line="336" w:lineRule="auto" w:after="180"/>
+      </w:pPr>
+      <w:r>
+        <w:rPr>
+          <w:b/>
+        </w:rPr>
+        <w:t>Prediction</w:t>
+      </w:r>
+      <w:r>
+        <w:rPr>
+          <w:b w:val="0"/>
+        </w:rPr>
+        <w:t>: Both pooled maps remain unchanged.</w:t>
+      </w:r>
+    </w:p>
+    <w:p>
+      <w:pPr>
+        <w:spacing w:line="336" w:lineRule="auto" w:after="180"/>
+      </w:pPr>
+      <w:r>
+        <w:rPr>
+          <w:b w:val="0"/>
+        </w:rPr>
+        <w:t>Reason: Max and mean ignore the positions of values inside the same window.</w:t>
+      </w:r>
+    </w:p>
+    <w:p>
+      <w:pPr>
+        <w:pStyle w:val="Heading2"/>
+      </w:pPr>
+      <w:r>
+        <w:t>Earlier wording, alternatives and picture transcripts · reference / check after trying</w:t>
       </w:r>
     </w:p>
     <w:tbl>
@@ -1101,36 +1992,6 @@
         <w:pStyle w:val="Heading3"/>
       </w:pPr>
       <w:r>
-        <w:t>Explain Pooling and spatial information · 1</w:t>
-      </w:r>
-    </w:p>
-    <w:p>
-      <w:pPr>
-        <w:spacing w:line="336" w:lineRule="auto" w:after="180"/>
-      </w:pPr>
-      <w:r>
-        <w:rPr>
-          <w:b w:val="0"/>
-        </w:rPr>
-        <w:t>Guided: both windows have maximum 6 and mean 1.5. Either scalar alone cannot distinguish their different nonzero positions.</w:t>
-      </w:r>
-    </w:p>
-    <w:p>
-      <w:pPr>
-        <w:spacing w:line="336" w:lineRule="auto" w:after="180"/>
-      </w:pPr>
-      <w:r>
-        <w:rPr>
-          <w:b w:val="0"/>
-        </w:rPr>
-        <w:t>Exit: the first two visual windows collide, so exact reconstruction is impossible from the pooled values alone. The 8 crossing from column 1 to column 2 changes the pooled map, so universal shift invariance does not follow.</w:t>
-      </w:r>
-    </w:p>
-    <w:p>
-      <w:pPr>
-        <w:pStyle w:val="Heading3"/>
-      </w:pPr>
-      <w:r>
         <w:t>Model the reasoning aloud</w:t>
       </w:r>
     </w:p>
@@ -1475,73 +2336,10 @@
     </w:p>
     <w:p>
       <w:pPr>
-        <w:spacing w:line="336" w:lineRule="auto" w:after="180"/>
-      </w:pPr>
-      <w:r>
-        <w:rPr>
-          <w:b w:val="0"/>
-        </w:rPr>
-        <w:t>Pool a small map and show the detail it cannot retain.</w:t>
-      </w:r>
-    </w:p>
-    <w:p>
-      <w:pPr>
         <w:pStyle w:val="Heading3"/>
       </w:pPr>
       <w:r>
         <w:t>The facts we will use</w:t>
-      </w:r>
-    </w:p>
-    <w:p>
-      <w:pPr>
-        <w:pStyle w:val="Heading3"/>
-      </w:pPr>
-      <w:r>
-        <w:t>Supplied facts</w:t>
-      </w:r>
-    </w:p>
-    <w:p>
-      <w:pPr>
-        <w:spacing w:line="336" w:lineRule="auto" w:after="180"/>
-        <w:shd w:fill="F1F6FC"/>
-      </w:pPr>
-      <w:r>
-        <w:rPr>
-          <w:b w:val="0"/>
-        </w:rPr>
-        <w:t>Feature map rows [1, 4, 2, 0],[3, 2, 5, 1]. Pool non-overlapping 2×2 windows, stride 2, no padding.</w:t>
-      </w:r>
-    </w:p>
-    <w:p>
-      <w:pPr>
-        <w:pStyle w:val="Heading3"/>
-      </w:pPr>
-      <w:r>
-        <w:t>Supplied facts</w:t>
-      </w:r>
-    </w:p>
-    <w:p>
-      <w:pPr>
-        <w:spacing w:line="336" w:lineRule="auto" w:after="180"/>
-        <w:shd w:fill="F1F6FC"/>
-      </w:pPr>
-      <w:r>
-        <w:rPr>
-          <w:b w:val="0"/>
-        </w:rPr>
-        <w:t xml:space="preserve">All </w:t>
-      </w:r>
-      <w:r>
-        <w:rPr>
-          <w:b/>
-        </w:rPr>
-        <w:t>input</w:t>
-      </w:r>
-      <w:r>
-        <w:rPr>
-          <w:b w:val="0"/>
-        </w:rPr>
-        <w:t>s and outcomes in this worked example are invented classroom data; no real model run is claimed.</w:t>
       </w:r>
     </w:p>
     <w:p>
@@ -1549,7 +2347,7 @@
         <w:drawing>
           <wp:inline xmlns:a="http://schemas.openxmlformats.org/drawingml/2006/main" xmlns:pic="http://schemas.openxmlformats.org/drawingml/2006/picture">
             <wp:extent cx="5486400" cy="3077029"/>
-            <wp:docPr id="1" name="Picture 1" descr="Two adjacent pooling windows"/>
+            <wp:docPr id="3" name="Picture 3" descr="Two adjacent pooling windows"/>
             <wp:cNvGraphicFramePr>
               <a:graphicFrameLocks noChangeAspect="1"/>
             </wp:cNvGraphicFramePr>
@@ -1561,7 +2359,7 @@
                     <pic:cNvPicPr/>
                   </pic:nvPicPr>
                   <pic:blipFill>
-                    <a:blip r:embed="rId9"/>
+                    <a:blip r:embed="rId11"/>
                     <a:stretch>
                       <a:fillRect/>
                     </a:stretch>
@@ -1585,7 +2383,7 @@
         <w:drawing>
           <wp:inline xmlns:a="http://schemas.openxmlformats.org/drawingml/2006/main" xmlns:pic="http://schemas.openxmlformats.org/drawingml/2006/picture">
             <wp:extent cx="5486400" cy="5145314"/>
-            <wp:docPr id="2" name="Picture 2" descr="Pooling and spatial information. Left window: Values 1, 4, 3, 2: max 4, mean 2.5.. Right window: Values 2, 0, 5, 1: max 5, mean 2.. Compare summaries: Max map [[4, 5]], mean map [[2.5, 2]], both shape 1×2."/>
+            <wp:docPr id="4" name="Picture 4" descr="Pooling and spatial information. Left window: Values 1, 4, 3, 2: max 4, mean 2.5.. Right window: Values 2, 0, 5, 1: max 5, mean 2.. Compare summaries: Max map [[4, 5]], mean map [[2.5, 2]], both shape 1×2."/>
             <wp:cNvGraphicFramePr>
               <a:graphicFrameLocks noChangeAspect="1"/>
             </wp:cNvGraphicFramePr>
@@ -1597,7 +2395,7 @@
                     <pic:cNvPicPr/>
                   </pic:nvPicPr>
                   <pic:blipFill>
-                    <a:blip r:embed="rId10"/>
+                    <a:blip r:embed="rId12"/>
                     <a:stretch>
                       <a:fillRect/>
                     </a:stretch>
@@ -1621,114 +2419,7 @@
         <w:pStyle w:val="Heading3"/>
       </w:pPr>
       <w:r>
-        <w:t>Read the picture one step at a time</w:t>
-      </w:r>
-    </w:p>
-    <w:tbl>
-      <w:tblPr>
-        <w:tblStyle w:val="LightShading-Accent1"/>
-        <w:tblW w:type="auto" w:w="0"/>
-        <w:tblLook w:firstColumn="1" w:firstRow="1" w:lastColumn="0" w:lastRow="0" w:noHBand="0" w:noVBand="1" w:val="04A0"/>
-      </w:tblPr>
-      <w:tblGrid>
-        <w:gridCol w:w="5112"/>
-        <w:gridCol w:w="5112"/>
-      </w:tblGrid>
-      <w:tr>
-        <w:trPr>
-          <w:tblHeader/>
-        </w:trPr>
-        <w:tc>
-          <w:tcPr>
-            <w:tcW w:type="dxa" w:w="5112"/>
-          </w:tcPr>
-          <w:p>
-            <w:r>
-              <w:t>Step</w:t>
-            </w:r>
-          </w:p>
-        </w:tc>
-        <w:tc>
-          <w:tcPr>
-            <w:tcW w:type="dxa" w:w="5112"/>
-          </w:tcPr>
-          <w:p>
-            <w:r>
-              <w:t>What happens and why</w:t>
-            </w:r>
-          </w:p>
-        </w:tc>
-      </w:tr>
-      <w:tr>
-        <w:tc>
-          <w:tcPr>
-            <w:tcW w:type="dxa" w:w="5112"/>
-          </w:tcPr>
-          <w:p>
-            <w:r>
-              <w:t>1. Left window</w:t>
-            </w:r>
-          </w:p>
-        </w:tc>
-        <w:tc>
-          <w:tcPr>
-            <w:tcW w:type="dxa" w:w="5112"/>
-          </w:tcPr>
-          <w:p>
-            <w:r>
-              <w:t>Values 1, 4, 3, 2: max 4, mean 2.5.</w:t>
-            </w:r>
-          </w:p>
-        </w:tc>
-      </w:tr>
-      <w:tr>
-        <w:tc>
-          <w:tcPr>
-            <w:tcW w:type="dxa" w:w="5112"/>
-          </w:tcPr>
-          <w:p>
-            <w:r>
-              <w:t>2. Right window</w:t>
-            </w:r>
-          </w:p>
-        </w:tc>
-        <w:tc>
-          <w:tcPr>
-            <w:tcW w:type="dxa" w:w="5112"/>
-          </w:tcPr>
-          <w:p>
-            <w:r>
-              <w:t>Values 2, 0, 5, 1: max 5, mean 2.</w:t>
-            </w:r>
-          </w:p>
-        </w:tc>
-      </w:tr>
-      <w:tr>
-        <w:tc>
-          <w:tcPr>
-            <w:tcW w:type="dxa" w:w="5112"/>
-          </w:tcPr>
-          <w:p>
-            <w:r>
-              <w:t>3. Compare summaries</w:t>
-            </w:r>
-          </w:p>
-        </w:tc>
-        <w:tc>
-          <w:tcPr>
-            <w:tcW w:type="dxa" w:w="5112"/>
-          </w:tcPr>
-          <w:p>
-            <w:r>
-              <w:t>Max map [[4, 5]], mean map [[2.5, 2]], both shape 1×2.</w:t>
-            </w:r>
-          </w:p>
-        </w:tc>
-      </w:tr>
-    </w:tbl>
-    <w:p>
-      <w:r>
-        <w:t>Match each pictured step to the supplied facts. This is a worked teaching case, not an independent assessment.</w:t>
+        <w:t>Why this result follows</w:t>
       </w:r>
     </w:p>
     <w:p>
@@ -1736,7 +2427,7 @@
         <w:pStyle w:val="Heading3"/>
       </w:pPr>
       <w:r>
-        <w:t>Why this result follows</w:t>
+        <w:t>What this example does not establish</w:t>
       </w:r>
     </w:p>
     <w:p>
@@ -1744,173 +2435,215 @@
         <w:pStyle w:val="Heading3"/>
       </w:pPr>
       <w:r>
-        <w:t>Why the result follows</w:t>
+        <w:t>Change one thing in the pictured case</w:t>
       </w:r>
     </w:p>
     <w:p>
       <w:pPr>
-        <w:spacing w:line="336" w:lineRule="auto" w:after="180"/>
-        <w:shd w:fill="F1F6FC"/>
-      </w:pPr>
-      <w:r>
-        <w:rPr>
-          <w:b w:val="0"/>
-        </w:rPr>
-        <w:t>Pooling compresses each local window into a summary. Maximum keeps its largest value; mean keeps its average. Neither summary records where each value appeared.</w:t>
+        <w:pStyle w:val="Heading3"/>
+      </w:pPr>
+      <w:r>
+        <w:t>Ask while showing the picture</w:t>
       </w:r>
     </w:p>
     <w:p>
       <w:pPr>
         <w:spacing w:line="336" w:lineRule="auto" w:after="180"/>
-        <w:shd w:fill="F1F6FC"/>
       </w:pPr>
       <w:r>
         <w:rPr>
           <w:b w:val="0"/>
         </w:rPr>
-        <w:t xml:space="preserve">Swapping values inside one window leaves both summaries unchanged here, so the pooled </w:t>
+        <w:t xml:space="preserve">Cover the result. Ask learners to name the </w:t>
       </w:r>
       <w:r>
         <w:rPr>
           <w:b/>
         </w:rPr>
-        <w:t>output</w:t>
+        <w:t>input</w:t>
       </w:r>
       <w:r>
         <w:rPr>
           <w:b w:val="0"/>
         </w:rPr>
-        <w:t xml:space="preserve"> cannot reconstruct the original arrangement. The chosen window, stride and boundary policy determine the </w:t>
+        <w:t xml:space="preserve">s and predict the next step. Uncover one step, connect the icon to the actual procedure, and explain its </w:t>
       </w:r>
       <w:r>
         <w:rPr>
           <w:b/>
         </w:rPr>
-        <w:t>output</w:t>
+        <w:t>evidence</w:t>
       </w:r>
       <w:r>
         <w:rPr>
           <w:b w:val="0"/>
         </w:rPr>
-        <w:t xml:space="preserve"> shape.</w:t>
+        <w:t>. Then change the supplied condition and compare.</w:t>
       </w:r>
     </w:p>
     <w:p>
       <w:pPr>
-        <w:pStyle w:val="Heading3"/>
-      </w:pPr>
-      <w:r>
-        <w:t>What this example does not establish</w:t>
+        <w:spacing w:line="336" w:lineRule="auto" w:after="180"/>
+      </w:pPr>
+      <w:r>
+        <w:rPr>
+          <w:b w:val="0"/>
+        </w:rPr>
+        <w:t>The picture is a representation; it does not document execution of a real AI model.</w:t>
       </w:r>
     </w:p>
     <w:p>
       <w:pPr>
-        <w:pStyle w:val="Heading3"/>
-      </w:pPr>
-      <w:r>
-        <w:t>Keep the stated limit</w:t>
+        <w:pStyle w:val="Heading1"/>
+      </w:pPr>
+      <w:r>
+        <w:t>03. Model a step,then remove help</w:t>
       </w:r>
     </w:p>
     <w:p>
-      <w:pPr>
-        <w:spacing w:line="336" w:lineRule="auto" w:after="180"/>
-        <w:shd w:fill="FFF5E6"/>
-      </w:pPr>
-      <w:r>
-        <w:rPr>
-          <w:b w:val="0"/>
-        </w:rPr>
-        <w:t>Pooling is a declared aggregation, not automatic improvement; losing location can harm tasks that need precise positions.</w:t>
+      <w:r>
+        <w:t>Collect each learner’s reasoning before showing a key.</w:t>
       </w:r>
     </w:p>
     <w:p>
       <w:pPr>
-        <w:pStyle w:val="Heading3"/>
-      </w:pPr>
-      <w:r>
-        <w:t>Change one thing in the pictured case</w:t>
+        <w:pStyle w:val="Heading2"/>
+      </w:pPr>
+      <w:r>
+        <w:t>Current completion task and checked reasoning</w:t>
       </w:r>
     </w:p>
     <w:p>
       <w:pPr>
-        <w:pStyle w:val="Heading3"/>
-      </w:pPr>
-      <w:r>
-        <w:t>Change one thing</w:t>
+        <w:spacing w:line="336" w:lineRule="auto" w:after="180"/>
+      </w:pPr>
+      <w:r>
+        <w:rPr>
+          <w:b w:val="0"/>
+        </w:rPr>
+        <w:t>Completion task: Give two different 2 by 2 windows containing exactly one 4 and three zeros that have the same maximum and mean. Explain why either scalar alone cannot identify the position of the 4.</w:t>
       </w:r>
     </w:p>
     <w:p>
       <w:pPr>
         <w:spacing w:line="336" w:lineRule="auto" w:after="180"/>
-        <w:shd w:fill="F5F1FB"/>
       </w:pPr>
       <w:r>
         <w:rPr>
           <w:b w:val="0"/>
         </w:rPr>
-        <w:t>Change: Swap 1 and 4 within the left window.</w:t>
+        <w:t>Teacher check: Teacher explanation: For example, [[4, 0], [0, 0]] and [[0, 4], [0, 0]] both give maximum 4 and mean 1.</w:t>
       </w:r>
     </w:p>
     <w:p>
       <w:pPr>
-        <w:pStyle w:val="Heading3"/>
-      </w:pPr>
-      <w:r>
-        <w:t>Predicted result</w:t>
+        <w:spacing w:line="336" w:lineRule="auto" w:after="180"/>
+      </w:pPr>
+      <w:r>
+        <w:rPr>
+          <w:b w:val="0"/>
+        </w:rPr>
+        <w:t xml:space="preserve">A deterministic head receiving the same scalar must give the same </w:t>
+      </w:r>
+      <w:r>
+        <w:rPr>
+          <w:b/>
+        </w:rPr>
+        <w:t>output</w:t>
+      </w:r>
+      <w:r>
+        <w:rPr>
+          <w:b w:val="0"/>
+        </w:rPr>
+        <w:t>, so it cannot distinguish those positions.</w:t>
       </w:r>
     </w:p>
     <w:p>
       <w:pPr>
         <w:spacing w:line="336" w:lineRule="auto" w:after="180"/>
-        <w:shd w:fill="F1F6FC"/>
-      </w:pPr>
+      </w:pPr>
+      <w:r>
+        <w:rPr>
+          <w:b w:val="0"/>
+        </w:rPr>
+        <w:t xml:space="preserve">Start by identifying the given </w:t>
+      </w:r>
       <w:r>
         <w:rPr>
           <w:b/>
         </w:rPr>
-        <w:t>Prediction</w:t>
+        <w:t>input</w:t>
       </w:r>
       <w:r>
         <w:rPr>
           <w:b w:val="0"/>
         </w:rPr>
-        <w:t>: Both pooled maps remain unchanged.</w:t>
+        <w:t>s together. Leave the intermediate steps blank. If needed, model one step, then withdraw that help on the next step. Move to a full trace only when the partial trace is understood.</w:t>
       </w:r>
     </w:p>
     <w:p>
       <w:pPr>
-        <w:pStyle w:val="Heading3"/>
-      </w:pPr>
-      <w:r>
-        <w:t>Why the result follows</w:t>
+        <w:spacing w:line="336" w:lineRule="auto" w:after="180"/>
+      </w:pPr>
+      <w:r>
+        <w:rPr>
+          <w:b w:val="0"/>
+        </w:rPr>
+        <w:t>For partners, alternate explainer and checker; collect a response from every learner before discussion.</w:t>
       </w:r>
     </w:p>
     <w:p>
       <w:pPr>
-        <w:spacing w:line="336" w:lineRule="auto" w:after="180"/>
-        <w:shd w:fill="F1F6FC"/>
-      </w:pPr>
-      <w:r>
-        <w:rPr>
-          <w:b w:val="0"/>
-        </w:rPr>
-        <w:t>Reason: Max and mean ignore the positions of values inside the same window.</w:t>
+        <w:pStyle w:val="Heading2"/>
+      </w:pPr>
+      <w:r>
+        <w:t>Individual misconception check</w:t>
       </w:r>
     </w:p>
     <w:p>
       <w:pPr>
-        <w:pStyle w:val="Heading3"/>
-      </w:pPr>
-      <w:r>
-        <w:t>Ask while showing the picture</w:t>
+        <w:spacing w:line="336" w:lineRule="auto" w:after="180"/>
+      </w:pPr>
+      <w:r>
+        <w:rPr>
+          <w:b w:val="0"/>
+        </w:rPr>
+        <w:t xml:space="preserve">Use the worked case for Pooling and </w:t>
+      </w:r>
+      <w:r>
+        <w:rPr>
+          <w:b/>
+        </w:rPr>
+        <w:t>spatial information</w:t>
+      </w:r>
+      <w:r>
+        <w:rPr>
+          <w:b w:val="0"/>
+        </w:rPr>
+        <w:t>. Proposed explanation: “</w:t>
+      </w:r>
+      <w:r>
+        <w:rPr>
+          <w:b/>
+        </w:rPr>
+        <w:t>Max pooling</w:t>
+      </w:r>
+      <w:r>
+        <w:rPr>
+          <w:b w:val="0"/>
+        </w:rPr>
+        <w:t xml:space="preserve"> turns negative numbers into zero”. Decide whether this explanation is supported.</w:t>
       </w:r>
     </w:p>
     <w:p>
       <w:pPr>
-        <w:pStyle w:val="Heading3"/>
-      </w:pPr>
-      <w:r>
-        <w:t>Ask while showing the picture · 2</w:t>
+        <w:spacing w:line="336" w:lineRule="auto" w:after="180"/>
+      </w:pPr>
+      <w:r>
+        <w:rPr>
+          <w:b w:val="0"/>
+        </w:rPr>
+        <w:t>Point to the step or supplied fact that decides; explain your repair if needed.</w:t>
       </w:r>
     </w:p>
     <w:p>
@@ -1921,31 +2654,7 @@
         <w:rPr>
           <w:b w:val="0"/>
         </w:rPr>
-        <w:t xml:space="preserve">Cover the result. Ask learners to name the </w:t>
-      </w:r>
-      <w:r>
-        <w:rPr>
-          <w:b/>
-        </w:rPr>
-        <w:t>input</w:t>
-      </w:r>
-      <w:r>
-        <w:rPr>
-          <w:b w:val="0"/>
-        </w:rPr>
-        <w:t xml:space="preserve">s and predict the next step. Uncover one step, connect the icon to the actual procedure, and explain its </w:t>
-      </w:r>
-      <w:r>
-        <w:rPr>
-          <w:b/>
-        </w:rPr>
-        <w:t>evidence</w:t>
-      </w:r>
-      <w:r>
-        <w:rPr>
-          <w:b w:val="0"/>
-        </w:rPr>
-        <w:t>. Then change the supplied condition and compare.</w:t>
+        <w:t>Expected correction: That is a ReLU behaviour, not the maximum of an all-negative window.</w:t>
       </w:r>
     </w:p>
     <w:p>
@@ -1956,20 +2665,178 @@
         <w:rPr>
           <w:b w:val="0"/>
         </w:rPr>
-        <w:t>The picture is a representation; it does not document execution of a real AI model.</w:t>
+        <w:t>Collect explanations, not only yes/no votes. If a misunderstanding is common, re-model the relevant step for the class.</w:t>
       </w:r>
     </w:p>
     <w:p>
       <w:pPr>
-        <w:pStyle w:val="Heading1"/>
-      </w:pPr>
-      <w:r>
-        <w:t>03. Demonstrate and guide practice</w:t>
+        <w:spacing w:line="336" w:lineRule="auto" w:after="180"/>
+      </w:pPr>
+      <w:r>
+        <w:rPr>
+          <w:b w:val="0"/>
+        </w:rPr>
+        <w:t>If it affects a few learners, give a short targeted group explanation while others solve a more demanding variation.</w:t>
       </w:r>
     </w:p>
     <w:p>
-      <w:r>
-        <w:t>Demonstrate Pooling and spatial information, reduce support deliberately and check individual reasoning before discussing answers.</w:t>
+      <w:pPr>
+        <w:pStyle w:val="Heading2"/>
+      </w:pPr>
+      <w:r>
+        <w:t>Pictured reasoning and changed case</w:t>
+      </w:r>
+    </w:p>
+    <w:p>
+      <w:pPr>
+        <w:spacing w:line="336" w:lineRule="auto" w:after="180"/>
+      </w:pPr>
+      <w:r>
+        <w:rPr>
+          <w:b w:val="0"/>
+        </w:rPr>
+        <w:t xml:space="preserve">Can the max map reveal where the 4 originally appeared? Point to the relevant step in the picture, then write the changed result and the rule or </w:t>
+      </w:r>
+      <w:r>
+        <w:rPr>
+          <w:b/>
+        </w:rPr>
+        <w:t>evidence</w:t>
+      </w:r>
+      <w:r>
+        <w:rPr>
+          <w:b w:val="0"/>
+        </w:rPr>
+        <w:t xml:space="preserve"> that supports it.</w:t>
+      </w:r>
+    </w:p>
+    <w:p>
+      <w:pPr>
+        <w:spacing w:line="336" w:lineRule="auto" w:after="180"/>
+      </w:pPr>
+      <w:r>
+        <w:rPr>
+          <w:b w:val="0"/>
+        </w:rPr>
+        <w:t>No. The original 4 was top-right in the left window, but after swapping it is top-left; the pooled value 4 is identical. Changed-case check: Both pooled maps remain unchanged.</w:t>
+      </w:r>
+    </w:p>
+    <w:p>
+      <w:pPr>
+        <w:spacing w:line="336" w:lineRule="auto" w:after="180"/>
+      </w:pPr>
+      <w:r>
+        <w:rPr>
+          <w:b w:val="0"/>
+        </w:rPr>
+        <w:t>Max and mean ignore the positions of values inside the same window.</w:t>
+      </w:r>
+    </w:p>
+    <w:p>
+      <w:pPr>
+        <w:spacing w:line="336" w:lineRule="auto" w:after="180"/>
+      </w:pPr>
+      <w:r>
+        <w:rPr>
+          <w:b w:val="0"/>
+        </w:rPr>
+        <w:t>Changed-case reasoning: Both pooled maps remain unchanged. Max and mean ignore the positions of values inside the same window.</w:t>
+      </w:r>
+    </w:p>
+    <w:p>
+      <w:pPr>
+        <w:spacing w:line="336" w:lineRule="auto" w:after="180"/>
+      </w:pPr>
+      <w:r>
+        <w:rPr>
+          <w:b w:val="0"/>
+        </w:rPr>
+        <w:t xml:space="preserve">Collect each learner’s explanation before discussion. Use the first missing connection between </w:t>
+      </w:r>
+      <w:r>
+        <w:rPr>
+          <w:b/>
+        </w:rPr>
+        <w:t>input</w:t>
+      </w:r>
+      <w:r>
+        <w:rPr>
+          <w:b w:val="0"/>
+        </w:rPr>
+        <w:t xml:space="preserve">, deciding step and result to choose support. This question is worked-case practice, not fresh mastery </w:t>
+      </w:r>
+      <w:r>
+        <w:rPr>
+          <w:b/>
+        </w:rPr>
+        <w:t>evidence</w:t>
+      </w:r>
+      <w:r>
+        <w:rPr>
+          <w:b w:val="0"/>
+        </w:rPr>
+        <w:t>.</w:t>
+      </w:r>
+    </w:p>
+    <w:p>
+      <w:pPr>
+        <w:pStyle w:val="Heading2"/>
+      </w:pPr>
+      <w:r>
+        <w:t>Accessible support and extension</w:t>
+      </w:r>
+    </w:p>
+    <w:p>
+      <w:pPr>
+        <w:spacing w:line="336" w:lineRule="auto" w:after="180"/>
+      </w:pPr>
+      <w:r>
+        <w:rPr>
+          <w:b w:val="0"/>
+        </w:rPr>
+        <w:t xml:space="preserve">Use See how it works and Follow a worked example. Collect a </w:t>
+      </w:r>
+      <w:r>
+        <w:rPr>
+          <w:b/>
+        </w:rPr>
+        <w:t>prediction</w:t>
+      </w:r>
+      <w:r>
+        <w:rPr>
+          <w:b w:val="0"/>
+        </w:rPr>
+        <w:t xml:space="preserve"> before revealing its result; ask the learner to point to each intermediate fact.</w:t>
+      </w:r>
+    </w:p>
+    <w:p>
+      <w:pPr>
+        <w:spacing w:line="336" w:lineRule="auto" w:after="180"/>
+      </w:pPr>
+      <w:r>
+        <w:rPr>
+          <w:b w:val="0"/>
+        </w:rPr>
+        <w:t>Provide separate columns for window values, sum, divisor, maximum and mean. Use numbered positions rather than colour alone.</w:t>
+      </w:r>
+    </w:p>
+    <w:p>
+      <w:pPr>
+        <w:spacing w:line="336" w:lineRule="auto" w:after="180"/>
+      </w:pPr>
+      <w:r>
+        <w:rPr>
+          <w:b w:val="0"/>
+        </w:rPr>
+        <w:t>Extension: enumerate all sixteen binary 2 by 2 windows, group them by maximum and mean, and identify collisions under each summary.</w:t>
+      </w:r>
+    </w:p>
+    <w:p>
+      <w:pPr>
+        <w:pStyle w:val="Heading2"/>
+      </w:pPr>
+      <w:r>
+        <w:t>Earlier wording, alternatives and picture transcripts · reference / check after trying</w:t>
       </w:r>
     </w:p>
     <w:tbl>
@@ -2186,47 +3053,26 @@
     </w:tbl>
     <w:p>
       <w:pPr>
-        <w:spacing w:line="336" w:lineRule="auto" w:after="180"/>
-      </w:pPr>
-      <w:r>
-        <w:rPr>
-          <w:b w:val="0"/>
-        </w:rPr>
-        <w:t xml:space="preserve">Use See how it works and Follow a worked example. Collect a </w:t>
-      </w:r>
-      <w:r>
-        <w:rPr>
-          <w:b/>
-        </w:rPr>
-        <w:t>prediction</w:t>
-      </w:r>
-      <w:r>
-        <w:rPr>
-          <w:b w:val="0"/>
-        </w:rPr>
-        <w:t xml:space="preserve"> before revealing its result; ask the learner to point to each intermediate fact.</w:t>
+        <w:pStyle w:val="Heading3"/>
+      </w:pPr>
+      <w:r>
+        <w:t>Reduce help deliberately</w:t>
       </w:r>
     </w:p>
     <w:p>
       <w:pPr>
-        <w:spacing w:line="336" w:lineRule="auto" w:after="180"/>
-      </w:pPr>
-      <w:r>
-        <w:rPr>
-          <w:b w:val="0"/>
-        </w:rPr>
-        <w:t>Provide separate columns for window values, sum, divisor, maximum and mean. Use numbered positions rather than colour alone.</w:t>
+        <w:pStyle w:val="Heading3"/>
+      </w:pPr>
+      <w:r>
+        <w:t>Individual reasoning check</w:t>
       </w:r>
     </w:p>
     <w:p>
       <w:pPr>
-        <w:spacing w:line="336" w:lineRule="auto" w:after="180"/>
-      </w:pPr>
-      <w:r>
-        <w:rPr>
-          <w:b w:val="0"/>
-        </w:rPr>
-        <w:t>Extension: enumerate all sixteen binary 2 by 2 windows, group them by maximum and mean, and identify collisions under each summary.</w:t>
+        <w:pStyle w:val="Heading3"/>
+      </w:pPr>
+      <w:r>
+        <w:t>Pictorial practice question</w:t>
       </w:r>
     </w:p>
     <w:p>
@@ -2234,94 +3080,58 @@
         <w:pStyle w:val="Heading3"/>
       </w:pPr>
       <w:r>
-        <w:t>Reduce help deliberately</w:t>
+        <w:t>Reasoned teacher answer</w:t>
       </w:r>
     </w:p>
     <w:p>
       <w:pPr>
-        <w:pStyle w:val="Heading3"/>
-      </w:pPr>
-      <w:r>
-        <w:t>Completion practice</w:t>
+        <w:pStyle w:val="Heading1"/>
+      </w:pPr>
+      <w:r>
+        <w:t>04. Run the complete supplied investigation</w:t>
       </w:r>
     </w:p>
     <w:p>
-      <w:pPr>
-        <w:spacing w:line="336" w:lineRule="auto" w:after="180"/>
-        <w:shd w:fill="F5F1FB"/>
-      </w:pPr>
-      <w:r>
-        <w:rPr>
-          <w:b w:val="0"/>
-        </w:rPr>
-        <w:t>Completion task: Give two different 2 by 2 windows containing exactly one 4 and three zeros that have the same maximum and mean. Explain why either scalar alone cannot identify the position of the 4.</w:t>
+      <w:r>
+        <w:t>Separate predictions,actual runs and paper traces.</w:t>
       </w:r>
     </w:p>
     <w:p>
       <w:pPr>
-        <w:pStyle w:val="Heading3"/>
-      </w:pPr>
-      <w:r>
-        <w:t>Reasoning to listen for</w:t>
+        <w:pStyle w:val="Heading2"/>
+      </w:pPr>
+      <w:r>
+        <w:t>Complete inputs,expected results and limits</w:t>
       </w:r>
     </w:p>
     <w:p>
       <w:pPr>
         <w:spacing w:line="336" w:lineRule="auto" w:after="180"/>
-        <w:shd w:fill="F1F6FC"/>
       </w:pPr>
       <w:r>
         <w:rPr>
           <w:b w:val="0"/>
         </w:rPr>
-        <w:t>Teacher check: Teacher explanation: For example, [[4, 0], [0, 0]] and [[0, 4], [0, 0]] both give maximum 4 and mean 1.</w:t>
+        <w:t>Main complete sums, collisions and boundary probes supplied. W2 different4 positionsyieldmax4/mean 1. W3 incomplete99 borderexcluded, max 4/mean 2.5. W5 boundarymovementchangesmaps; do not infer unknown classifier outputs without its head. Independentwindow sums−10/12/16/−20, maxmap[[-1, 6], [7, −2]], mean[[-2.5, 3], [4, −5]]. Maxpoolingmustretainnegative maxima, not replace themwithzero.</w:t>
       </w:r>
     </w:p>
     <w:p>
       <w:pPr>
         <w:spacing w:line="336" w:lineRule="auto" w:after="180"/>
-        <w:shd w:fill="F1F6FC"/>
       </w:pPr>
       <w:r>
         <w:rPr>
           <w:b w:val="0"/>
         </w:rPr>
-        <w:t xml:space="preserve">A deterministic head receiving the same scalar must give the same </w:t>
-      </w:r>
-      <w:r>
-        <w:rPr>
-          <w:b/>
-        </w:rPr>
-        <w:t>output</w:t>
-      </w:r>
-      <w:r>
-        <w:rPr>
-          <w:b w:val="0"/>
-        </w:rPr>
-        <w:t>, so it cannot distinguish those positions.</w:t>
+        <w:t>Maxplusuniquepositioncanstilldiscardother values. No fitted weights or universal movement invariance is demonstrated.</w:t>
       </w:r>
     </w:p>
     <w:p>
       <w:pPr>
-        <w:spacing w:line="336" w:lineRule="auto" w:after="180"/>
-      </w:pPr>
-      <w:r>
-        <w:rPr>
-          <w:b w:val="0"/>
-        </w:rPr>
-        <w:t xml:space="preserve">Start by identifying the given </w:t>
-      </w:r>
-      <w:r>
-        <w:rPr>
-          <w:b/>
-        </w:rPr>
-        <w:t>input</w:t>
-      </w:r>
-      <w:r>
-        <w:rPr>
-          <w:b w:val="0"/>
-        </w:rPr>
-        <w:t>s together. Leave the intermediate steps blank. If needed, model one step, then withdraw that help on the next step. Move to a full trace only when the partial trace is understood.</w:t>
+        <w:pStyle w:val="Heading2"/>
+      </w:pPr>
+      <w:r>
+        <w:t>Diagnose the current misconceptions</w:t>
       </w:r>
     </w:p>
     <w:p>
@@ -2330,17 +3140,38 @@
       </w:pPr>
       <w:r>
         <w:rPr>
+          <w:b/>
+        </w:rPr>
+        <w:t>Max pooling</w:t>
+      </w:r>
+      <w:r>
+        <w:rPr>
           <w:b w:val="0"/>
         </w:rPr>
-        <w:t>For partners, alternate explainer and checker; collect a response from every learner before discussion.</w:t>
+        <w:t xml:space="preserve"> turns negative numbers into zero: That is a ReLU behaviour, not the maximum of an all-negative window.</w:t>
       </w:r>
     </w:p>
     <w:p>
       <w:pPr>
-        <w:pStyle w:val="Heading3"/>
-      </w:pPr>
-      <w:r>
-        <w:t>Individual reasoning check</w:t>
+        <w:spacing w:line="336" w:lineRule="auto" w:after="180"/>
+      </w:pPr>
+      <w:r>
+        <w:rPr>
+          <w:b w:val="0"/>
+        </w:rPr>
+        <w:t xml:space="preserve">Pooling removes all </w:t>
+      </w:r>
+      <w:r>
+        <w:rPr>
+          <w:b/>
+        </w:rPr>
+        <w:t>spatial information</w:t>
+      </w:r>
+      <w:r>
+        <w:rPr>
+          <w:b w:val="0"/>
+        </w:rPr>
+        <w:t>: A local pooled grid retains coarse regional arrangement while losing within-window detail.</w:t>
       </w:r>
     </w:p>
     <w:p>
@@ -2351,31 +3182,19 @@
         <w:rPr>
           <w:b w:val="0"/>
         </w:rPr>
-        <w:t xml:space="preserve">Use the worked case for Pooling and </w:t>
+        <w:t xml:space="preserve">Saving the maximum position restores the </w:t>
       </w:r>
       <w:r>
         <w:rPr>
           <w:b/>
         </w:rPr>
-        <w:t>spatial information</w:t>
+        <w:t>input</w:t>
       </w:r>
       <w:r>
         <w:rPr>
           <w:b w:val="0"/>
         </w:rPr>
-        <w:t>. Proposed explanation: “</w:t>
-      </w:r>
-      <w:r>
-        <w:rPr>
-          <w:b/>
-        </w:rPr>
-        <w:t>Max pooling</w:t>
-      </w:r>
-      <w:r>
-        <w:rPr>
-          <w:b w:val="0"/>
-        </w:rPr>
-        <w:t xml:space="preserve"> turns negative numbers into zero”. Decide whether this explanation is supported.</w:t>
+        <w:t>: Other values remain unknown even when a unique maximum location is recorded.</w:t>
       </w:r>
     </w:p>
     <w:p>
@@ -2386,275 +3205,39 @@
         <w:rPr>
           <w:b w:val="0"/>
         </w:rPr>
-        <w:t>Point to the step or supplied fact that decides; explain your repair if needed.</w:t>
+        <w:t xml:space="preserve">Use Run the investigation for the </w:t>
+      </w:r>
+      <w:r>
+        <w:rPr>
+          <w:b/>
+        </w:rPr>
+        <w:t>evidence</w:t>
+      </w:r>
+      <w:r>
+        <w:rPr>
+          <w:b w:val="0"/>
+        </w:rPr>
+        <w:t xml:space="preserve"> ledger. Add a boundary or missing-</w:t>
+      </w:r>
+      <w:r>
+        <w:rPr>
+          <w:b/>
+        </w:rPr>
+        <w:t>input</w:t>
+      </w:r>
+      <w:r>
+        <w:rPr>
+          <w:b w:val="0"/>
+        </w:rPr>
+        <w:t xml:space="preserve"> case and record the expected response before checking. More successful repeats of one case do not establish wider coverage.</w:t>
       </w:r>
     </w:p>
     <w:p>
       <w:pPr>
-        <w:pStyle w:val="Heading3"/>
-      </w:pPr>
-      <w:r>
-        <w:t>Expected repair</w:t>
-      </w:r>
-    </w:p>
-    <w:p>
-      <w:pPr>
-        <w:spacing w:line="336" w:lineRule="auto" w:after="180"/>
-        <w:shd w:fill="F1F6FC"/>
-      </w:pPr>
-      <w:r>
-        <w:rPr>
-          <w:b w:val="0"/>
-        </w:rPr>
-        <w:t>Expected correction: That is a ReLU behaviour, not the maximum of an all-negative window.</w:t>
-      </w:r>
-    </w:p>
-    <w:p>
-      <w:pPr>
-        <w:spacing w:line="336" w:lineRule="auto" w:after="180"/>
-      </w:pPr>
-      <w:r>
-        <w:rPr>
-          <w:b w:val="0"/>
-        </w:rPr>
-        <w:t>Collect explanations, not only yes/no votes. If a misunderstanding is common, re-model the relevant step for the class.</w:t>
-      </w:r>
-    </w:p>
-    <w:p>
-      <w:pPr>
-        <w:spacing w:line="336" w:lineRule="auto" w:after="180"/>
-      </w:pPr>
-      <w:r>
-        <w:rPr>
-          <w:b w:val="0"/>
-        </w:rPr>
-        <w:t>If it affects a few learners, give a short targeted group explanation while others solve a more demanding variation.</w:t>
-      </w:r>
-    </w:p>
-    <w:p>
-      <w:pPr>
-        <w:pStyle w:val="Heading3"/>
-      </w:pPr>
-      <w:r>
-        <w:t>Pictorial practice question</w:t>
-      </w:r>
-    </w:p>
-    <w:p>
-      <w:pPr>
-        <w:spacing w:line="336" w:lineRule="auto" w:after="180"/>
-      </w:pPr>
-      <w:r>
-        <w:rPr>
-          <w:b w:val="0"/>
-        </w:rPr>
-        <w:t xml:space="preserve">Can the max map reveal where the 4 originally appeared? Point to the relevant step in the picture, then write the changed result and the rule or </w:t>
-      </w:r>
-      <w:r>
-        <w:rPr>
-          <w:b/>
-        </w:rPr>
-        <w:t>evidence</w:t>
-      </w:r>
-      <w:r>
-        <w:rPr>
-          <w:b w:val="0"/>
-        </w:rPr>
-        <w:t xml:space="preserve"> that supports it.</w:t>
-      </w:r>
-    </w:p>
-    <w:p>
-      <w:pPr>
-        <w:pStyle w:val="Heading3"/>
-      </w:pPr>
-      <w:r>
-        <w:t>Reasoned teacher answer</w:t>
-      </w:r>
-    </w:p>
-    <w:p>
-      <w:pPr>
-        <w:spacing w:line="336" w:lineRule="auto" w:after="180"/>
-      </w:pPr>
-      <w:r>
-        <w:rPr>
-          <w:b w:val="0"/>
-        </w:rPr>
-        <w:t>No. The original 4 was top-right in the left window, but after swapping it is top-left; the pooled value 4 is identical. Changed-case check: Both pooled maps remain unchanged.</w:t>
-      </w:r>
-    </w:p>
-    <w:p>
-      <w:pPr>
-        <w:spacing w:line="336" w:lineRule="auto" w:after="180"/>
-      </w:pPr>
-      <w:r>
-        <w:rPr>
-          <w:b w:val="0"/>
-        </w:rPr>
-        <w:t>Max and mean ignore the positions of values inside the same window.</w:t>
-      </w:r>
-    </w:p>
-    <w:p>
-      <w:pPr>
-        <w:spacing w:line="336" w:lineRule="auto" w:after="180"/>
-      </w:pPr>
-      <w:r>
-        <w:rPr>
-          <w:b w:val="0"/>
-        </w:rPr>
-        <w:t>Changed-case reasoning: Both pooled maps remain unchanged. Max and mean ignore the positions of values inside the same window.</w:t>
-      </w:r>
-    </w:p>
-    <w:p>
-      <w:pPr>
-        <w:spacing w:line="336" w:lineRule="auto" w:after="180"/>
-      </w:pPr>
-      <w:r>
-        <w:rPr>
-          <w:b w:val="0"/>
-        </w:rPr>
-        <w:t xml:space="preserve">Collect each learner’s explanation before discussion. Use the first missing connection between </w:t>
-      </w:r>
-      <w:r>
-        <w:rPr>
-          <w:b/>
-        </w:rPr>
-        <w:t>input</w:t>
-      </w:r>
-      <w:r>
-        <w:rPr>
-          <w:b w:val="0"/>
-        </w:rPr>
-        <w:t xml:space="preserve">, deciding step and result to choose support. This question is worked-case practice, not fresh mastery </w:t>
-      </w:r>
-      <w:r>
-        <w:rPr>
-          <w:b/>
-        </w:rPr>
-        <w:t>evidence</w:t>
-      </w:r>
-      <w:r>
-        <w:rPr>
-          <w:b w:val="0"/>
-        </w:rPr>
-        <w:t>.</w:t>
-      </w:r>
-    </w:p>
-    <w:p>
-      <w:pPr>
-        <w:pStyle w:val="Heading1"/>
-      </w:pPr>
-      <w:r>
-        <w:t>04. Run the investigation and diagnose misconceptions</w:t>
-      </w:r>
-    </w:p>
-    <w:p>
-      <w:r>
-        <w:t>Run the Pooling and spatial information investigation and use the first unsupported step to choose a teaching response.</w:t>
-      </w:r>
-    </w:p>
-    <w:p>
-      <w:pPr>
-        <w:spacing w:line="336" w:lineRule="auto" w:after="180"/>
-      </w:pPr>
-      <w:r>
-        <w:rPr>
-          <w:b/>
-        </w:rPr>
-        <w:t>Max pooling</w:t>
-      </w:r>
-      <w:r>
-        <w:rPr>
-          <w:b w:val="0"/>
-        </w:rPr>
-        <w:t xml:space="preserve"> turns negative numbers into zero: That is a ReLU behaviour, not the maximum of an all-negative window.</w:t>
-      </w:r>
-    </w:p>
-    <w:p>
-      <w:pPr>
-        <w:spacing w:line="336" w:lineRule="auto" w:after="180"/>
-      </w:pPr>
-      <w:r>
-        <w:rPr>
-          <w:b w:val="0"/>
-        </w:rPr>
-        <w:t xml:space="preserve">Pooling removes all </w:t>
-      </w:r>
-      <w:r>
-        <w:rPr>
-          <w:b/>
-        </w:rPr>
-        <w:t>spatial information</w:t>
-      </w:r>
-      <w:r>
-        <w:rPr>
-          <w:b w:val="0"/>
-        </w:rPr>
-        <w:t>: A local pooled grid retains coarse regional arrangement while losing within-window detail.</w:t>
-      </w:r>
-    </w:p>
-    <w:p>
-      <w:pPr>
-        <w:spacing w:line="336" w:lineRule="auto" w:after="180"/>
-      </w:pPr>
-      <w:r>
-        <w:rPr>
-          <w:b w:val="0"/>
-        </w:rPr>
-        <w:t xml:space="preserve">Saving the maximum position restores the </w:t>
-      </w:r>
-      <w:r>
-        <w:rPr>
-          <w:b/>
-        </w:rPr>
-        <w:t>input</w:t>
-      </w:r>
-      <w:r>
-        <w:rPr>
-          <w:b w:val="0"/>
-        </w:rPr>
-        <w:t>: Other values remain unknown even when a unique maximum location is recorded.</w:t>
-      </w:r>
-    </w:p>
-    <w:p>
-      <w:pPr>
-        <w:spacing w:line="336" w:lineRule="auto" w:after="180"/>
-      </w:pPr>
-      <w:r>
-        <w:rPr>
-          <w:b w:val="0"/>
-        </w:rPr>
-        <w:t xml:space="preserve">Use Run the investigation for the </w:t>
-      </w:r>
-      <w:r>
-        <w:rPr>
-          <w:b/>
-        </w:rPr>
-        <w:t>evidence</w:t>
-      </w:r>
-      <w:r>
-        <w:rPr>
-          <w:b w:val="0"/>
-        </w:rPr>
-        <w:t xml:space="preserve"> ledger. Add a boundary or missing-</w:t>
-      </w:r>
-      <w:r>
-        <w:rPr>
-          <w:b/>
-        </w:rPr>
-        <w:t>input</w:t>
-      </w:r>
-      <w:r>
-        <w:rPr>
-          <w:b w:val="0"/>
-        </w:rPr>
-        <w:t xml:space="preserve"> case and record the expected response before checking. More successful repeats of one case do not establish wider coverage.</w:t>
-      </w:r>
-    </w:p>
-    <w:p>
-      <w:pPr>
-        <w:pStyle w:val="Heading3"/>
-      </w:pPr>
-      <w:r>
-        <w:t>Match the support to the first error</w:t>
+        <w:pStyle w:val="Heading2"/>
+      </w:pPr>
+      <w:r>
+        <w:t>Choose accessible support</w:t>
       </w:r>
     </w:p>
     <w:tbl>
@@ -2827,513 +3410,91 @@
     </w:p>
     <w:p>
       <w:pPr>
-        <w:pStyle w:val="Heading1"/>
-      </w:pPr>
-      <w:r>
-        <w:t>05. Assess and explain the answers</w:t>
+        <w:pStyle w:val="Heading2"/>
+      </w:pPr>
+      <w:r>
+        <w:t>Earlier wording, alternatives and picture transcripts · reference / check after trying</w:t>
       </w:r>
     </w:p>
     <w:p>
-      <w:r>
-        <w:t>Use the Pooling and spatial information questions, teacher keys and criteria after the relevant attempts. Previously discussed cases are practice; protect the separately selected independent task.</w:t>
+      <w:pPr>
+        <w:pStyle w:val="Heading3"/>
+      </w:pPr>
+      <w:r>
+        <w:t>Match the support to the first error</w:t>
       </w:r>
     </w:p>
     <w:p>
       <w:pPr>
-        <w:pStyle w:val="Heading3"/>
-      </w:pPr>
-      <w:r>
-        <w:t>Guided and exit questions</w:t>
+        <w:pStyle w:val="Heading1"/>
+      </w:pPr>
+      <w:r>
+        <w:t>05. Assess the new schema or calculation transfer</w:t>
       </w:r>
     </w:p>
     <w:p>
-      <w:pPr>
-        <w:spacing w:line="336" w:lineRule="auto" w:after="180"/>
-      </w:pPr>
-      <w:r>
-        <w:rPr>
-          <w:b w:val="0"/>
-        </w:rPr>
-        <w:t>Guided: both windows have maximum 6 and mean 1.5. Either scalar alone cannot distinguish their different nonzero positions.</w:t>
+      <w:r>
+        <w:t>Keep the selected answer private until after a first attempt.</w:t>
       </w:r>
     </w:p>
     <w:p>
       <w:pPr>
-        <w:spacing w:line="336" w:lineRule="auto" w:after="180"/>
-      </w:pPr>
-      <w:r>
-        <w:rPr>
-          <w:b w:val="0"/>
-        </w:rPr>
-        <w:t>Exit: the first two visual windows collide, so exact reconstruction is impossible from the pooled values alone. The 8 crossing from column 1 to column 2 changes the pooled map, so universal shift invariance does not follow.</w:t>
+        <w:pStyle w:val="Heading2"/>
+      </w:pPr>
+      <w:r>
+        <w:t>Selected independent task and checked answer</w:t>
       </w:r>
     </w:p>
     <w:p>
       <w:pPr>
-        <w:pStyle w:val="Heading3"/>
-      </w:pPr>
-      <w:r>
-        <w:t>W1 Calculate both summaries</w:t>
+        <w:spacing w:line="336" w:lineRule="auto" w:after="180"/>
+      </w:pPr>
+      <w:r>
+        <w:rPr>
+          <w:b w:val="0"/>
+        </w:rPr>
+        <w:t>Selected case: Use rows [-4, -1, 2, 6], [-3, -2, 4, 0], [5, 1, -8, -2], [3, 7, -4, -6]. Under the lesson rule, give all four sums, the max map and the mean map.</w:t>
       </w:r>
     </w:p>
     <w:p>
       <w:pPr>
-        <w:pStyle w:val="Heading3"/>
-      </w:pPr>
-      <w:r>
-        <w:t>Workbook question · W1</w:t>
+        <w:spacing w:line="336" w:lineRule="auto" w:after="180"/>
+      </w:pPr>
+      <w:r>
+        <w:rPr>
+          <w:b w:val="0"/>
+        </w:rPr>
+        <w:t>Explain why replacing a negative maximum by zero is an error here.</w:t>
       </w:r>
     </w:p>
     <w:p>
       <w:pPr>
         <w:spacing w:line="336" w:lineRule="auto" w:after="180"/>
-        <w:shd w:fill="F5F1FB"/>
       </w:pPr>
       <w:r>
         <w:rPr>
           <w:b w:val="0"/>
         </w:rPr>
-        <w:t xml:space="preserve">For the lesson window starting at [2, 2], list the four values, sum, maximum and mean. State the complete pooled </w:t>
-      </w:r>
-      <w:r>
-        <w:rPr>
-          <w:b/>
-        </w:rPr>
-        <w:t>output</w:t>
-      </w:r>
-      <w:r>
-        <w:rPr>
-          <w:b w:val="0"/>
-        </w:rPr>
-        <w:t xml:space="preserve"> shape.</w:t>
+        <w:t>Teacher explanation: Window sums in row order are -10, 12, 16 and -20. Max map is [[-1, 6], [7, -2]]. Mean map is [[-2.5, 3], [4, -5]].</w:t>
       </w:r>
     </w:p>
     <w:p>
       <w:pPr>
-        <w:pStyle w:val="Heading3"/>
-      </w:pPr>
-      <w:r>
-        <w:t>Teacher reasoning · W1</w:t>
+        <w:spacing w:line="336" w:lineRule="auto" w:after="180"/>
+      </w:pPr>
+      <w:r>
+        <w:rPr>
+          <w:b w:val="0"/>
+        </w:rPr>
+        <w:t>Zero is not in either all-negative window; pooling is not ReLU and must return the largest actual value.</w:t>
       </w:r>
     </w:p>
     <w:p>
       <w:pPr>
-        <w:spacing w:line="336" w:lineRule="auto" w:after="180"/>
-        <w:shd w:fill="F1F6FC"/>
-      </w:pPr>
-      <w:r>
-        <w:rPr>
-          <w:b w:val="0"/>
-        </w:rPr>
-        <w:t xml:space="preserve">Teacher explanation: Values are 1, 3, 2 and 7. Sum is 13, maximum 7 and mean 3.25. Each pooled </w:t>
-      </w:r>
-      <w:r>
-        <w:rPr>
-          <w:b/>
-        </w:rPr>
-        <w:t>output</w:t>
-      </w:r>
-      <w:r>
-        <w:rPr>
-          <w:b w:val="0"/>
-        </w:rPr>
-        <w:t xml:space="preserve"> has shape 2 by 2.</w:t>
-      </w:r>
-    </w:p>
-    <w:p>
-      <w:pPr>
-        <w:pStyle w:val="Heading3"/>
-      </w:pPr>
-      <w:r>
-        <w:t>W2 Prove that location can be lost</w:t>
-      </w:r>
-    </w:p>
-    <w:p>
-      <w:pPr>
-        <w:pStyle w:val="Heading3"/>
-      </w:pPr>
-      <w:r>
-        <w:t>Workbook question · W2</w:t>
-      </w:r>
-    </w:p>
-    <w:p>
-      <w:pPr>
-        <w:spacing w:line="336" w:lineRule="auto" w:after="180"/>
-        <w:shd w:fill="F5F1FB"/>
-      </w:pPr>
-      <w:r>
-        <w:rPr>
-          <w:b w:val="0"/>
-        </w:rPr>
-        <w:t>Give two different 2 by 2 windows containing exactly one 4 and three zeros that have the same maximum and mean. Explain why either scalar alone cannot identify the position of the 4.</w:t>
-      </w:r>
-    </w:p>
-    <w:p>
-      <w:pPr>
-        <w:pStyle w:val="Heading3"/>
-      </w:pPr>
-      <w:r>
-        <w:t>Teacher reasoning · W2</w:t>
-      </w:r>
-    </w:p>
-    <w:p>
-      <w:pPr>
-        <w:spacing w:line="336" w:lineRule="auto" w:after="180"/>
-        <w:shd w:fill="F1F6FC"/>
-      </w:pPr>
-      <w:r>
-        <w:rPr>
-          <w:b w:val="0"/>
-        </w:rPr>
-        <w:t xml:space="preserve">Teacher explanation: For example, [[4, 0], [0, 0]] and [[0, 4], [0, 0]] both give maximum 4 and mean 1. A deterministic head receiving the same scalar must give the same </w:t>
-      </w:r>
-      <w:r>
-        <w:rPr>
-          <w:b/>
-        </w:rPr>
-        <w:t>output</w:t>
-      </w:r>
-      <w:r>
-        <w:rPr>
-          <w:b w:val="0"/>
-        </w:rPr>
-        <w:t>, so it cannot distinguish those positions.</w:t>
-      </w:r>
-    </w:p>
-    <w:p>
-      <w:pPr>
-        <w:pStyle w:val="Heading3"/>
-      </w:pPr>
-      <w:r>
-        <w:t>W3 Audit an omitted border</w:t>
-      </w:r>
-    </w:p>
-    <w:p>
-      <w:pPr>
-        <w:pStyle w:val="Heading3"/>
-      </w:pPr>
-      <w:r>
-        <w:t>Workbook question · W3</w:t>
-      </w:r>
-    </w:p>
-    <w:p>
-      <w:pPr>
-        <w:spacing w:line="336" w:lineRule="auto" w:after="180"/>
-        <w:shd w:fill="F5F1FB"/>
-      </w:pPr>
-      <w:r>
-        <w:rPr>
-          <w:b w:val="0"/>
-        </w:rPr>
-        <w:t xml:space="preserve">Apply the lesson complete-window rule to [[1, 2, 99], [3, 4, 99], [99, 99, 99]]. Give the </w:t>
-      </w:r>
-      <w:r>
-        <w:rPr>
-          <w:b/>
-        </w:rPr>
-        <w:t>output</w:t>
-      </w:r>
-      <w:r>
-        <w:rPr>
-          <w:b w:val="0"/>
-        </w:rPr>
-        <w:t xml:space="preserve"> shape and both </w:t>
-      </w:r>
-      <w:r>
-        <w:rPr>
-          <w:b/>
-        </w:rPr>
-        <w:t>output</w:t>
-      </w:r>
-      <w:r>
-        <w:rPr>
-          <w:b w:val="0"/>
-        </w:rPr>
-        <w:t xml:space="preserve">s. Explain why neither </w:t>
-      </w:r>
-      <w:r>
-        <w:rPr>
-          <w:b/>
-        </w:rPr>
-        <w:t>output</w:t>
-      </w:r>
-      <w:r>
-        <w:rPr>
-          <w:b w:val="0"/>
-        </w:rPr>
-        <w:t xml:space="preserve"> includes 99.</w:t>
-      </w:r>
-    </w:p>
-    <w:p>
-      <w:pPr>
-        <w:pStyle w:val="Heading3"/>
-      </w:pPr>
-      <w:r>
-        <w:t>Teacher reasoning · W3</w:t>
-      </w:r>
-    </w:p>
-    <w:p>
-      <w:pPr>
-        <w:spacing w:line="336" w:lineRule="auto" w:after="180"/>
-        <w:shd w:fill="F1F6FC"/>
-      </w:pPr>
-      <w:r>
-        <w:rPr>
-          <w:b w:val="0"/>
-        </w:rPr>
-        <w:t>Teacher explanation: Shape is 1 by 1. Only [[1, 2], [3, 4]] is read, giving maximum 4 and mean 2.5. The final row and column lie outside the only complete stride -2 window.</w:t>
-      </w:r>
-    </w:p>
-    <w:p>
-      <w:pPr>
-        <w:pStyle w:val="Heading3"/>
-      </w:pPr>
-      <w:r>
-        <w:t>W4 Pool a new map independently</w:t>
-      </w:r>
-    </w:p>
-    <w:p>
-      <w:pPr>
-        <w:pStyle w:val="Heading3"/>
-      </w:pPr>
-      <w:r>
-        <w:t>Workbook question · W4</w:t>
-      </w:r>
-    </w:p>
-    <w:p>
-      <w:pPr>
-        <w:spacing w:line="336" w:lineRule="auto" w:after="180"/>
-        <w:shd w:fill="F5F1FB"/>
-      </w:pPr>
-      <w:r>
-        <w:rPr>
-          <w:b w:val="0"/>
-        </w:rPr>
-        <w:t>Use rows [-4, -1, 2, 6], [-3, -2, 4, 0], [5, 1, -8, -2], [3, 7, -4, -6]. Under the lesson rule, give all four sums, the max map and the mean map. Explain why replacing a negative maximum by zero is an error here.</w:t>
-      </w:r>
-    </w:p>
-    <w:p>
-      <w:pPr>
-        <w:pStyle w:val="Heading3"/>
-      </w:pPr>
-      <w:r>
-        <w:t>Teacher reasoning · W4</w:t>
-      </w:r>
-    </w:p>
-    <w:p>
-      <w:pPr>
-        <w:spacing w:line="336" w:lineRule="auto" w:after="180"/>
-        <w:shd w:fill="F1F6FC"/>
-      </w:pPr>
-      <w:r>
-        <w:rPr>
-          <w:b w:val="0"/>
-        </w:rPr>
-        <w:t>Teacher explanation: Window sums in row order are -10, 12, 16 and -20. Max map is [[-1, 6], [7, -2]]. Mean map is [[-2.5, 3], [4, -5]].</w:t>
-      </w:r>
-    </w:p>
-    <w:p>
-      <w:pPr>
-        <w:spacing w:line="336" w:lineRule="auto" w:after="180"/>
-        <w:shd w:fill="F1F6FC"/>
-      </w:pPr>
-      <w:r>
-        <w:rPr>
-          <w:b w:val="0"/>
-        </w:rPr>
-        <w:t>Zero is not in either all-negative window; pooling is not ReLU and must return the largest actual value.</w:t>
-      </w:r>
-    </w:p>
-    <w:p>
-      <w:pPr>
-        <w:pStyle w:val="Heading3"/>
-      </w:pPr>
-      <w:r>
-        <w:t>W5 Check the movement boundary</w:t>
-      </w:r>
-    </w:p>
-    <w:p>
-      <w:pPr>
-        <w:pStyle w:val="Heading3"/>
-      </w:pPr>
-      <w:r>
-        <w:t>Workbook question · W5</w:t>
-      </w:r>
-    </w:p>
-    <w:p>
-      <w:pPr>
-        <w:spacing w:line="336" w:lineRule="auto" w:after="180"/>
-        <w:shd w:fill="F5F1FB"/>
-      </w:pPr>
-      <w:r>
-        <w:rPr>
-          <w:b w:val="0"/>
-        </w:rPr>
-        <w:t>A 2 by 4 map is zero except for 8 at row 0 column 1. Move the 8 to column 2 and set its old position to zero. Give the max and mean maps before and after. What claim does this refute?</w:t>
-      </w:r>
-    </w:p>
-    <w:p>
-      <w:pPr>
-        <w:pStyle w:val="Heading3"/>
-      </w:pPr>
-      <w:r>
-        <w:t>Teacher reasoning · W5</w:t>
-      </w:r>
-    </w:p>
-    <w:p>
-      <w:pPr>
-        <w:spacing w:line="336" w:lineRule="auto" w:after="180"/>
-        <w:shd w:fill="F1F6FC"/>
-      </w:pPr>
-      <w:r>
-        <w:rPr>
-          <w:b w:val="0"/>
-        </w:rPr>
-        <w:t xml:space="preserve">Teacher explanation: Before: max [[8, 0]], mean [[2, 0]]. After: max [[0, 8]], mean [[0, 2]]. Crossing a pooling boundary changes the </w:t>
-      </w:r>
-      <w:r>
-        <w:rPr>
-          <w:b/>
-        </w:rPr>
-        <w:t>output</w:t>
-      </w:r>
-      <w:r>
-        <w:rPr>
-          <w:b w:val="0"/>
-        </w:rPr>
-        <w:t>, refuting guaranteed invariance to every one-pixel movement.</w:t>
-      </w:r>
-    </w:p>
-    <w:p>
-      <w:pPr>
-        <w:pStyle w:val="Heading3"/>
-      </w:pPr>
-      <w:r>
-        <w:t>Independent assessment and fresh retry</w:t>
-      </w:r>
-    </w:p>
-    <w:p>
-      <w:pPr>
-        <w:pStyle w:val="Heading3"/>
-      </w:pPr>
-      <w:r>
-        <w:t>Teacher key · Independent assessment and fresh retry</w:t>
-      </w:r>
-    </w:p>
-    <w:p>
-      <w:pPr>
-        <w:spacing w:line="336" w:lineRule="auto" w:after="180"/>
-        <w:shd w:fill="F1F6FC"/>
-      </w:pPr>
-      <w:r>
-        <w:rPr>
-          <w:b w:val="0"/>
-        </w:rPr>
-        <w:t xml:space="preserve">W4 requires sums -10, 12, 16, -20, max map [[-1, 6], [7, -2]] and mean map [[-2.5, 3], [4, -5]]. Fresh retry: rows [-6, -2, 1, 5] and [-4, -8, 3, 7]. </w:t>
-      </w:r>
-      <w:r>
-        <w:rPr>
-          <w:b/>
-        </w:rPr>
-        <w:t>Output</w:t>
-      </w:r>
-      <w:r>
-        <w:rPr>
-          <w:b w:val="0"/>
-        </w:rPr>
-        <w:t xml:space="preserve"> shape is 1 by 2.</w:t>
-      </w:r>
-    </w:p>
-    <w:p>
-      <w:pPr>
-        <w:spacing w:line="336" w:lineRule="auto" w:after="180"/>
-        <w:shd w:fill="F1F6FC"/>
-      </w:pPr>
-      <w:r>
-        <w:rPr>
-          <w:b w:val="0"/>
-        </w:rPr>
-        <w:t>Sums are -20 and 16; max map is [[-2, 7]] and mean map is [[-5, 4]]. Require a signed maximum rather than a zero-clamped answer.</w:t>
-      </w:r>
-    </w:p>
-    <w:p>
-      <w:pPr>
-        <w:pStyle w:val="Heading3"/>
-      </w:pPr>
-      <w:r>
-        <w:t>Assess independent transfer</w:t>
-      </w:r>
-    </w:p>
-    <w:p>
-      <w:pPr>
-        <w:pStyle w:val="Heading3"/>
-      </w:pPr>
-      <w:r>
-        <w:t>Independent question · withhold the key</w:t>
-      </w:r>
-    </w:p>
-    <w:p>
-      <w:pPr>
-        <w:spacing w:line="336" w:lineRule="auto" w:after="180"/>
-        <w:shd w:fill="F5F1FB"/>
-      </w:pPr>
-      <w:r>
-        <w:rPr>
-          <w:b w:val="0"/>
-        </w:rPr>
-        <w:t>Selected case: Use rows [-4, -1, 2, 6], [-3, -2, 4, 0], [5, 1, -8, -2], [3, 7, -4, -6]. Under the lesson rule, give all four sums, the max map and the mean map.</w:t>
-      </w:r>
-    </w:p>
-    <w:p>
-      <w:pPr>
-        <w:spacing w:line="336" w:lineRule="auto" w:after="180"/>
-        <w:shd w:fill="F5F1FB"/>
-      </w:pPr>
-      <w:r>
-        <w:rPr>
-          <w:b w:val="0"/>
-        </w:rPr>
-        <w:t>Explain why replacing a negative maximum by zero is an error here.</w:t>
-      </w:r>
-    </w:p>
-    <w:p>
-      <w:pPr>
-        <w:pStyle w:val="Heading3"/>
-      </w:pPr>
-      <w:r>
-        <w:t>Selected case answer</w:t>
-      </w:r>
-    </w:p>
-    <w:p>
-      <w:pPr>
-        <w:pStyle w:val="Heading3"/>
-      </w:pPr>
-      <w:r>
-        <w:t>Teacher key · Selected case answer</w:t>
-      </w:r>
-    </w:p>
-    <w:p>
-      <w:pPr>
-        <w:spacing w:line="336" w:lineRule="auto" w:after="180"/>
-        <w:shd w:fill="F1F6FC"/>
-      </w:pPr>
-      <w:r>
-        <w:rPr>
-          <w:b w:val="0"/>
-        </w:rPr>
-        <w:t>Teacher explanation: Window sums in row order are -10, 12, 16 and -20. Max map is [[-1, 6], [7, -2]]. Mean map is [[-2.5, 3], [4, -5]].</w:t>
-      </w:r>
-    </w:p>
-    <w:p>
-      <w:pPr>
-        <w:spacing w:line="336" w:lineRule="auto" w:after="180"/>
-        <w:shd w:fill="F1F6FC"/>
-      </w:pPr>
-      <w:r>
-        <w:rPr>
-          <w:b w:val="0"/>
-        </w:rPr>
-        <w:t>Zero is not in either all-negative window; pooling is not ReLU and must return the largest actual value.</w:t>
+        <w:pStyle w:val="Heading2"/>
+      </w:pPr>
+      <w:r>
+        <w:t>Judge explanation,trace and limits</w:t>
       </w:r>
     </w:p>
     <w:tbl>
@@ -3440,54 +3601,55 @@
     </w:tbl>
     <w:p>
       <w:pPr>
-        <w:pStyle w:val="Heading3"/>
-      </w:pPr>
-      <w:r>
-        <w:t>Teacher key · Selected case answer</w:t>
+        <w:spacing w:line="336" w:lineRule="auto" w:after="180"/>
+      </w:pPr>
+      <w:r>
+        <w:rPr>
+          <w:b w:val="0"/>
+        </w:rPr>
+        <w:t>Record each dimension as not yet, with support, or independent. Accept a valid alternative procedure with a defensible trace.</w:t>
       </w:r>
     </w:p>
     <w:p>
       <w:pPr>
         <w:spacing w:line="336" w:lineRule="auto" w:after="180"/>
-        <w:shd w:fill="F1F6FC"/>
       </w:pPr>
       <w:r>
         <w:rPr>
           <w:b w:val="0"/>
         </w:rPr>
-        <w:t>Record each dimension as not yet, with support, or independent. Accept a valid alternative procedure with a defensible trace.</w:t>
+        <w:t xml:space="preserve">Do not penalise an honestly recorded model failure if the learner correctly explains its </w:t>
+      </w:r>
+      <w:r>
+        <w:rPr>
+          <w:b/>
+        </w:rPr>
+        <w:t>evidence</w:t>
+      </w:r>
+      <w:r>
+        <w:rPr>
+          <w:b w:val="0"/>
+        </w:rPr>
+        <w:t xml:space="preserve"> and limits.</w:t>
       </w:r>
     </w:p>
     <w:p>
       <w:pPr>
-        <w:spacing w:line="336" w:lineRule="auto" w:after="180"/>
-        <w:shd w:fill="F1F6FC"/>
-      </w:pPr>
-      <w:r>
-        <w:rPr>
-          <w:b w:val="0"/>
-        </w:rPr>
-        <w:t xml:space="preserve">Do not penalise an honestly recorded model failure if the learner correctly explains its </w:t>
-      </w:r>
-      <w:r>
-        <w:rPr>
-          <w:b/>
-        </w:rPr>
-        <w:t>evidence</w:t>
-      </w:r>
-      <w:r>
-        <w:rPr>
-          <w:b w:val="0"/>
-        </w:rPr>
-        <w:t xml:space="preserve"> and limits.</w:t>
+        <w:pStyle w:val="Heading2"/>
+      </w:pPr>
+      <w:r>
+        <w:t>Give one usable repair</w:t>
       </w:r>
     </w:p>
     <w:p>
       <w:pPr>
-        <w:pStyle w:val="Heading3"/>
-      </w:pPr>
-      <w:r>
-        <w:t>Feedback that the learner uses</w:t>
+        <w:spacing w:line="336" w:lineRule="auto" w:after="180"/>
+      </w:pPr>
+      <w:r>
+        <w:rPr>
+          <w:b w:val="0"/>
+        </w:rPr>
+        <w:t>Name the earliest unsupported step and give one action to repair it. Have the learner make that repair now and explain why. Then assess the relevant skill on a fresh, fully specified case.</w:t>
       </w:r>
     </w:p>
     <w:p>
@@ -3498,78 +3660,69 @@
         <w:rPr>
           <w:b w:val="0"/>
         </w:rPr>
-        <w:t>Name the earliest unsupported step and give one action to repair it. Have the learner make that repair now and explain why. Then assess the relevant skill on a fresh, fully specified case.</w:t>
+        <w:t>Confirm it was not previously practised with feedback; solve and check the new case before assigning it. A follow-up design prompt is a starting brief, not automatically an equivalent test.</w:t>
       </w:r>
     </w:p>
     <w:p>
       <w:pPr>
-        <w:spacing w:line="336" w:lineRule="auto" w:after="180"/>
-      </w:pPr>
-      <w:r>
-        <w:rPr>
-          <w:b w:val="0"/>
-        </w:rPr>
-        <w:t>Confirm it was not previously practised with feedback; solve and check the new case before assigning it. A follow-up design prompt is a starting brief, not automatically an equivalent test.</w:t>
+        <w:pStyle w:val="Heading2"/>
+      </w:pPr>
+      <w:r>
+        <w:t>W1 Calculate both summaries</w:t>
       </w:r>
     </w:p>
     <w:p>
       <w:pPr>
-        <w:pStyle w:val="Heading1"/>
-      </w:pPr>
-      <w:r>
-        <w:t>06. Connect the project, support and next lesson</w:t>
+        <w:spacing w:line="336" w:lineRule="auto" w:after="180"/>
+      </w:pPr>
+      <w:r>
+        <w:rPr>
+          <w:b w:val="0"/>
+        </w:rPr>
+        <w:t xml:space="preserve">For the lesson window starting at [2, 2], list the four values, sum, maximum and mean. State the complete pooled </w:t>
+      </w:r>
+      <w:r>
+        <w:rPr>
+          <w:b/>
+        </w:rPr>
+        <w:t>output</w:t>
+      </w:r>
+      <w:r>
+        <w:rPr>
+          <w:b w:val="0"/>
+        </w:rPr>
+        <w:t xml:space="preserve"> shape.</w:t>
       </w:r>
     </w:p>
     <w:p>
-      <w:r>
-        <w:t>Connect Pooling and spatial information to Image-pattern Network Investigation, adapt support and plan a later changed-case check.</w:t>
+      <w:pPr>
+        <w:spacing w:line="336" w:lineRule="auto" w:after="180"/>
+      </w:pPr>
+      <w:r>
+        <w:rPr>
+          <w:b w:val="0"/>
+        </w:rPr>
+        <w:t xml:space="preserve">Teacher explanation: Values are 1, 3, 2 and 7. Sum is 13, maximum 7 and mean 3.25. Each pooled </w:t>
+      </w:r>
+      <w:r>
+        <w:rPr>
+          <w:b/>
+        </w:rPr>
+        <w:t>output</w:t>
+      </w:r>
+      <w:r>
+        <w:rPr>
+          <w:b w:val="0"/>
+        </w:rPr>
+        <w:t xml:space="preserve"> has shape 2 by 2.</w:t>
       </w:r>
     </w:p>
     <w:p>
       <w:pPr>
-        <w:spacing w:line="336" w:lineRule="auto" w:after="180"/>
-      </w:pPr>
-      <w:r>
-        <w:rPr>
-          <w:b w:val="0"/>
-        </w:rPr>
-        <w:t xml:space="preserve">Add a labelled pooling and </w:t>
-      </w:r>
-      <w:r>
-        <w:rPr>
-          <w:b/>
-        </w:rPr>
-        <w:t>spatial information</w:t>
-      </w:r>
-      <w:r>
-        <w:rPr>
-          <w:b w:val="0"/>
-        </w:rPr>
-        <w:t xml:space="preserve"> </w:t>
-      </w:r>
-      <w:r>
-        <w:rPr>
-          <w:b/>
-        </w:rPr>
-        <w:t>evidence</w:t>
-      </w:r>
-      <w:r>
-        <w:rPr>
-          <w:b w:val="0"/>
-        </w:rPr>
-        <w:t xml:space="preserve"> sheet to Image-pattern Network Investigation. Show how you can compute max and </w:t>
-      </w:r>
-      <w:r>
-        <w:rPr>
-          <w:b/>
-        </w:rPr>
-        <w:t>mean pooling</w:t>
-      </w:r>
-      <w:r>
-        <w:rPr>
-          <w:b w:val="0"/>
-        </w:rPr>
-        <w:t xml:space="preserve"> under an explicit window rule.</w:t>
+        <w:pStyle w:val="Heading2"/>
+      </w:pPr>
+      <w:r>
+        <w:t>W2 Prove that location can be lost</w:t>
       </w:r>
     </w:p>
     <w:p>
@@ -3580,31 +3733,7 @@
         <w:rPr>
           <w:b w:val="0"/>
         </w:rPr>
-        <w:t xml:space="preserve">Use the supplied fictional case and keep its </w:t>
-      </w:r>
-      <w:r>
-        <w:rPr>
-          <w:b/>
-        </w:rPr>
-        <w:t>input</w:t>
-      </w:r>
-      <w:r>
-        <w:rPr>
-          <w:b w:val="0"/>
-        </w:rPr>
-        <w:t xml:space="preserve">s, intermediate steps, calculation or </w:t>
-      </w:r>
-      <w:r>
-        <w:rPr>
-          <w:b/>
-        </w:rPr>
-        <w:t>prediction</w:t>
-      </w:r>
-      <w:r>
-        <w:rPr>
-          <w:b w:val="0"/>
-        </w:rPr>
-        <w:t>, and limitation. Connect this record to last week’s record; a matching answer without a trace is insufficient.</w:t>
+        <w:t>Give two different 2 by 2 windows containing exactly one 4 and three zeros that have the same maximum and mean. Explain why either scalar alone cannot identify the position of the 4.</w:t>
       </w:r>
     </w:p>
     <w:p>
@@ -3615,18 +3744,27 @@
         <w:rPr>
           <w:b w:val="0"/>
         </w:rPr>
-        <w:t>Provide separate columns for window values, sum, divisor, maximum and mean. Use numbered positions rather than colour alone.</w:t>
+        <w:t xml:space="preserve">Teacher explanation: For example, [[4, 0], [0, 0]] and [[0, 4], [0, 0]] both give maximum 4 and mean 1. A deterministic head receiving the same scalar must give the same </w:t>
+      </w:r>
+      <w:r>
+        <w:rPr>
+          <w:b/>
+        </w:rPr>
+        <w:t>output</w:t>
+      </w:r>
+      <w:r>
+        <w:rPr>
+          <w:b w:val="0"/>
+        </w:rPr>
+        <w:t>, so it cannot distinguish those positions.</w:t>
       </w:r>
     </w:p>
     <w:p>
       <w:pPr>
-        <w:spacing w:line="336" w:lineRule="auto" w:after="180"/>
-      </w:pPr>
-      <w:r>
-        <w:rPr>
-          <w:b w:val="0"/>
-        </w:rPr>
-        <w:t>Extension: enumerate all sixteen binary 2 by 2 windows, group them by maximum and mean, and identify collisions under each summary.</w:t>
+        <w:pStyle w:val="Heading2"/>
+      </w:pPr>
+      <w:r>
+        <w:t>W3 Audit an omitted border</w:t>
       </w:r>
     </w:p>
     <w:p>
@@ -3637,7 +3775,43 @@
         <w:rPr>
           <w:b w:val="0"/>
         </w:rPr>
-        <w:t>Week 23 trains and evaluates a small image model with a declared baseline and data split.</w:t>
+        <w:t xml:space="preserve">Apply the lesson complete-window rule to [[1, 2, 99], [3, 4, 99], [99, 99, 99]]. Give the </w:t>
+      </w:r>
+      <w:r>
+        <w:rPr>
+          <w:b/>
+        </w:rPr>
+        <w:t>output</w:t>
+      </w:r>
+      <w:r>
+        <w:rPr>
+          <w:b w:val="0"/>
+        </w:rPr>
+        <w:t xml:space="preserve"> shape and both </w:t>
+      </w:r>
+      <w:r>
+        <w:rPr>
+          <w:b/>
+        </w:rPr>
+        <w:t>output</w:t>
+      </w:r>
+      <w:r>
+        <w:rPr>
+          <w:b w:val="0"/>
+        </w:rPr>
+        <w:t xml:space="preserve">s. Explain why neither </w:t>
+      </w:r>
+      <w:r>
+        <w:rPr>
+          <w:b/>
+        </w:rPr>
+        <w:t>output</w:t>
+      </w:r>
+      <w:r>
+        <w:rPr>
+          <w:b w:val="0"/>
+        </w:rPr>
+        <w:t xml:space="preserve"> includes 99.</w:t>
       </w:r>
     </w:p>
     <w:p>
@@ -3648,15 +3822,415 @@
         <w:rPr>
           <w:b w:val="0"/>
         </w:rPr>
-        <w:t>Retain the project ledger and assess a changed case after support. Check the relevant prerequisite before carrying this component forward.</w:t>
+        <w:t>Teacher explanation: Shape is 1 by 1. Only [[1, 2], [3, 4]] is read, giving maximum 4 and mean 2.5. The final row and column lie outside the only complete stride -2 window.</w:t>
       </w:r>
     </w:p>
     <w:p>
       <w:pPr>
+        <w:pStyle w:val="Heading2"/>
+      </w:pPr>
+      <w:r>
+        <w:t>W5 Check the movement boundary</w:t>
+      </w:r>
+    </w:p>
+    <w:p>
+      <w:pPr>
+        <w:spacing w:line="336" w:lineRule="auto" w:after="180"/>
+      </w:pPr>
+      <w:r>
+        <w:rPr>
+          <w:b w:val="0"/>
+        </w:rPr>
+        <w:t>A 2 by 4 map is zero except for 8 at row 0 column 1. Move the 8 to column 2 and set its old position to zero. Give the max and mean maps before and after. What claim does this refute?</w:t>
+      </w:r>
+    </w:p>
+    <w:p>
+      <w:pPr>
+        <w:spacing w:line="336" w:lineRule="auto" w:after="180"/>
+      </w:pPr>
+      <w:r>
+        <w:rPr>
+          <w:b w:val="0"/>
+        </w:rPr>
+        <w:t xml:space="preserve">Teacher explanation: Before: max [[8, 0]], mean [[2, 0]]. After: max [[0, 8]], mean [[0, 2]]. Crossing a pooling boundary changes the </w:t>
+      </w:r>
+      <w:r>
+        <w:rPr>
+          <w:b/>
+        </w:rPr>
+        <w:t>output</w:t>
+      </w:r>
+      <w:r>
+        <w:rPr>
+          <w:b w:val="0"/>
+        </w:rPr>
+        <w:t>, refuting guaranteed invariance to every one-pixel movement.</w:t>
+      </w:r>
+    </w:p>
+    <w:p>
+      <w:pPr>
+        <w:pStyle w:val="Heading2"/>
+      </w:pPr>
+      <w:r>
+        <w:t>Earlier wording, alternatives and picture transcripts · reference / check after trying</w:t>
+      </w:r>
+    </w:p>
+    <w:p>
+      <w:pPr>
         <w:pStyle w:val="Heading3"/>
       </w:pPr>
       <w:r>
-        <w:t>Plan the delayed return</w:t>
+        <w:t>Guided and exit questions</w:t>
+      </w:r>
+    </w:p>
+    <w:p>
+      <w:pPr>
+        <w:spacing w:line="336" w:lineRule="auto" w:after="180"/>
+      </w:pPr>
+      <w:r>
+        <w:rPr>
+          <w:b w:val="0"/>
+        </w:rPr>
+        <w:t>Guided: both windows have maximum 6 and mean 1.5. Either scalar alone cannot distinguish their different nonzero positions.</w:t>
+      </w:r>
+    </w:p>
+    <w:p>
+      <w:pPr>
+        <w:spacing w:line="336" w:lineRule="auto" w:after="180"/>
+      </w:pPr>
+      <w:r>
+        <w:rPr>
+          <w:b w:val="0"/>
+        </w:rPr>
+        <w:t>Exit: the first two visual windows collide, so exact reconstruction is impossible from the pooled values alone. The 8 crossing from column 1 to column 2 changes the pooled map, so universal shift invariance does not follow.</w:t>
+      </w:r>
+    </w:p>
+    <w:p>
+      <w:pPr>
+        <w:pStyle w:val="Heading3"/>
+      </w:pPr>
+      <w:r>
+        <w:t>W1 Calculate both summaries</w:t>
+      </w:r>
+    </w:p>
+    <w:p>
+      <w:pPr>
+        <w:pStyle w:val="Heading3"/>
+      </w:pPr>
+      <w:r>
+        <w:t>W2 Prove that location can be lost</w:t>
+      </w:r>
+    </w:p>
+    <w:p>
+      <w:pPr>
+        <w:pStyle w:val="Heading3"/>
+      </w:pPr>
+      <w:r>
+        <w:t>W3 Audit an omitted border</w:t>
+      </w:r>
+    </w:p>
+    <w:p>
+      <w:pPr>
+        <w:pStyle w:val="Heading3"/>
+      </w:pPr>
+      <w:r>
+        <w:t>W4 Pool a new map independently</w:t>
+      </w:r>
+    </w:p>
+    <w:p>
+      <w:pPr>
+        <w:spacing w:line="336" w:lineRule="auto" w:after="180"/>
+      </w:pPr>
+      <w:r>
+        <w:rPr>
+          <w:b w:val="0"/>
+        </w:rPr>
+        <w:t>Use rows [-4, -1, 2, 6], [-3, -2, 4, 0], [5, 1, -8, -2], [3, 7, -4, -6]. Under the lesson rule, give all four sums, the max map and the mean map. Explain why replacing a negative maximum by zero is an error here.</w:t>
+      </w:r>
+    </w:p>
+    <w:p>
+      <w:pPr>
+        <w:spacing w:line="336" w:lineRule="auto" w:after="180"/>
+      </w:pPr>
+      <w:r>
+        <w:rPr>
+          <w:b w:val="0"/>
+        </w:rPr>
+        <w:t>Teacher explanation: Window sums in row order are -10, 12, 16 and -20. Max map is [[-1, 6], [7, -2]]. Mean map is [[-2.5, 3], [4, -5]].</w:t>
+      </w:r>
+    </w:p>
+    <w:p>
+      <w:pPr>
+        <w:spacing w:line="336" w:lineRule="auto" w:after="180"/>
+      </w:pPr>
+      <w:r>
+        <w:rPr>
+          <w:b w:val="0"/>
+        </w:rPr>
+        <w:t>Zero is not in either all-negative window; pooling is not ReLU and must return the largest actual value.</w:t>
+      </w:r>
+    </w:p>
+    <w:p>
+      <w:pPr>
+        <w:pStyle w:val="Heading3"/>
+      </w:pPr>
+      <w:r>
+        <w:t>W5 Check the movement boundary</w:t>
+      </w:r>
+    </w:p>
+    <w:p>
+      <w:pPr>
+        <w:pStyle w:val="Heading3"/>
+      </w:pPr>
+      <w:r>
+        <w:t>Independent assessment and fresh retry</w:t>
+      </w:r>
+    </w:p>
+    <w:p>
+      <w:pPr>
+        <w:spacing w:line="336" w:lineRule="auto" w:after="180"/>
+      </w:pPr>
+      <w:r>
+        <w:rPr>
+          <w:b w:val="0"/>
+        </w:rPr>
+        <w:t xml:space="preserve">W4 requires sums -10, 12, 16, -20, max map [[-1, 6], [7, -2]] and mean map [[-2.5, 3], [4, -5]]. Fresh retry: rows [-6, -2, 1, 5] and [-4, -8, 3, 7]. </w:t>
+      </w:r>
+      <w:r>
+        <w:rPr>
+          <w:b/>
+        </w:rPr>
+        <w:t>Output</w:t>
+      </w:r>
+      <w:r>
+        <w:rPr>
+          <w:b w:val="0"/>
+        </w:rPr>
+        <w:t xml:space="preserve"> shape is 1 by 2.</w:t>
+      </w:r>
+    </w:p>
+    <w:p>
+      <w:pPr>
+        <w:spacing w:line="336" w:lineRule="auto" w:after="180"/>
+      </w:pPr>
+      <w:r>
+        <w:rPr>
+          <w:b w:val="0"/>
+        </w:rPr>
+        <w:t>Sums are -20 and 16; max map is [[-2, 7]] and mean map is [[-5, 4]]. Require a signed maximum rather than a zero-clamped answer.</w:t>
+      </w:r>
+    </w:p>
+    <w:p>
+      <w:pPr>
+        <w:pStyle w:val="Heading3"/>
+      </w:pPr>
+      <w:r>
+        <w:t>Assess independent transfer</w:t>
+      </w:r>
+    </w:p>
+    <w:p>
+      <w:pPr>
+        <w:pStyle w:val="Heading3"/>
+      </w:pPr>
+      <w:r>
+        <w:t>Selected case answer</w:t>
+      </w:r>
+    </w:p>
+    <w:p>
+      <w:pPr>
+        <w:pStyle w:val="Heading3"/>
+      </w:pPr>
+      <w:r>
+        <w:t>Feedback that the learner uses</w:t>
+      </w:r>
+    </w:p>
+    <w:p>
+      <w:pPr>
+        <w:pStyle w:val="Heading1"/>
+      </w:pPr>
+      <w:r>
+        <w:t>06. Connect,support and revisit the mathematics</w:t>
+      </w:r>
+    </w:p>
+    <w:p>
+      <w:r>
+        <w:t>Use the saved evidence to choose the next step.</w:t>
+      </w:r>
+    </w:p>
+    <w:p>
+      <w:pPr>
+        <w:pStyle w:val="Heading2"/>
+      </w:pPr>
+      <w:r>
+        <w:t>Project and next-week bridge</w:t>
+      </w:r>
+    </w:p>
+    <w:p>
+      <w:pPr>
+        <w:spacing w:line="336" w:lineRule="auto" w:after="180"/>
+      </w:pPr>
+      <w:r>
+        <w:rPr>
+          <w:b w:val="0"/>
+        </w:rPr>
+        <w:t xml:space="preserve">Add a labelled pooling and </w:t>
+      </w:r>
+      <w:r>
+        <w:rPr>
+          <w:b/>
+        </w:rPr>
+        <w:t>spatial information</w:t>
+      </w:r>
+      <w:r>
+        <w:rPr>
+          <w:b w:val="0"/>
+        </w:rPr>
+        <w:t xml:space="preserve"> </w:t>
+      </w:r>
+      <w:r>
+        <w:rPr>
+          <w:b/>
+        </w:rPr>
+        <w:t>evidence</w:t>
+      </w:r>
+      <w:r>
+        <w:rPr>
+          <w:b w:val="0"/>
+        </w:rPr>
+        <w:t xml:space="preserve"> sheet to Image-pattern Network Investigation. Show how you can compute max and </w:t>
+      </w:r>
+      <w:r>
+        <w:rPr>
+          <w:b/>
+        </w:rPr>
+        <w:t>mean pooling</w:t>
+      </w:r>
+      <w:r>
+        <w:rPr>
+          <w:b w:val="0"/>
+        </w:rPr>
+        <w:t xml:space="preserve"> under an explicit window rule.</w:t>
+      </w:r>
+    </w:p>
+    <w:p>
+      <w:pPr>
+        <w:spacing w:line="336" w:lineRule="auto" w:after="180"/>
+      </w:pPr>
+      <w:r>
+        <w:rPr>
+          <w:b w:val="0"/>
+        </w:rPr>
+        <w:t xml:space="preserve">Use the supplied fictional case and keep its </w:t>
+      </w:r>
+      <w:r>
+        <w:rPr>
+          <w:b/>
+        </w:rPr>
+        <w:t>input</w:t>
+      </w:r>
+      <w:r>
+        <w:rPr>
+          <w:b w:val="0"/>
+        </w:rPr>
+        <w:t xml:space="preserve">s, intermediate steps, calculation or </w:t>
+      </w:r>
+      <w:r>
+        <w:rPr>
+          <w:b/>
+        </w:rPr>
+        <w:t>prediction</w:t>
+      </w:r>
+      <w:r>
+        <w:rPr>
+          <w:b w:val="0"/>
+        </w:rPr>
+        <w:t>, and limitation. Connect this record to last week’s record; a matching answer without a trace is insufficient.</w:t>
+      </w:r>
+    </w:p>
+    <w:p>
+      <w:pPr>
+        <w:spacing w:line="336" w:lineRule="auto" w:after="180"/>
+      </w:pPr>
+      <w:r>
+        <w:rPr>
+          <w:b w:val="0"/>
+        </w:rPr>
+        <w:t>Provide separate columns for window values, sum, divisor, maximum and mean. Use numbered positions rather than colour alone.</w:t>
+      </w:r>
+    </w:p>
+    <w:p>
+      <w:pPr>
+        <w:spacing w:line="336" w:lineRule="auto" w:after="180"/>
+      </w:pPr>
+      <w:r>
+        <w:rPr>
+          <w:b w:val="0"/>
+        </w:rPr>
+        <w:t>Extension: enumerate all sixteen binary 2 by 2 windows, group them by maximum and mean, and identify collisions under each summary.</w:t>
+      </w:r>
+    </w:p>
+    <w:p>
+      <w:pPr>
+        <w:spacing w:line="336" w:lineRule="auto" w:after="180"/>
+      </w:pPr>
+      <w:r>
+        <w:rPr>
+          <w:b w:val="0"/>
+        </w:rPr>
+        <w:t>Week 23 trains and evaluates a small image model with a declared baseline and data split.</w:t>
+      </w:r>
+    </w:p>
+    <w:p>
+      <w:pPr>
+        <w:spacing w:line="336" w:lineRule="auto" w:after="180"/>
+      </w:pPr>
+      <w:r>
+        <w:rPr>
+          <w:b w:val="0"/>
+        </w:rPr>
+        <w:t>Retain the project ledger and assess a changed case after support. Check the relevant prerequisite before carrying this component forward.</w:t>
+      </w:r>
+    </w:p>
+    <w:p>
+      <w:pPr>
+        <w:spacing w:line="336" w:lineRule="auto" w:after="180"/>
+      </w:pPr>
+      <w:r>
+        <w:rPr>
+          <w:b w:val="0"/>
+        </w:rPr>
+        <w:t xml:space="preserve">For your Image-pattern Network Investigation, save the </w:t>
+      </w:r>
+      <w:r>
+        <w:rPr>
+          <w:b/>
+        </w:rPr>
+        <w:t>input</w:t>
+      </w:r>
+      <w:r>
+        <w:rPr>
+          <w:b w:val="0"/>
+        </w:rPr>
+        <w:t>, procedure, observed result and limitation of this check.</w:t>
+      </w:r>
+    </w:p>
+    <w:p>
+      <w:pPr>
+        <w:spacing w:line="336" w:lineRule="auto" w:after="180"/>
+      </w:pPr>
+      <w:r>
+        <w:rPr>
+          <w:b w:val="0"/>
+        </w:rPr>
+        <w:t>Label this worked example as practice; use a different, previously unreviewed case when checking independent understanding.</w:t>
+      </w:r>
+    </w:p>
+    <w:p>
+      <w:pPr>
+        <w:pStyle w:val="Heading2"/>
+      </w:pPr>
+      <w:r>
+        <w:t>Delayed return and support record</w:t>
       </w:r>
     </w:p>
     <w:p>
@@ -3873,44 +4447,26 @@
     </w:p>
     <w:p>
       <w:pPr>
-        <w:pStyle w:val="Heading3"/>
-      </w:pPr>
-      <w:r>
-        <w:t>Project evidence from this case</w:t>
+        <w:pStyle w:val="Heading2"/>
+      </w:pPr>
+      <w:r>
+        <w:t>Earlier wording, alternatives and picture transcripts · reference / check after trying</w:t>
       </w:r>
     </w:p>
     <w:p>
       <w:pPr>
-        <w:spacing w:line="336" w:lineRule="auto" w:after="180"/>
-      </w:pPr>
-      <w:r>
-        <w:rPr>
-          <w:b w:val="0"/>
-        </w:rPr>
-        <w:t xml:space="preserve">For your Image-pattern Network Investigation, save the </w:t>
-      </w:r>
-      <w:r>
-        <w:rPr>
-          <w:b/>
-        </w:rPr>
-        <w:t>input</w:t>
-      </w:r>
-      <w:r>
-        <w:rPr>
-          <w:b w:val="0"/>
-        </w:rPr>
-        <w:t>, procedure, observed result and limitation of this check.</w:t>
+        <w:pStyle w:val="Heading3"/>
+      </w:pPr>
+      <w:r>
+        <w:t>Plan the delayed return</w:t>
       </w:r>
     </w:p>
     <w:p>
       <w:pPr>
-        <w:spacing w:line="336" w:lineRule="auto" w:after="180"/>
-      </w:pPr>
-      <w:r>
-        <w:rPr>
-          <w:b w:val="0"/>
-        </w:rPr>
-        <w:t>Label this worked example as practice; use a different, previously unreviewed case when checking independent understanding.</w:t>
+        <w:pStyle w:val="Heading3"/>
+      </w:pPr>
+      <w:r>
+        <w:t>Project evidence from this case</w:t>
       </w:r>
     </w:p>
     <w:p>
@@ -3918,26 +4474,33 @@
         <w:pStyle w:val="Heading1"/>
       </w:pPr>
       <w:r>
-        <w:t>07. Prepare, teach and assess</w:t>
+        <w:t>Reference bank and extra practice</w:t>
       </w:r>
     </w:p>
     <w:p>
-      <w:r>
-        <w:t>Use this preparation summary alongside the detailed Pooling and spatial information lesson; it is a checklist rather than a replacement for the full sequence.</w:t>
+      <w:pPr>
+        <w:pStyle w:val="Heading1"/>
+      </w:pPr>
+      <w:r>
+        <w:t>07. Reference · Alternative planning checklist</w:t>
       </w:r>
     </w:p>
     <w:p>
-      <w:pPr>
-        <w:pStyle w:val="Heading3"/>
-      </w:pPr>
-      <w:r>
-        <w:t>Teaching target</w:t>
+      <w:r>
+        <w:t>Use alongside the main route when helpful.</w:t>
       </w:r>
     </w:p>
     <w:p>
       <w:pPr>
+        <w:pStyle w:val="Heading2"/>
+      </w:pPr>
+      <w:r>
+        <w:t>Planning,assessment and project reminders</w:t>
+      </w:r>
+    </w:p>
+    <w:p>
+      <w:pPr>
         <w:spacing w:line="336" w:lineRule="auto" w:after="180"/>
-        <w:shd w:fill="EDF7F3"/>
       </w:pPr>
       <w:r>
         <w:rPr>
@@ -4137,46 +4700,71 @@
     </w:p>
     <w:p>
       <w:pPr>
-        <w:pStyle w:val="Heading3"/>
-      </w:pPr>
-      <w:r>
-        <w:t>Supported practice answer</w:t>
+        <w:spacing w:line="336" w:lineRule="auto" w:after="180"/>
+      </w:pPr>
+      <w:r>
+        <w:rPr>
+          <w:b w:val="0"/>
+        </w:rPr>
+        <w:t>Reasoned practice answer: Teacher explanation: For example, [[4, 0], [0, 0]] and [[0, 4], [0, 0]] both give maximum 4 and mean 1.</w:t>
       </w:r>
     </w:p>
     <w:p>
       <w:pPr>
         <w:spacing w:line="336" w:lineRule="auto" w:after="180"/>
-        <w:shd w:fill="F1F6FC"/>
       </w:pPr>
       <w:r>
         <w:rPr>
           <w:b w:val="0"/>
         </w:rPr>
-        <w:t>Reasoned practice answer: Teacher explanation: For example, [[4, 0], [0, 0]] and [[0, 4], [0, 0]] both give maximum 4 and mean 1.</w:t>
+        <w:t xml:space="preserve">A deterministic head receiving the same scalar must give the same </w:t>
+      </w:r>
+      <w:r>
+        <w:rPr>
+          <w:b/>
+        </w:rPr>
+        <w:t>output</w:t>
+      </w:r>
+      <w:r>
+        <w:rPr>
+          <w:b w:val="0"/>
+        </w:rPr>
+        <w:t>, so it cannot distinguish those positions.</w:t>
       </w:r>
     </w:p>
     <w:p>
       <w:pPr>
         <w:spacing w:line="336" w:lineRule="auto" w:after="180"/>
-        <w:shd w:fill="F1F6FC"/>
       </w:pPr>
       <w:r>
         <w:rPr>
           <w:b w:val="0"/>
         </w:rPr>
-        <w:t xml:space="preserve">A deterministic head receiving the same scalar must give the same </w:t>
+        <w:t xml:space="preserve">Check every learner before discussion: Use the worked case for Pooling and </w:t>
       </w:r>
       <w:r>
         <w:rPr>
           <w:b/>
         </w:rPr>
-        <w:t>output</w:t>
+        <w:t>spatial information</w:t>
       </w:r>
       <w:r>
         <w:rPr>
           <w:b w:val="0"/>
         </w:rPr>
-        <w:t>, so it cannot distinguish those positions.</w:t>
+        <w:t>. Proposed explanation: “</w:t>
+      </w:r>
+      <w:r>
+        <w:rPr>
+          <w:b/>
+        </w:rPr>
+        <w:t>Max pooling</w:t>
+      </w:r>
+      <w:r>
+        <w:rPr>
+          <w:b w:val="0"/>
+        </w:rPr>
+        <w:t xml:space="preserve"> turns negative numbers into zero”. Decide whether this explanation is supported.</w:t>
       </w:r>
     </w:p>
     <w:p>
@@ -4187,31 +4775,7 @@
         <w:rPr>
           <w:b w:val="0"/>
         </w:rPr>
-        <w:t xml:space="preserve">Check every learner before discussion: Use the worked case for Pooling and </w:t>
-      </w:r>
-      <w:r>
-        <w:rPr>
-          <w:b/>
-        </w:rPr>
-        <w:t>spatial information</w:t>
-      </w:r>
-      <w:r>
-        <w:rPr>
-          <w:b w:val="0"/>
-        </w:rPr>
-        <w:t>. Proposed explanation: “</w:t>
-      </w:r>
-      <w:r>
-        <w:rPr>
-          <w:b/>
-        </w:rPr>
-        <w:t>Max pooling</w:t>
-      </w:r>
-      <w:r>
-        <w:rPr>
-          <w:b w:val="0"/>
-        </w:rPr>
-        <w:t xml:space="preserve"> turns negative numbers into zero”. Decide whether this explanation is supported.</w:t>
+        <w:t>Point to the step or supplied fact that decides; explain your repair if needed.</w:t>
       </w:r>
     </w:p>
     <w:p>
@@ -4222,105 +4786,58 @@
         <w:rPr>
           <w:b w:val="0"/>
         </w:rPr>
-        <w:t>Point to the step or supplied fact that decides; explain your repair if needed.</w:t>
+        <w:t>Misconception repair: That is a ReLU behaviour, not the maximum of an all-negative window.</w:t>
       </w:r>
     </w:p>
     <w:p>
       <w:pPr>
-        <w:pStyle w:val="Heading3"/>
-      </w:pPr>
-      <w:r>
-        <w:t>Repair the misconception</w:t>
+        <w:spacing w:line="336" w:lineRule="auto" w:after="180"/>
+      </w:pPr>
+      <w:r>
+        <w:rPr>
+          <w:b w:val="0"/>
+        </w:rPr>
+        <w:t xml:space="preserve">Support: read the exact case aloud, enlarge the labelled picture, supply </w:t>
+      </w:r>
+      <w:r>
+        <w:rPr>
+          <w:b/>
+        </w:rPr>
+        <w:t>input</w:t>
+      </w:r>
+      <w:r>
+        <w:rPr>
+          <w:b w:val="0"/>
+        </w:rPr>
+        <w:t xml:space="preserve"> cards and model only the first deciding step. Accept a spoken explanation or drawing; retain the reasoning goal.</w:t>
       </w:r>
     </w:p>
     <w:p>
       <w:pPr>
         <w:spacing w:line="336" w:lineRule="auto" w:after="180"/>
-        <w:shd w:fill="FFF5E6"/>
       </w:pPr>
       <w:r>
         <w:rPr>
           <w:b w:val="0"/>
         </w:rPr>
-        <w:t>Misconception repair: That is a ReLU behaviour, not the maximum of an all-negative window.</w:t>
+        <w:t xml:space="preserve">Extension: Swap 1 and 4 within the left window. Require a </w:t>
+      </w:r>
+      <w:r>
+        <w:rPr>
+          <w:b/>
+        </w:rPr>
+        <w:t>prediction</w:t>
+      </w:r>
+      <w:r>
+        <w:rPr>
+          <w:b w:val="0"/>
+        </w:rPr>
+        <w:t xml:space="preserve"> and a reason before comparing. Expected result: Both pooled maps remain unchanged. Reason: Max and mean ignore the positions of values inside the same window.</w:t>
       </w:r>
     </w:p>
     <w:p>
       <w:pPr>
-        <w:pStyle w:val="Heading3"/>
-      </w:pPr>
-      <w:r>
-        <w:t>Support without giving away the answer</w:t>
-      </w:r>
-    </w:p>
-    <w:p>
-      <w:pPr>
         <w:spacing w:line="336" w:lineRule="auto" w:after="180"/>
-        <w:shd w:fill="F1F6F8"/>
-      </w:pPr>
-      <w:r>
-        <w:rPr>
-          <w:b w:val="0"/>
-        </w:rPr>
-        <w:t xml:space="preserve">Support: read the exact case aloud, enlarge the labelled picture, supply </w:t>
-      </w:r>
-      <w:r>
-        <w:rPr>
-          <w:b/>
-        </w:rPr>
-        <w:t>input</w:t>
-      </w:r>
-      <w:r>
-        <w:rPr>
-          <w:b w:val="0"/>
-        </w:rPr>
-        <w:t xml:space="preserve"> cards and model only the first deciding step. Accept a spoken explanation or drawing; retain the reasoning goal.</w:t>
-      </w:r>
-    </w:p>
-    <w:p>
-      <w:pPr>
-        <w:pStyle w:val="Heading3"/>
-      </w:pPr>
-      <w:r>
-        <w:t>Extend the reasoning</w:t>
-      </w:r>
-    </w:p>
-    <w:p>
-      <w:pPr>
-        <w:spacing w:line="336" w:lineRule="auto" w:after="180"/>
-        <w:shd w:fill="F5F1FB"/>
-      </w:pPr>
-      <w:r>
-        <w:rPr>
-          <w:b w:val="0"/>
-        </w:rPr>
-        <w:t xml:space="preserve">Extension: Swap 1 and 4 within the left window. Require a </w:t>
-      </w:r>
-      <w:r>
-        <w:rPr>
-          <w:b/>
-        </w:rPr>
-        <w:t>prediction</w:t>
-      </w:r>
-      <w:r>
-        <w:rPr>
-          <w:b w:val="0"/>
-        </w:rPr>
-        <w:t xml:space="preserve"> and a reason before comparing. Expected result: Both pooled maps remain unchanged. Reason: Max and mean ignore the positions of values inside the same window.</w:t>
-      </w:r>
-    </w:p>
-    <w:p>
-      <w:pPr>
-        <w:pStyle w:val="Heading3"/>
-      </w:pPr>
-      <w:r>
-        <w:t>Protect the independent attempt</w:t>
-      </w:r>
-    </w:p>
-    <w:p>
-      <w:pPr>
-        <w:spacing w:line="336" w:lineRule="auto" w:after="180"/>
-        <w:shd w:fill="FFF5E6"/>
       </w:pPr>
       <w:r>
         <w:rPr>
@@ -4515,58 +5032,57 @@
     </w:tbl>
     <w:p>
       <w:pPr>
-        <w:pStyle w:val="Heading3"/>
-      </w:pPr>
-      <w:r>
-        <w:t>Project checkpoint</w:t>
+        <w:spacing w:line="336" w:lineRule="auto" w:after="180"/>
+      </w:pPr>
+      <w:r>
+        <w:rPr>
+          <w:b w:val="0"/>
+        </w:rPr>
+        <w:t>Project checkpoint: Evaluate and revise. Compare with your starting method, explain errors and record a justified revision.</w:t>
       </w:r>
     </w:p>
     <w:p>
       <w:pPr>
         <w:spacing w:line="336" w:lineRule="auto" w:after="180"/>
-        <w:shd w:fill="EDF7F3"/>
       </w:pPr>
       <w:r>
         <w:rPr>
           <w:b w:val="0"/>
         </w:rPr>
-        <w:t>Project checkpoint: Evaluate and revise. Compare with your starting method, explain errors and record a justified revision.</w:t>
+        <w:t xml:space="preserve">Use the weekly teacher answer for topic-specific reasoning. A saved progress tick is an activity record; judge mastery from the learner’s explanation and </w:t>
+      </w:r>
+      <w:r>
+        <w:rPr>
+          <w:b/>
+        </w:rPr>
+        <w:t>evidence</w:t>
+      </w:r>
+      <w:r>
+        <w:rPr>
+          <w:b w:val="0"/>
+        </w:rPr>
+        <w:t>.</w:t>
       </w:r>
     </w:p>
     <w:p>
       <w:pPr>
-        <w:spacing w:line="336" w:lineRule="auto" w:after="180"/>
-      </w:pPr>
-      <w:r>
-        <w:rPr>
-          <w:b w:val="0"/>
-        </w:rPr>
-        <w:t xml:space="preserve">Use the weekly teacher answer for topic-specific reasoning. A saved progress tick is an activity record; judge mastery from the learner’s explanation and </w:t>
-      </w:r>
-      <w:r>
-        <w:rPr>
-          <w:b/>
-        </w:rPr>
-        <w:t>evidence</w:t>
-      </w:r>
-      <w:r>
-        <w:rPr>
-          <w:b w:val="0"/>
-        </w:rPr>
-        <w:t>.</w:t>
+        <w:pStyle w:val="Heading1"/>
+      </w:pPr>
+      <w:r>
+        <w:t>08. Reference · Feedback,labs and repair paths</w:t>
       </w:r>
     </w:p>
     <w:p>
-      <w:pPr>
-        <w:pStyle w:val="Heading1"/>
-      </w:pPr>
-      <w:r>
-        <w:t>08. Use feedback, labs and repair paths</w:t>
+      <w:r>
+        <w:t>Retain the first attempt and the evidence used for a repair.</w:t>
       </w:r>
     </w:p>
     <w:p>
-      <w:r>
-        <w:t>Use feedback, earlier review and portfolios purposefully. Apply the coding routine only when this lesson has an executable lab.</w:t>
+      <w:pPr>
+        <w:pStyle w:val="Heading2"/>
+      </w:pPr>
+      <w:r>
+        <w:t>Feedback and record guidance</w:t>
       </w:r>
     </w:p>
     <w:p>
@@ -4665,40 +5181,17 @@
         <w:pStyle w:val="Heading1"/>
       </w:pPr>
       <w:r>
-        <w:t>09. Visual concept journey</w:t>
+        <w:t>09. Reference · Teach with the six pictures</w:t>
       </w:r>
     </w:p>
     <w:p>
       <w:r>
-        <w:t>Show one Pooling and spatial information graphic at a time, request a prediction and discuss its trace before the independent assessment.</w:t>
+        <w:t>Choose one picture for a particular reasoning move.</w:t>
       </w:r>
     </w:p>
     <w:p>
       <w:pPr>
-        <w:spacing w:line="336" w:lineRule="auto" w:after="180"/>
-      </w:pPr>
-      <w:r>
-        <w:rPr>
-          <w:b w:val="0"/>
-        </w:rPr>
-        <w:t xml:space="preserve">Use one picture at a time. Hide a worked result before asking for a </w:t>
-      </w:r>
-      <w:r>
-        <w:rPr>
-          <w:b/>
-        </w:rPr>
-        <w:t>prediction</w:t>
-      </w:r>
-      <w:r>
-        <w:rPr>
-          <w:b w:val="0"/>
-        </w:rPr>
-        <w:t>, then reveal it for feedback. These are supported teaching cases; retain the separate independent assessment for a fresh first attempt.</w:t>
-      </w:r>
-    </w:p>
-    <w:p>
-      <w:pPr>
-        <w:pStyle w:val="Heading3"/>
+        <w:pStyle w:val="Heading2"/>
       </w:pPr>
       <w:r>
         <w:t>01. Pooling and spatial information: the case</w:t>
@@ -4709,7 +5202,7 @@
         <w:drawing>
           <wp:inline xmlns:a="http://schemas.openxmlformats.org/drawingml/2006/main" xmlns:pic="http://schemas.openxmlformats.org/drawingml/2006/picture">
             <wp:extent cx="5486400" cy="3142488"/>
-            <wp:docPr id="3" name="Picture 3" descr="Pool a small map and show the detail it cannot retain. Supplied facts: Feature map rows [1, 4, 2, 0],[3, 2, 5, 1]. Pool non-overlapping 2×2 windows, stride 2, no padding. All inputs and outcomes in this worked example are invented classroom data; no real model run is claimed."/>
+            <wp:docPr id="5" name="Picture 5" descr="Pool a small map and show the detail it cannot retain. Supplied facts: Feature map rows [1, 4, 2, 0],[3, 2, 5, 1]. Pool non-overlapping 2×2 windows, stride 2, no padding. All inputs and outcomes in this worked example are invented classroom data; no real model run is claimed."/>
             <wp:cNvGraphicFramePr>
               <a:graphicFrameLocks noChangeAspect="1"/>
             </wp:cNvGraphicFramePr>
@@ -4721,7 +5214,7 @@
                     <pic:cNvPicPr/>
                   </pic:nvPicPr>
                   <pic:blipFill>
-                    <a:blip r:embed="rId11"/>
+                    <a:blip r:embed="rId13"/>
                     <a:stretch>
                       <a:fillRect/>
                     </a:stretch>
@@ -4777,7 +5270,6 @@
     <w:p>
       <w:pPr>
         <w:spacing w:line="336" w:lineRule="auto" w:after="180"/>
-        <w:shd w:fill="F5F1FB"/>
       </w:pPr>
       <w:r>
         <w:rPr>
@@ -4788,27 +5280,18 @@
     </w:p>
     <w:p>
       <w:pPr>
-        <w:pStyle w:val="Heading3"/>
-      </w:pPr>
-      <w:r>
-        <w:t>Discuss while showing the picture</w:t>
+        <w:spacing w:line="336" w:lineRule="auto" w:after="180"/>
+      </w:pPr>
+      <w:r>
+        <w:rPr>
+          <w:b w:val="0"/>
+        </w:rPr>
+        <w:t>Teacher prompt: Point to the given fact that matters most. Explain why it matters. Ask learners to describe one label or arrow in ordinary words. Use the adjacent transcript if the image is difficult to see.</w:t>
       </w:r>
     </w:p>
     <w:p>
       <w:pPr>
-        <w:spacing w:line="336" w:lineRule="auto" w:after="180"/>
-        <w:shd w:fill="F1F6F8"/>
-      </w:pPr>
-      <w:r>
-        <w:rPr>
-          <w:b w:val="0"/>
-        </w:rPr>
-        <w:t>Teacher prompt: Point to the given fact that matters most. Explain why it matters. Ask learners to describe one label or arrow in ordinary words. Use the adjacent transcript if the image is difficult to see.</w:t>
-      </w:r>
-    </w:p>
-    <w:p>
-      <w:pPr>
-        <w:pStyle w:val="Heading3"/>
+        <w:pStyle w:val="Heading2"/>
       </w:pPr>
       <w:r>
         <w:t>02. Follow the deciding steps</w:t>
@@ -4819,7 +5302,7 @@
         <w:drawing>
           <wp:inline xmlns:a="http://schemas.openxmlformats.org/drawingml/2006/main" xmlns:pic="http://schemas.openxmlformats.org/drawingml/2006/picture">
             <wp:extent cx="5486400" cy="3182112"/>
-            <wp:docPr id="4" name="Picture 4" descr="Left window: Values 1, 4, 3, 2: max 4, mean 2.5. → Right window: Values 2, 0, 5, 1: max 5, mean 2. → Compare summaries: Max map [[4, 5]], mean map [[2.5, 2]], both shape 1×2."/>
+            <wp:docPr id="6" name="Picture 6" descr="Left window: Values 1, 4, 3, 2: max 4, mean 2.5. → Right window: Values 2, 0, 5, 1: max 5, mean 2. → Compare summaries: Max map [[4, 5]], mean map [[2.5, 2]], both shape 1×2."/>
             <wp:cNvGraphicFramePr>
               <a:graphicFrameLocks noChangeAspect="1"/>
             </wp:cNvGraphicFramePr>
@@ -4831,7 +5314,7 @@
                     <pic:cNvPicPr/>
                   </pic:nvPicPr>
                   <pic:blipFill>
-                    <a:blip r:embed="rId12"/>
+                    <a:blip r:embed="rId10"/>
                     <a:stretch>
                       <a:fillRect/>
                     </a:stretch>
@@ -4864,7 +5347,6 @@
     <w:p>
       <w:pPr>
         <w:spacing w:line="336" w:lineRule="auto" w:after="180"/>
-        <w:shd w:fill="F5F1FB"/>
       </w:pPr>
       <w:r>
         <w:rPr>
@@ -4887,39 +5369,30 @@
     </w:p>
     <w:p>
       <w:pPr>
-        <w:pStyle w:val="Heading3"/>
-      </w:pPr>
-      <w:r>
-        <w:t>Discuss while showing the picture</w:t>
+        <w:spacing w:line="336" w:lineRule="auto" w:after="180"/>
+      </w:pPr>
+      <w:r>
+        <w:rPr>
+          <w:b w:val="0"/>
+        </w:rPr>
+        <w:t xml:space="preserve">Teacher prompt: Point to each numbered stage and explain which recorded </w:t>
+      </w:r>
+      <w:r>
+        <w:rPr>
+          <w:b/>
+        </w:rPr>
+        <w:t>input</w:t>
+      </w:r>
+      <w:r>
+        <w:rPr>
+          <w:b w:val="0"/>
+        </w:rPr>
+        <w:t xml:space="preserve"> it uses. Ask learners to describe one label or arrow in ordinary words. Use the adjacent transcript if the image is difficult to see.</w:t>
       </w:r>
     </w:p>
     <w:p>
       <w:pPr>
-        <w:spacing w:line="336" w:lineRule="auto" w:after="180"/>
-        <w:shd w:fill="F1F6F8"/>
-      </w:pPr>
-      <w:r>
-        <w:rPr>
-          <w:b w:val="0"/>
-        </w:rPr>
-        <w:t xml:space="preserve">Teacher prompt: Point to each numbered stage and explain which recorded </w:t>
-      </w:r>
-      <w:r>
-        <w:rPr>
-          <w:b/>
-        </w:rPr>
-        <w:t>input</w:t>
-      </w:r>
-      <w:r>
-        <w:rPr>
-          <w:b w:val="0"/>
-        </w:rPr>
-        <w:t xml:space="preserve"> it uses. Ask learners to describe one label or arrow in ordinary words. Use the adjacent transcript if the image is difficult to see.</w:t>
-      </w:r>
-    </w:p>
-    <w:p>
-      <w:pPr>
-        <w:pStyle w:val="Heading3"/>
+        <w:pStyle w:val="Heading2"/>
       </w:pPr>
       <w:r>
         <w:t>03. Two adjacent pooling windows</w:t>
@@ -4930,7 +5403,7 @@
         <w:drawing>
           <wp:inline xmlns:a="http://schemas.openxmlformats.org/drawingml/2006/main" xmlns:pic="http://schemas.openxmlformats.org/drawingml/2006/picture">
             <wp:extent cx="5486400" cy="3096768"/>
-            <wp:docPr id="5" name="Picture 5" descr="Two adjacent pooling windows. row 0: left 0 = 1, left 1 = 4, right 0 = 2, right 1 = 0. row 1: left 0 = 3, left 1 = 2, right 0 = 5, right 1 = 1."/>
+            <wp:docPr id="7" name="Picture 7" descr="Two adjacent pooling windows. row 0: left 0 = 1, left 1 = 4, right 0 = 2, right 1 = 0. row 1: left 0 = 3, left 1 = 2, right 0 = 5, right 1 = 1."/>
             <wp:cNvGraphicFramePr>
               <a:graphicFrameLocks noChangeAspect="1"/>
             </wp:cNvGraphicFramePr>
@@ -4942,7 +5415,7 @@
                     <pic:cNvPicPr/>
                   </pic:nvPicPr>
                   <pic:blipFill>
-                    <a:blip r:embed="rId13"/>
+                    <a:blip r:embed="rId14"/>
                     <a:stretch>
                       <a:fillRect/>
                     </a:stretch>
@@ -4975,7 +5448,6 @@
     <w:p>
       <w:pPr>
         <w:spacing w:line="336" w:lineRule="auto" w:after="180"/>
-        <w:shd w:fill="F5F1FB"/>
       </w:pPr>
       <w:r>
         <w:rPr>
@@ -4986,39 +5458,29 @@
     </w:p>
     <w:p>
       <w:pPr>
-        <w:pStyle w:val="Heading3"/>
-      </w:pPr>
-      <w:r>
-        <w:t>Discuss while showing the picture</w:t>
+        <w:spacing w:line="336" w:lineRule="auto" w:after="180"/>
+      </w:pPr>
+      <w:r>
+        <w:rPr>
+          <w:b w:val="0"/>
+        </w:rPr>
+        <w:t>Teacher prompt: Read the labels and values. Explain the relationship the model shows. Ask learners to describe one label or arrow in ordinary words. Use the adjacent transcript if the image is difficult to see.</w:t>
       </w:r>
     </w:p>
     <w:p>
       <w:pPr>
         <w:spacing w:line="336" w:lineRule="auto" w:after="180"/>
-        <w:shd w:fill="F1F6F8"/>
       </w:pPr>
       <w:r>
         <w:rPr>
           <w:b w:val="0"/>
         </w:rPr>
-        <w:t>Teacher prompt: Read the labels and values. Explain the relationship the model shows. Ask learners to describe one label or arrow in ordinary words. Use the adjacent transcript if the image is difficult to see.</w:t>
+        <w:t>Check row/column meanings, units and denominators before discussing a difference. Supplied toy values are not real class or model results.</w:t>
       </w:r>
     </w:p>
     <w:p>
       <w:pPr>
-        <w:spacing w:line="336" w:lineRule="auto" w:after="180"/>
-        <w:shd w:fill="F1F6F8"/>
-      </w:pPr>
-      <w:r>
-        <w:rPr>
-          <w:b w:val="0"/>
-        </w:rPr>
-        <w:t>Check row/column meanings, units and denominators before discussing a difference. Supplied toy values are not real class or model results.</w:t>
-      </w:r>
-    </w:p>
-    <w:p>
-      <w:pPr>
-        <w:pStyle w:val="Heading3"/>
+        <w:pStyle w:val="Heading2"/>
       </w:pPr>
       <w:r>
         <w:t>04. Change one thing. Trace what follows.</w:t>
@@ -5029,7 +5491,7 @@
         <w:drawing>
           <wp:inline xmlns:a="http://schemas.openxmlformats.org/drawingml/2006/main" xmlns:pic="http://schemas.openxmlformats.org/drawingml/2006/picture">
             <wp:extent cx="5486400" cy="3026664"/>
-            <wp:docPr id="6" name="Picture 6" descr="Original case: Max map [[4, 5]], mean map [[2.5, 2]], both shape 1×2. Changed condition: Swap 1 and 4 within the left window. Expected result: Both pooled maps remain unchanged. Reason: Max and mean ignore the positions of values inside the same window."/>
+            <wp:docPr id="8" name="Picture 8" descr="Original case: Max map [[4, 5]], mean map [[2.5, 2]], both shape 1×2. Changed condition: Swap 1 and 4 within the left window. Expected result: Both pooled maps remain unchanged. Reason: Max and mean ignore the positions of values inside the same window."/>
             <wp:cNvGraphicFramePr>
               <a:graphicFrameLocks noChangeAspect="1"/>
             </wp:cNvGraphicFramePr>
@@ -5041,7 +5503,7 @@
                     <pic:cNvPicPr/>
                   </pic:nvPicPr>
                   <pic:blipFill>
-                    <a:blip r:embed="rId14"/>
+                    <a:blip r:embed="rId15"/>
                     <a:stretch>
                       <a:fillRect/>
                     </a:stretch>
@@ -5085,7 +5547,6 @@
     <w:p>
       <w:pPr>
         <w:spacing w:line="336" w:lineRule="auto" w:after="180"/>
-        <w:shd w:fill="F5F1FB"/>
       </w:pPr>
       <w:r>
         <w:rPr>
@@ -5096,39 +5557,29 @@
     </w:p>
     <w:p>
       <w:pPr>
-        <w:pStyle w:val="Heading3"/>
-      </w:pPr>
-      <w:r>
-        <w:t>Discuss while showing the picture</w:t>
+        <w:spacing w:line="336" w:lineRule="auto" w:after="180"/>
+      </w:pPr>
+      <w:r>
+        <w:rPr>
+          <w:b w:val="0"/>
+        </w:rPr>
+        <w:t>Teacher prompt: Predict before checking the worked changed-case result. Name what changed and what the supplied facts allow you to conclude. Ask learners to describe one label or arrow in ordinary words.</w:t>
       </w:r>
     </w:p>
     <w:p>
       <w:pPr>
         <w:spacing w:line="336" w:lineRule="auto" w:after="180"/>
-        <w:shd w:fill="F1F6F8"/>
       </w:pPr>
       <w:r>
         <w:rPr>
           <w:b w:val="0"/>
         </w:rPr>
-        <w:t>Teacher prompt: Predict before checking the worked changed-case result. Name what changed and what the supplied facts allow you to conclude. Ask learners to describe one label or arrow in ordinary words.</w:t>
+        <w:t>Use the adjacent transcript if the image is difficult to see. Changed-case reasoning: Max and mean ignore the positions of values inside the same window.</w:t>
       </w:r>
     </w:p>
     <w:p>
       <w:pPr>
-        <w:spacing w:line="336" w:lineRule="auto" w:after="180"/>
-        <w:shd w:fill="F1F6F8"/>
-      </w:pPr>
-      <w:r>
-        <w:rPr>
-          <w:b w:val="0"/>
-        </w:rPr>
-        <w:t>Use the adjacent transcript if the image is difficult to see. Changed-case reasoning: Max and mean ignore the positions of values inside the same window.</w:t>
-      </w:r>
-    </w:p>
-    <w:p>
-      <w:pPr>
-        <w:pStyle w:val="Heading3"/>
+        <w:pStyle w:val="Heading2"/>
       </w:pPr>
       <w:r>
         <w:t>05. Connect the explanation to its limit</w:t>
@@ -5139,7 +5590,7 @@
         <w:drawing>
           <wp:inline xmlns:a="http://schemas.openxmlformats.org/drawingml/2006/main" xmlns:pic="http://schemas.openxmlformats.org/drawingml/2006/picture">
             <wp:extent cx="5486400" cy="2941320"/>
-            <wp:docPr id="7" name="Picture 7" descr="Pooling compresses each local window into a summary. Maximum keeps its largest value; mean keeps its average. Neither summary records where each value appeared. Swapping values inside one window leaves both summaries unchanged here, so the pooled output cannot reconstruct the original arrangement. The chosen window, stride and boundary policy determine the output shape. Limit: Pooling is a declared aggregation, not automatic improvement; losing location can harm tasks that need precise positions."/>
+            <wp:docPr id="9" name="Picture 9" descr="Pooling compresses each local window into a summary. Maximum keeps its largest value; mean keeps its average. Neither summary records where each value appeared. Swapping values inside one window leaves both summaries unchanged here, so the pooled output cannot reconstruct the original arrangement. The chosen window, stride and boundary policy determine the output shape. Limit: Pooling is a declared aggregation, not automatic improvement; losing location can harm tasks that need precise positions."/>
             <wp:cNvGraphicFramePr>
               <a:graphicFrameLocks noChangeAspect="1"/>
             </wp:cNvGraphicFramePr>
@@ -5151,7 +5602,7 @@
                     <pic:cNvPicPr/>
                   </pic:nvPicPr>
                   <pic:blipFill>
-                    <a:blip r:embed="rId15"/>
+                    <a:blip r:embed="rId16"/>
                     <a:stretch>
                       <a:fillRect/>
                     </a:stretch>
@@ -5230,7 +5681,6 @@
     <w:p>
       <w:pPr>
         <w:spacing w:line="336" w:lineRule="auto" w:after="180"/>
-        <w:shd w:fill="F5F1FB"/>
       </w:pPr>
       <w:r>
         <w:rPr>
@@ -5241,39 +5691,29 @@
     </w:p>
     <w:p>
       <w:pPr>
-        <w:pStyle w:val="Heading3"/>
-      </w:pPr>
-      <w:r>
-        <w:t>Discuss while showing the picture</w:t>
+        <w:spacing w:line="336" w:lineRule="auto" w:after="180"/>
+      </w:pPr>
+      <w:r>
+        <w:rPr>
+          <w:b w:val="0"/>
+        </w:rPr>
+        <w:t>Teacher prompt: Explain the case, then point to a limit on the claim. Ask learners to describe one label or arrow in ordinary words. Use the adjacent transcript if the image is difficult to see.</w:t>
       </w:r>
     </w:p>
     <w:p>
       <w:pPr>
         <w:spacing w:line="336" w:lineRule="auto" w:after="180"/>
-        <w:shd w:fill="F1F6F8"/>
       </w:pPr>
       <w:r>
         <w:rPr>
           <w:b w:val="0"/>
         </w:rPr>
-        <w:t>Teacher prompt: Explain the case, then point to a limit on the claim. Ask learners to describe one label or arrow in ordinary words. Use the adjacent transcript if the image is difficult to see.</w:t>
+        <w:t>Keep the stated scope: Pooling is a declared aggregation, not automatic improvement; losing location can harm tasks that need precise positions.</w:t>
       </w:r>
     </w:p>
     <w:p>
       <w:pPr>
-        <w:spacing w:line="336" w:lineRule="auto" w:after="180"/>
-        <w:shd w:fill="F1F6F8"/>
-      </w:pPr>
-      <w:r>
-        <w:rPr>
-          <w:b w:val="0"/>
-        </w:rPr>
-        <w:t>Keep the stated scope: Pooling is a declared aggregation, not automatic improvement; losing location can harm tasks that need precise positions.</w:t>
-      </w:r>
-    </w:p>
-    <w:p>
-      <w:pPr>
-        <w:pStyle w:val="Heading3"/>
+        <w:pStyle w:val="Heading2"/>
       </w:pPr>
       <w:r>
         <w:t>06. Make the idea visible in your project</w:t>
@@ -5284,7 +5724,7 @@
         <w:drawing>
           <wp:inline xmlns:a="http://schemas.openxmlformats.org/drawingml/2006/main" xmlns:pic="http://schemas.openxmlformats.org/drawingml/2006/picture">
             <wp:extent cx="5486400" cy="3681984"/>
-            <wp:docPr id="8" name="Picture 8" descr="For your Image-pattern Network Investigation, save the input, procedure, observed result and limitation of this check. Label this worked example as practice; use a different, previously unreviewed case when checking independent understanding. Draw your input, deciding step, result and limit. Supported question: Can the max map reveal where the 4 originally appeared? Point to the relevant step in the picture, then write the changed result and the rule or evidence that supports it."/>
+            <wp:docPr id="10" name="Picture 10" descr="For your Image-pattern Network Investigation, save the input, procedure, observed result and limitation of this check. Label this worked example as practice; use a different, previously unreviewed case when checking independent understanding. Draw your input, deciding step, result and limit. Supported question: Can the max map reveal where the 4 originally appeared? Point to the relevant step in the picture, then write the changed result and the rule or evidence that supports it."/>
             <wp:cNvGraphicFramePr>
               <a:graphicFrameLocks noChangeAspect="1"/>
             </wp:cNvGraphicFramePr>
@@ -5296,7 +5736,7 @@
                     <pic:cNvPicPr/>
                   </pic:nvPicPr>
                   <pic:blipFill>
-                    <a:blip r:embed="rId16"/>
+                    <a:blip r:embed="rId17"/>
                     <a:stretch>
                       <a:fillRect/>
                     </a:stretch>
@@ -5387,7 +5827,6 @@
     <w:p>
       <w:pPr>
         <w:spacing w:line="336" w:lineRule="auto" w:after="180"/>
-        <w:shd w:fill="F5F1FB"/>
       </w:pPr>
       <w:r>
         <w:rPr>
@@ -5410,58 +5849,126 @@
     </w:p>
     <w:p>
       <w:pPr>
-        <w:pStyle w:val="Heading3"/>
-      </w:pPr>
-      <w:r>
-        <w:t>Discuss while showing the picture</w:t>
+        <w:spacing w:line="336" w:lineRule="auto" w:after="180"/>
+      </w:pPr>
+      <w:r>
+        <w:rPr>
+          <w:b w:val="0"/>
+        </w:rPr>
+        <w:t xml:space="preserve">Teacher prompt: Draw your project trace and justify the deciding step using </w:t>
+      </w:r>
+      <w:r>
+        <w:rPr>
+          <w:b/>
+        </w:rPr>
+        <w:t>evidence</w:t>
+      </w:r>
+      <w:r>
+        <w:rPr>
+          <w:b w:val="0"/>
+        </w:rPr>
+        <w:t>. Ask learners to describe one label or arrow in ordinary words. Use the adjacent transcript if the image is difficult to see.</w:t>
       </w:r>
     </w:p>
     <w:p>
       <w:pPr>
         <w:spacing w:line="336" w:lineRule="auto" w:after="180"/>
-        <w:shd w:fill="F1F6F8"/>
       </w:pPr>
       <w:r>
         <w:rPr>
           <w:b w:val="0"/>
         </w:rPr>
-        <w:t xml:space="preserve">Teacher prompt: Draw your project trace and justify the deciding step using </w:t>
-      </w:r>
-      <w:r>
-        <w:rPr>
-          <w:b/>
-        </w:rPr>
-        <w:t>evidence</w:t>
-      </w:r>
-      <w:r>
-        <w:rPr>
-          <w:b w:val="0"/>
-        </w:rPr>
-        <w:t>. Ask learners to describe one label or arrow in ordinary words. Use the adjacent transcript if the image is difficult to see.</w:t>
+        <w:t>Supported practice key: No. The original 4 was top-right in the left window, but after swapping it is top-left; the pooled value 4 is identical. Changed-case check: Both pooled maps remain unchanged.</w:t>
       </w:r>
     </w:p>
     <w:p>
       <w:pPr>
         <w:spacing w:line="336" w:lineRule="auto" w:after="180"/>
-        <w:shd w:fill="F1F6F8"/>
       </w:pPr>
       <w:r>
         <w:rPr>
           <w:b w:val="0"/>
         </w:rPr>
-        <w:t>Supported practice key: No. The original 4 was top-right in the left window, but after swapping it is top-left; the pooled value 4 is identical. Changed-case check: Both pooled maps remain unchanged.</w:t>
+        <w:t>Max and mean ignore the positions of values inside the same window.</w:t>
       </w:r>
     </w:p>
     <w:p>
       <w:pPr>
+        <w:pStyle w:val="Heading2"/>
+      </w:pPr>
+      <w:r>
+        <w:t>Earlier wording, alternatives and picture transcripts · reference / check after trying</w:t>
+      </w:r>
+    </w:p>
+    <w:p>
+      <w:pPr>
         <w:spacing w:line="336" w:lineRule="auto" w:after="180"/>
-        <w:shd w:fill="F1F6F8"/>
       </w:pPr>
       <w:r>
         <w:rPr>
           <w:b w:val="0"/>
         </w:rPr>
-        <w:t>Max and mean ignore the positions of values inside the same window.</w:t>
+        <w:t xml:space="preserve">Use one picture at a time. Hide a worked result before asking for a </w:t>
+      </w:r>
+      <w:r>
+        <w:rPr>
+          <w:b/>
+        </w:rPr>
+        <w:t>prediction</w:t>
+      </w:r>
+      <w:r>
+        <w:rPr>
+          <w:b w:val="0"/>
+        </w:rPr>
+        <w:t>, then reveal it for feedback. These are supported teaching cases; retain the separate independent assessment for a fresh first attempt.</w:t>
+      </w:r>
+    </w:p>
+    <w:p>
+      <w:pPr>
+        <w:pStyle w:val="Heading3"/>
+      </w:pPr>
+      <w:r>
+        <w:t>01. Pooling and spatial information: the case</w:t>
+      </w:r>
+    </w:p>
+    <w:p>
+      <w:pPr>
+        <w:pStyle w:val="Heading3"/>
+      </w:pPr>
+      <w:r>
+        <w:t>02. Follow the deciding steps</w:t>
+      </w:r>
+    </w:p>
+    <w:p>
+      <w:pPr>
+        <w:pStyle w:val="Heading3"/>
+      </w:pPr>
+      <w:r>
+        <w:t>03. Two adjacent pooling windows</w:t>
+      </w:r>
+    </w:p>
+    <w:p>
+      <w:pPr>
+        <w:pStyle w:val="Heading3"/>
+      </w:pPr>
+      <w:r>
+        <w:t>04. Change one thing. Trace what follows.</w:t>
+      </w:r>
+    </w:p>
+    <w:p>
+      <w:pPr>
+        <w:pStyle w:val="Heading3"/>
+      </w:pPr>
+      <w:r>
+        <w:t>05. Connect the explanation to its limit</w:t>
+      </w:r>
+    </w:p>
+    <w:p>
+      <w:pPr>
+        <w:pStyle w:val="Heading3"/>
+      </w:pPr>
+      <w:r>
+        <w:t>06. Make the idea visible in your project</w:t>
       </w:r>
     </w:p>
     <w:sectPr>
